--- a/Selenium_WebDriver/reports/Appointment_Test_Report.docx
+++ b/Selenium_WebDriver/reports/Appointment_Test_Report.docx
@@ -8,8 +8,10 @@
       </w:pPr>
       <w:r>
         <w:rPr>
+          <w:rFonts w:ascii="Times New Roman" w:hAnsi="Times New Roman" w:eastAsia="Times New Roman"/>
           <w:b/>
-          <w:sz w:val="32"/>
+          <w:color w:val="000000"/>
+          <w:sz w:val="26"/>
         </w:rPr>
         <w:t>BÁO CÁO KẾT QUẢ KIỂM THỬ TỰ ĐỘNG</w:t>
         <w:br/>
@@ -21,7 +23,12 @@
         <w:jc w:val="center"/>
       </w:pPr>
       <w:r>
-        <w:t>Thời gian tạo báo cáo: 31/08/2026 21:09:14</w:t>
+        <w:rPr>
+          <w:rFonts w:ascii="Times New Roman" w:hAnsi="Times New Roman" w:eastAsia="Times New Roman"/>
+          <w:color w:val="000000"/>
+          <w:sz w:val="26"/>
+        </w:rPr>
+        <w:t>Thời gian tạo báo cáo: 06/09/2026 19:42:37</w:t>
       </w:r>
     </w:p>
     <w:p/>
@@ -30,6 +37,11 @@
         <w:pStyle w:val="Heading1"/>
       </w:pPr>
       <w:r>
+        <w:rPr>
+          <w:rFonts w:ascii="Times New Roman" w:hAnsi="Times New Roman" w:eastAsia="Times New Roman"/>
+          <w:color w:val="000000"/>
+          <w:sz w:val="26"/>
+        </w:rPr>
         <w:t>1. Tổng quan kết quả</w:t>
       </w:r>
     </w:p>
@@ -50,6 +62,11 @@
           </w:tcPr>
           <w:p>
             <w:r>
+              <w:rPr>
+                <w:rFonts w:ascii="Times New Roman" w:hAnsi="Times New Roman" w:eastAsia="Times New Roman"/>
+                <w:color w:val="000000"/>
+                <w:sz w:val="26"/>
+              </w:rPr>
               <w:t>Nội dung</w:t>
             </w:r>
           </w:p>
@@ -60,6 +77,11 @@
           </w:tcPr>
           <w:p>
             <w:r>
+              <w:rPr>
+                <w:rFonts w:ascii="Times New Roman" w:hAnsi="Times New Roman" w:eastAsia="Times New Roman"/>
+                <w:color w:val="000000"/>
+                <w:sz w:val="26"/>
+              </w:rPr>
               <w:t>Kết quả</w:t>
             </w:r>
           </w:p>
@@ -72,6 +94,11 @@
           </w:tcPr>
           <w:p>
             <w:r>
+              <w:rPr>
+                <w:rFonts w:ascii="Times New Roman" w:hAnsi="Times New Roman" w:eastAsia="Times New Roman"/>
+                <w:color w:val="000000"/>
+                <w:sz w:val="26"/>
+              </w:rPr>
               <w:t>Tổng số Test Case</w:t>
             </w:r>
           </w:p>
@@ -82,6 +109,11 @@
           </w:tcPr>
           <w:p>
             <w:r>
+              <w:rPr>
+                <w:rFonts w:ascii="Times New Roman" w:hAnsi="Times New Roman" w:eastAsia="Times New Roman"/>
+                <w:color w:val="000000"/>
+                <w:sz w:val="26"/>
+              </w:rPr>
               <w:t>9</w:t>
             </w:r>
           </w:p>
@@ -94,6 +126,11 @@
           </w:tcPr>
           <w:p>
             <w:r>
+              <w:rPr>
+                <w:rFonts w:ascii="Times New Roman" w:hAnsi="Times New Roman" w:eastAsia="Times New Roman"/>
+                <w:color w:val="000000"/>
+                <w:sz w:val="26"/>
+              </w:rPr>
               <w:t>Passed</w:t>
             </w:r>
           </w:p>
@@ -104,6 +141,11 @@
           </w:tcPr>
           <w:p>
             <w:r>
+              <w:rPr>
+                <w:rFonts w:ascii="Times New Roman" w:hAnsi="Times New Roman" w:eastAsia="Times New Roman"/>
+                <w:color w:val="000000"/>
+                <w:sz w:val="26"/>
+              </w:rPr>
               <w:t>8</w:t>
             </w:r>
           </w:p>
@@ -116,6 +158,11 @@
           </w:tcPr>
           <w:p>
             <w:r>
+              <w:rPr>
+                <w:rFonts w:ascii="Times New Roman" w:hAnsi="Times New Roman" w:eastAsia="Times New Roman"/>
+                <w:color w:val="000000"/>
+                <w:sz w:val="26"/>
+              </w:rPr>
               <w:t>Failed</w:t>
             </w:r>
           </w:p>
@@ -126,6 +173,11 @@
           </w:tcPr>
           <w:p>
             <w:r>
+              <w:rPr>
+                <w:rFonts w:ascii="Times New Roman" w:hAnsi="Times New Roman" w:eastAsia="Times New Roman"/>
+                <w:color w:val="000000"/>
+                <w:sz w:val="26"/>
+              </w:rPr>
               <w:t>0</w:t>
             </w:r>
           </w:p>
@@ -138,6 +190,11 @@
           </w:tcPr>
           <w:p>
             <w:r>
+              <w:rPr>
+                <w:rFonts w:ascii="Times New Roman" w:hAnsi="Times New Roman" w:eastAsia="Times New Roman"/>
+                <w:color w:val="000000"/>
+                <w:sz w:val="26"/>
+              </w:rPr>
               <w:t>XFailed</w:t>
             </w:r>
           </w:p>
@@ -148,6 +205,11 @@
           </w:tcPr>
           <w:p>
             <w:r>
+              <w:rPr>
+                <w:rFonts w:ascii="Times New Roman" w:hAnsi="Times New Roman" w:eastAsia="Times New Roman"/>
+                <w:color w:val="000000"/>
+                <w:sz w:val="26"/>
+              </w:rPr>
               <w:t>1</w:t>
             </w:r>
           </w:p>
@@ -160,6 +222,11 @@
           </w:tcPr>
           <w:p>
             <w:r>
+              <w:rPr>
+                <w:rFonts w:ascii="Times New Roman" w:hAnsi="Times New Roman" w:eastAsia="Times New Roman"/>
+                <w:color w:val="000000"/>
+                <w:sz w:val="26"/>
+              </w:rPr>
               <w:t>Skipped</w:t>
             </w:r>
           </w:p>
@@ -170,6 +237,11 @@
           </w:tcPr>
           <w:p>
             <w:r>
+              <w:rPr>
+                <w:rFonts w:ascii="Times New Roman" w:hAnsi="Times New Roman" w:eastAsia="Times New Roman"/>
+                <w:color w:val="000000"/>
+                <w:sz w:val="26"/>
+              </w:rPr>
               <w:t>0</w:t>
             </w:r>
           </w:p>
@@ -182,6 +254,11 @@
         <w:pStyle w:val="Heading1"/>
       </w:pPr>
       <w:r>
+        <w:rPr>
+          <w:rFonts w:ascii="Times New Roman" w:hAnsi="Times New Roman" w:eastAsia="Times New Roman"/>
+          <w:color w:val="000000"/>
+          <w:sz w:val="26"/>
+        </w:rPr>
         <w:t>2. Kết quả từng Test Case</w:t>
       </w:r>
     </w:p>
@@ -206,6 +283,11 @@
           </w:tcPr>
           <w:p>
             <w:r>
+              <w:rPr>
+                <w:rFonts w:ascii="Times New Roman" w:hAnsi="Times New Roman" w:eastAsia="Times New Roman"/>
+                <w:color w:val="000000"/>
+                <w:sz w:val="26"/>
+              </w:rPr>
               <w:t>Test Case</w:t>
             </w:r>
           </w:p>
@@ -216,6 +298,11 @@
           </w:tcPr>
           <w:p>
             <w:r>
+              <w:rPr>
+                <w:rFonts w:ascii="Times New Roman" w:hAnsi="Times New Roman" w:eastAsia="Times New Roman"/>
+                <w:color w:val="000000"/>
+                <w:sz w:val="26"/>
+              </w:rPr>
               <w:t>Kết quả</w:t>
             </w:r>
           </w:p>
@@ -226,6 +313,11 @@
           </w:tcPr>
           <w:p>
             <w:r>
+              <w:rPr>
+                <w:rFonts w:ascii="Times New Roman" w:hAnsi="Times New Roman" w:eastAsia="Times New Roman"/>
+                <w:color w:val="000000"/>
+                <w:sz w:val="26"/>
+              </w:rPr>
               <w:t>Thời gian</w:t>
             </w:r>
           </w:p>
@@ -236,6 +328,11 @@
           </w:tcPr>
           <w:p>
             <w:r>
+              <w:rPr>
+                <w:rFonts w:ascii="Times New Roman" w:hAnsi="Times New Roman" w:eastAsia="Times New Roman"/>
+                <w:color w:val="000000"/>
+                <w:sz w:val="26"/>
+              </w:rPr>
               <w:t>Duration (s)</w:t>
             </w:r>
           </w:p>
@@ -246,6 +343,11 @@
           </w:tcPr>
           <w:p>
             <w:r>
+              <w:rPr>
+                <w:rFonts w:ascii="Times New Roman" w:hAnsi="Times New Roman" w:eastAsia="Times New Roman"/>
+                <w:color w:val="000000"/>
+                <w:sz w:val="26"/>
+              </w:rPr>
               <w:t>Screenshot</w:t>
             </w:r>
           </w:p>
@@ -256,6 +358,11 @@
           </w:tcPr>
           <w:p>
             <w:r>
+              <w:rPr>
+                <w:rFonts w:ascii="Times New Roman" w:hAnsi="Times New Roman" w:eastAsia="Times New Roman"/>
+                <w:color w:val="000000"/>
+                <w:sz w:val="26"/>
+              </w:rPr>
               <w:t>Ghi chú</w:t>
             </w:r>
           </w:p>
@@ -268,6 +375,11 @@
           </w:tcPr>
           <w:p>
             <w:r>
+              <w:rPr>
+                <w:rFonts w:ascii="Times New Roman" w:hAnsi="Times New Roman" w:eastAsia="Times New Roman"/>
+                <w:color w:val="000000"/>
+                <w:sz w:val="26"/>
+              </w:rPr>
               <w:t>TC-APPOINTMENT-001</w:t>
             </w:r>
           </w:p>
@@ -278,6 +390,11 @@
           </w:tcPr>
           <w:p>
             <w:r>
+              <w:rPr>
+                <w:rFonts w:ascii="Times New Roman" w:hAnsi="Times New Roman" w:eastAsia="Times New Roman"/>
+                <w:color w:val="000000"/>
+                <w:sz w:val="26"/>
+              </w:rPr>
               <w:t>PASSED</w:t>
             </w:r>
           </w:p>
@@ -288,34 +405,56 @@
           </w:tcPr>
           <w:p>
             <w:r>
-              <w:t>31/08/2026 21:06:48</w:t>
-            </w:r>
-          </w:p>
-        </w:tc>
-        <w:tc>
-          <w:tcPr>
-            <w:tcW w:type="dxa" w:w="1440"/>
-          </w:tcPr>
-          <w:p>
-            <w:r>
-              <w:t>33.59</w:t>
-            </w:r>
-          </w:p>
-        </w:tc>
-        <w:tc>
-          <w:tcPr>
-            <w:tcW w:type="dxa" w:w="1440"/>
-          </w:tcPr>
-          <w:p>
-            <w:r/>
-          </w:p>
-        </w:tc>
-        <w:tc>
-          <w:tcPr>
-            <w:tcW w:type="dxa" w:w="1440"/>
-          </w:tcPr>
-          <w:p>
-            <w:r/>
+              <w:rPr>
+                <w:rFonts w:ascii="Times New Roman" w:hAnsi="Times New Roman" w:eastAsia="Times New Roman"/>
+                <w:color w:val="000000"/>
+                <w:sz w:val="26"/>
+              </w:rPr>
+              <w:t>06/09/2026 19:09:37</w:t>
+            </w:r>
+          </w:p>
+        </w:tc>
+        <w:tc>
+          <w:tcPr>
+            <w:tcW w:type="dxa" w:w="1440"/>
+          </w:tcPr>
+          <w:p>
+            <w:r>
+              <w:rPr>
+                <w:rFonts w:ascii="Times New Roman" w:hAnsi="Times New Roman" w:eastAsia="Times New Roman"/>
+                <w:color w:val="000000"/>
+                <w:sz w:val="26"/>
+              </w:rPr>
+              <w:t>33.68</w:t>
+            </w:r>
+          </w:p>
+        </w:tc>
+        <w:tc>
+          <w:tcPr>
+            <w:tcW w:type="dxa" w:w="1440"/>
+          </w:tcPr>
+          <w:p>
+            <w:r>
+              <w:rPr>
+                <w:rFonts w:ascii="Times New Roman" w:hAnsi="Times New Roman" w:eastAsia="Times New Roman"/>
+                <w:color w:val="000000"/>
+                <w:sz w:val="26"/>
+              </w:rPr>
+            </w:r>
+          </w:p>
+        </w:tc>
+        <w:tc>
+          <w:tcPr>
+            <w:tcW w:type="dxa" w:w="1440"/>
+          </w:tcPr>
+          <w:p>
+            <w:r>
+              <w:rPr>
+                <w:rFonts w:ascii="Times New Roman" w:hAnsi="Times New Roman" w:eastAsia="Times New Roman"/>
+                <w:color w:val="000000"/>
+                <w:sz w:val="26"/>
+              </w:rPr>
+            </w:r>
           </w:p>
         </w:tc>
       </w:tr>
@@ -326,6 +465,11 @@
           </w:tcPr>
           <w:p>
             <w:r>
+              <w:rPr>
+                <w:rFonts w:ascii="Times New Roman" w:hAnsi="Times New Roman" w:eastAsia="Times New Roman"/>
+                <w:color w:val="000000"/>
+                <w:sz w:val="26"/>
+              </w:rPr>
               <w:t>TC-APPOINTMENT-002</w:t>
             </w:r>
           </w:p>
@@ -336,6 +480,11 @@
           </w:tcPr>
           <w:p>
             <w:r>
+              <w:rPr>
+                <w:rFonts w:ascii="Times New Roman" w:hAnsi="Times New Roman" w:eastAsia="Times New Roman"/>
+                <w:color w:val="000000"/>
+                <w:sz w:val="26"/>
+              </w:rPr>
               <w:t>PASSED</w:t>
             </w:r>
           </w:p>
@@ -346,34 +495,56 @@
           </w:tcPr>
           <w:p>
             <w:r>
-              <w:t>31/08/2026 21:07:07</w:t>
-            </w:r>
-          </w:p>
-        </w:tc>
-        <w:tc>
-          <w:tcPr>
-            <w:tcW w:type="dxa" w:w="1440"/>
-          </w:tcPr>
-          <w:p>
-            <w:r>
-              <w:t>15.43</w:t>
-            </w:r>
-          </w:p>
-        </w:tc>
-        <w:tc>
-          <w:tcPr>
-            <w:tcW w:type="dxa" w:w="1440"/>
-          </w:tcPr>
-          <w:p>
-            <w:r/>
-          </w:p>
-        </w:tc>
-        <w:tc>
-          <w:tcPr>
-            <w:tcW w:type="dxa" w:w="1440"/>
-          </w:tcPr>
-          <w:p>
-            <w:r/>
+              <w:rPr>
+                <w:rFonts w:ascii="Times New Roman" w:hAnsi="Times New Roman" w:eastAsia="Times New Roman"/>
+                <w:color w:val="000000"/>
+                <w:sz w:val="26"/>
+              </w:rPr>
+              <w:t>06/09/2026 19:09:56</w:t>
+            </w:r>
+          </w:p>
+        </w:tc>
+        <w:tc>
+          <w:tcPr>
+            <w:tcW w:type="dxa" w:w="1440"/>
+          </w:tcPr>
+          <w:p>
+            <w:r>
+              <w:rPr>
+                <w:rFonts w:ascii="Times New Roman" w:hAnsi="Times New Roman" w:eastAsia="Times New Roman"/>
+                <w:color w:val="000000"/>
+                <w:sz w:val="26"/>
+              </w:rPr>
+              <w:t>15.60</w:t>
+            </w:r>
+          </w:p>
+        </w:tc>
+        <w:tc>
+          <w:tcPr>
+            <w:tcW w:type="dxa" w:w="1440"/>
+          </w:tcPr>
+          <w:p>
+            <w:r>
+              <w:rPr>
+                <w:rFonts w:ascii="Times New Roman" w:hAnsi="Times New Roman" w:eastAsia="Times New Roman"/>
+                <w:color w:val="000000"/>
+                <w:sz w:val="26"/>
+              </w:rPr>
+            </w:r>
+          </w:p>
+        </w:tc>
+        <w:tc>
+          <w:tcPr>
+            <w:tcW w:type="dxa" w:w="1440"/>
+          </w:tcPr>
+          <w:p>
+            <w:r>
+              <w:rPr>
+                <w:rFonts w:ascii="Times New Roman" w:hAnsi="Times New Roman" w:eastAsia="Times New Roman"/>
+                <w:color w:val="000000"/>
+                <w:sz w:val="26"/>
+              </w:rPr>
+            </w:r>
           </w:p>
         </w:tc>
       </w:tr>
@@ -384,6 +555,11 @@
           </w:tcPr>
           <w:p>
             <w:r>
+              <w:rPr>
+                <w:rFonts w:ascii="Times New Roman" w:hAnsi="Times New Roman" w:eastAsia="Times New Roman"/>
+                <w:color w:val="000000"/>
+                <w:sz w:val="26"/>
+              </w:rPr>
               <w:t>TC-APPOINTMENT-003</w:t>
             </w:r>
           </w:p>
@@ -394,6 +570,11 @@
           </w:tcPr>
           <w:p>
             <w:r>
+              <w:rPr>
+                <w:rFonts w:ascii="Times New Roman" w:hAnsi="Times New Roman" w:eastAsia="Times New Roman"/>
+                <w:color w:val="000000"/>
+                <w:sz w:val="26"/>
+              </w:rPr>
               <w:t>PASSED</w:t>
             </w:r>
           </w:p>
@@ -404,34 +585,56 @@
           </w:tcPr>
           <w:p>
             <w:r>
-              <w:t>31/08/2026 21:07:26</w:t>
-            </w:r>
-          </w:p>
-        </w:tc>
-        <w:tc>
-          <w:tcPr>
-            <w:tcW w:type="dxa" w:w="1440"/>
-          </w:tcPr>
-          <w:p>
-            <w:r>
-              <w:t>15.48</w:t>
-            </w:r>
-          </w:p>
-        </w:tc>
-        <w:tc>
-          <w:tcPr>
-            <w:tcW w:type="dxa" w:w="1440"/>
-          </w:tcPr>
-          <w:p>
-            <w:r/>
-          </w:p>
-        </w:tc>
-        <w:tc>
-          <w:tcPr>
-            <w:tcW w:type="dxa" w:w="1440"/>
-          </w:tcPr>
-          <w:p>
-            <w:r/>
+              <w:rPr>
+                <w:rFonts w:ascii="Times New Roman" w:hAnsi="Times New Roman" w:eastAsia="Times New Roman"/>
+                <w:color w:val="000000"/>
+                <w:sz w:val="26"/>
+              </w:rPr>
+              <w:t>06/09/2026 19:10:15</w:t>
+            </w:r>
+          </w:p>
+        </w:tc>
+        <w:tc>
+          <w:tcPr>
+            <w:tcW w:type="dxa" w:w="1440"/>
+          </w:tcPr>
+          <w:p>
+            <w:r>
+              <w:rPr>
+                <w:rFonts w:ascii="Times New Roman" w:hAnsi="Times New Roman" w:eastAsia="Times New Roman"/>
+                <w:color w:val="000000"/>
+                <w:sz w:val="26"/>
+              </w:rPr>
+              <w:t>15.55</w:t>
+            </w:r>
+          </w:p>
+        </w:tc>
+        <w:tc>
+          <w:tcPr>
+            <w:tcW w:type="dxa" w:w="1440"/>
+          </w:tcPr>
+          <w:p>
+            <w:r>
+              <w:rPr>
+                <w:rFonts w:ascii="Times New Roman" w:hAnsi="Times New Roman" w:eastAsia="Times New Roman"/>
+                <w:color w:val="000000"/>
+                <w:sz w:val="26"/>
+              </w:rPr>
+            </w:r>
+          </w:p>
+        </w:tc>
+        <w:tc>
+          <w:tcPr>
+            <w:tcW w:type="dxa" w:w="1440"/>
+          </w:tcPr>
+          <w:p>
+            <w:r>
+              <w:rPr>
+                <w:rFonts w:ascii="Times New Roman" w:hAnsi="Times New Roman" w:eastAsia="Times New Roman"/>
+                <w:color w:val="000000"/>
+                <w:sz w:val="26"/>
+              </w:rPr>
+            </w:r>
           </w:p>
         </w:tc>
       </w:tr>
@@ -442,6 +645,11 @@
           </w:tcPr>
           <w:p>
             <w:r>
+              <w:rPr>
+                <w:rFonts w:ascii="Times New Roman" w:hAnsi="Times New Roman" w:eastAsia="Times New Roman"/>
+                <w:color w:val="000000"/>
+                <w:sz w:val="26"/>
+              </w:rPr>
               <w:t>TC-APPOINTMENT-004</w:t>
             </w:r>
           </w:p>
@@ -452,6 +660,11 @@
           </w:tcPr>
           <w:p>
             <w:r>
+              <w:rPr>
+                <w:rFonts w:ascii="Times New Roman" w:hAnsi="Times New Roman" w:eastAsia="Times New Roman"/>
+                <w:color w:val="000000"/>
+                <w:sz w:val="26"/>
+              </w:rPr>
               <w:t>XFAILED</w:t>
             </w:r>
           </w:p>
@@ -462,35 +675,62 @@
           </w:tcPr>
           <w:p>
             <w:r>
-              <w:t>31/08/2026 21:08:00</w:t>
-            </w:r>
-          </w:p>
-        </w:tc>
-        <w:tc>
-          <w:tcPr>
-            <w:tcW w:type="dxa" w:w="1440"/>
-          </w:tcPr>
-          <w:p>
-            <w:r>
-              <w:t>14.28</w:t>
-            </w:r>
-          </w:p>
-        </w:tc>
-        <w:tc>
-          <w:tcPr>
-            <w:tcW w:type="dxa" w:w="1440"/>
-          </w:tcPr>
-          <w:p>
-            <w:r/>
-          </w:p>
-        </w:tc>
-        <w:tc>
-          <w:tcPr>
-            <w:tcW w:type="dxa" w:w="1440"/>
-          </w:tcPr>
-          <w:p>
-            <w:r>
-              <w:t>Known bug: bác sĩ chưa thể xem hồ sơ bệnh nhân khi lịch đang chờ xác nhận.</w:t>
+              <w:rPr>
+                <w:rFonts w:ascii="Times New Roman" w:hAnsi="Times New Roman" w:eastAsia="Times New Roman"/>
+                <w:color w:val="000000"/>
+                <w:sz w:val="26"/>
+              </w:rPr>
+              <w:t>06/09/2026 19:10:49</w:t>
+            </w:r>
+          </w:p>
+        </w:tc>
+        <w:tc>
+          <w:tcPr>
+            <w:tcW w:type="dxa" w:w="1440"/>
+          </w:tcPr>
+          <w:p>
+            <w:r>
+              <w:rPr>
+                <w:rFonts w:ascii="Times New Roman" w:hAnsi="Times New Roman" w:eastAsia="Times New Roman"/>
+                <w:color w:val="000000"/>
+                <w:sz w:val="26"/>
+              </w:rPr>
+              <w:t>14.29</w:t>
+            </w:r>
+          </w:p>
+        </w:tc>
+        <w:tc>
+          <w:tcPr>
+            <w:tcW w:type="dxa" w:w="1440"/>
+          </w:tcPr>
+          <w:p>
+            <w:r>
+              <w:rPr>
+                <w:rFonts w:ascii="Times New Roman" w:hAnsi="Times New Roman" w:eastAsia="Times New Roman"/>
+                <w:color w:val="000000"/>
+                <w:sz w:val="26"/>
+              </w:rPr>
+            </w:r>
+          </w:p>
+        </w:tc>
+        <w:tc>
+          <w:tcPr>
+            <w:tcW w:type="dxa" w:w="1440"/>
+          </w:tcPr>
+          <w:p>
+            <w:r>
+              <w:rPr>
+                <w:rFonts w:ascii="Times New Roman" w:hAnsi="Times New Roman" w:eastAsia="Times New Roman"/>
+                <w:color w:val="000000"/>
+                <w:sz w:val="26"/>
+              </w:rPr>
+              <w:t>Known bug: bác sĩ chưa thể xem hồ sơ bệnh nhân khi lịch đang chờ xác nhận. | TC-APPOINTMENT-004 | STEP 3 FAILED | Bác sĩ không có nút Xem hồ sơ khi lịch đang Chờ xác nhận</w:t>
+              <w:br/>
+              <w:t>assert False</w:t>
+              <w:br/>
+              <w:t xml:space="preserve"> +  where False = is_patient_profile_button_present(320)</w:t>
+              <w:br/>
+              <w:t xml:space="preserve"> +    where is_patient_profile_button_present = &lt;pages.DoctorAppointmentPage.DoctorAppointmentPage object at 0x0000015EF446FA90&gt;.is_patient_profile_button_present</w:t>
             </w:r>
           </w:p>
         </w:tc>
@@ -502,6 +742,11 @@
           </w:tcPr>
           <w:p>
             <w:r>
+              <w:rPr>
+                <w:rFonts w:ascii="Times New Roman" w:hAnsi="Times New Roman" w:eastAsia="Times New Roman"/>
+                <w:color w:val="000000"/>
+                <w:sz w:val="26"/>
+              </w:rPr>
               <w:t>TC-APPOINTMENT-005</w:t>
             </w:r>
           </w:p>
@@ -512,6 +757,11 @@
           </w:tcPr>
           <w:p>
             <w:r>
+              <w:rPr>
+                <w:rFonts w:ascii="Times New Roman" w:hAnsi="Times New Roman" w:eastAsia="Times New Roman"/>
+                <w:color w:val="000000"/>
+                <w:sz w:val="26"/>
+              </w:rPr>
               <w:t>PASSED</w:t>
             </w:r>
           </w:p>
@@ -522,34 +772,56 @@
           </w:tcPr>
           <w:p>
             <w:r>
-              <w:t>31/08/2026 21:08:18</w:t>
-            </w:r>
-          </w:p>
-        </w:tc>
-        <w:tc>
-          <w:tcPr>
-            <w:tcW w:type="dxa" w:w="1440"/>
-          </w:tcPr>
-          <w:p>
-            <w:r>
-              <w:t>14.63</w:t>
-            </w:r>
-          </w:p>
-        </w:tc>
-        <w:tc>
-          <w:tcPr>
-            <w:tcW w:type="dxa" w:w="1440"/>
-          </w:tcPr>
-          <w:p>
-            <w:r/>
-          </w:p>
-        </w:tc>
-        <w:tc>
-          <w:tcPr>
-            <w:tcW w:type="dxa" w:w="1440"/>
-          </w:tcPr>
-          <w:p>
-            <w:r/>
+              <w:rPr>
+                <w:rFonts w:ascii="Times New Roman" w:hAnsi="Times New Roman" w:eastAsia="Times New Roman"/>
+                <w:color w:val="000000"/>
+                <w:sz w:val="26"/>
+              </w:rPr>
+              <w:t>06/09/2026 19:11:07</w:t>
+            </w:r>
+          </w:p>
+        </w:tc>
+        <w:tc>
+          <w:tcPr>
+            <w:tcW w:type="dxa" w:w="1440"/>
+          </w:tcPr>
+          <w:p>
+            <w:r>
+              <w:rPr>
+                <w:rFonts w:ascii="Times New Roman" w:hAnsi="Times New Roman" w:eastAsia="Times New Roman"/>
+                <w:color w:val="000000"/>
+                <w:sz w:val="26"/>
+              </w:rPr>
+              <w:t>14.58</w:t>
+            </w:r>
+          </w:p>
+        </w:tc>
+        <w:tc>
+          <w:tcPr>
+            <w:tcW w:type="dxa" w:w="1440"/>
+          </w:tcPr>
+          <w:p>
+            <w:r>
+              <w:rPr>
+                <w:rFonts w:ascii="Times New Roman" w:hAnsi="Times New Roman" w:eastAsia="Times New Roman"/>
+                <w:color w:val="000000"/>
+                <w:sz w:val="26"/>
+              </w:rPr>
+            </w:r>
+          </w:p>
+        </w:tc>
+        <w:tc>
+          <w:tcPr>
+            <w:tcW w:type="dxa" w:w="1440"/>
+          </w:tcPr>
+          <w:p>
+            <w:r>
+              <w:rPr>
+                <w:rFonts w:ascii="Times New Roman" w:hAnsi="Times New Roman" w:eastAsia="Times New Roman"/>
+                <w:color w:val="000000"/>
+                <w:sz w:val="26"/>
+              </w:rPr>
+            </w:r>
           </w:p>
         </w:tc>
       </w:tr>
@@ -560,6 +832,11 @@
           </w:tcPr>
           <w:p>
             <w:r>
+              <w:rPr>
+                <w:rFonts w:ascii="Times New Roman" w:hAnsi="Times New Roman" w:eastAsia="Times New Roman"/>
+                <w:color w:val="000000"/>
+                <w:sz w:val="26"/>
+              </w:rPr>
               <w:t>TC-APPOINTMENT-006</w:t>
             </w:r>
           </w:p>
@@ -570,6 +847,11 @@
           </w:tcPr>
           <w:p>
             <w:r>
+              <w:rPr>
+                <w:rFonts w:ascii="Times New Roman" w:hAnsi="Times New Roman" w:eastAsia="Times New Roman"/>
+                <w:color w:val="000000"/>
+                <w:sz w:val="26"/>
+              </w:rPr>
               <w:t>PASSED</w:t>
             </w:r>
           </w:p>
@@ -580,34 +862,56 @@
           </w:tcPr>
           <w:p>
             <w:r>
-              <w:t>31/08/2026 21:08:30</w:t>
-            </w:r>
-          </w:p>
-        </w:tc>
-        <w:tc>
-          <w:tcPr>
-            <w:tcW w:type="dxa" w:w="1440"/>
-          </w:tcPr>
-          <w:p>
-            <w:r>
-              <w:t>8.80</w:t>
-            </w:r>
-          </w:p>
-        </w:tc>
-        <w:tc>
-          <w:tcPr>
-            <w:tcW w:type="dxa" w:w="1440"/>
-          </w:tcPr>
-          <w:p>
-            <w:r/>
-          </w:p>
-        </w:tc>
-        <w:tc>
-          <w:tcPr>
-            <w:tcW w:type="dxa" w:w="1440"/>
-          </w:tcPr>
-          <w:p>
-            <w:r/>
+              <w:rPr>
+                <w:rFonts w:ascii="Times New Roman" w:hAnsi="Times New Roman" w:eastAsia="Times New Roman"/>
+                <w:color w:val="000000"/>
+                <w:sz w:val="26"/>
+              </w:rPr>
+              <w:t>06/09/2026 19:11:19</w:t>
+            </w:r>
+          </w:p>
+        </w:tc>
+        <w:tc>
+          <w:tcPr>
+            <w:tcW w:type="dxa" w:w="1440"/>
+          </w:tcPr>
+          <w:p>
+            <w:r>
+              <w:rPr>
+                <w:rFonts w:ascii="Times New Roman" w:hAnsi="Times New Roman" w:eastAsia="Times New Roman"/>
+                <w:color w:val="000000"/>
+                <w:sz w:val="26"/>
+              </w:rPr>
+              <w:t>8.82</w:t>
+            </w:r>
+          </w:p>
+        </w:tc>
+        <w:tc>
+          <w:tcPr>
+            <w:tcW w:type="dxa" w:w="1440"/>
+          </w:tcPr>
+          <w:p>
+            <w:r>
+              <w:rPr>
+                <w:rFonts w:ascii="Times New Roman" w:hAnsi="Times New Roman" w:eastAsia="Times New Roman"/>
+                <w:color w:val="000000"/>
+                <w:sz w:val="26"/>
+              </w:rPr>
+            </w:r>
+          </w:p>
+        </w:tc>
+        <w:tc>
+          <w:tcPr>
+            <w:tcW w:type="dxa" w:w="1440"/>
+          </w:tcPr>
+          <w:p>
+            <w:r>
+              <w:rPr>
+                <w:rFonts w:ascii="Times New Roman" w:hAnsi="Times New Roman" w:eastAsia="Times New Roman"/>
+                <w:color w:val="000000"/>
+                <w:sz w:val="26"/>
+              </w:rPr>
+            </w:r>
           </w:p>
         </w:tc>
       </w:tr>
@@ -618,6 +922,11 @@
           </w:tcPr>
           <w:p>
             <w:r>
+              <w:rPr>
+                <w:rFonts w:ascii="Times New Roman" w:hAnsi="Times New Roman" w:eastAsia="Times New Roman"/>
+                <w:color w:val="000000"/>
+                <w:sz w:val="26"/>
+              </w:rPr>
               <w:t>TC-APPOINTMENT-007</w:t>
             </w:r>
           </w:p>
@@ -628,6 +937,11 @@
           </w:tcPr>
           <w:p>
             <w:r>
+              <w:rPr>
+                <w:rFonts w:ascii="Times New Roman" w:hAnsi="Times New Roman" w:eastAsia="Times New Roman"/>
+                <w:color w:val="000000"/>
+                <w:sz w:val="26"/>
+              </w:rPr>
               <w:t>PASSED</w:t>
             </w:r>
           </w:p>
@@ -638,34 +952,56 @@
           </w:tcPr>
           <w:p>
             <w:r>
-              <w:t>31/08/2026 21:08:51</w:t>
-            </w:r>
-          </w:p>
-        </w:tc>
-        <w:tc>
-          <w:tcPr>
-            <w:tcW w:type="dxa" w:w="1440"/>
-          </w:tcPr>
-          <w:p>
-            <w:r>
-              <w:t>17.39</w:t>
-            </w:r>
-          </w:p>
-        </w:tc>
-        <w:tc>
-          <w:tcPr>
-            <w:tcW w:type="dxa" w:w="1440"/>
-          </w:tcPr>
-          <w:p>
-            <w:r/>
-          </w:p>
-        </w:tc>
-        <w:tc>
-          <w:tcPr>
-            <w:tcW w:type="dxa" w:w="1440"/>
-          </w:tcPr>
-          <w:p>
-            <w:r/>
+              <w:rPr>
+                <w:rFonts w:ascii="Times New Roman" w:hAnsi="Times New Roman" w:eastAsia="Times New Roman"/>
+                <w:color w:val="000000"/>
+                <w:sz w:val="26"/>
+              </w:rPr>
+              <w:t>06/09/2026 19:11:40</w:t>
+            </w:r>
+          </w:p>
+        </w:tc>
+        <w:tc>
+          <w:tcPr>
+            <w:tcW w:type="dxa" w:w="1440"/>
+          </w:tcPr>
+          <w:p>
+            <w:r>
+              <w:rPr>
+                <w:rFonts w:ascii="Times New Roman" w:hAnsi="Times New Roman" w:eastAsia="Times New Roman"/>
+                <w:color w:val="000000"/>
+                <w:sz w:val="26"/>
+              </w:rPr>
+              <w:t>17.28</w:t>
+            </w:r>
+          </w:p>
+        </w:tc>
+        <w:tc>
+          <w:tcPr>
+            <w:tcW w:type="dxa" w:w="1440"/>
+          </w:tcPr>
+          <w:p>
+            <w:r>
+              <w:rPr>
+                <w:rFonts w:ascii="Times New Roman" w:hAnsi="Times New Roman" w:eastAsia="Times New Roman"/>
+                <w:color w:val="000000"/>
+                <w:sz w:val="26"/>
+              </w:rPr>
+            </w:r>
+          </w:p>
+        </w:tc>
+        <w:tc>
+          <w:tcPr>
+            <w:tcW w:type="dxa" w:w="1440"/>
+          </w:tcPr>
+          <w:p>
+            <w:r>
+              <w:rPr>
+                <w:rFonts w:ascii="Times New Roman" w:hAnsi="Times New Roman" w:eastAsia="Times New Roman"/>
+                <w:color w:val="000000"/>
+                <w:sz w:val="26"/>
+              </w:rPr>
+            </w:r>
           </w:p>
         </w:tc>
       </w:tr>
@@ -676,6 +1012,11 @@
           </w:tcPr>
           <w:p>
             <w:r>
+              <w:rPr>
+                <w:rFonts w:ascii="Times New Roman" w:hAnsi="Times New Roman" w:eastAsia="Times New Roman"/>
+                <w:color w:val="000000"/>
+                <w:sz w:val="26"/>
+              </w:rPr>
               <w:t>TC-APPOINTMENT-008</w:t>
             </w:r>
           </w:p>
@@ -686,6 +1027,11 @@
           </w:tcPr>
           <w:p>
             <w:r>
+              <w:rPr>
+                <w:rFonts w:ascii="Times New Roman" w:hAnsi="Times New Roman" w:eastAsia="Times New Roman"/>
+                <w:color w:val="000000"/>
+                <w:sz w:val="26"/>
+              </w:rPr>
               <w:t>PASSED</w:t>
             </w:r>
           </w:p>
@@ -696,34 +1042,56 @@
           </w:tcPr>
           <w:p>
             <w:r>
-              <w:t>31/08/2026 21:09:12</w:t>
-            </w:r>
-          </w:p>
-        </w:tc>
-        <w:tc>
-          <w:tcPr>
-            <w:tcW w:type="dxa" w:w="1440"/>
-          </w:tcPr>
-          <w:p>
-            <w:r>
-              <w:t>17.54</w:t>
-            </w:r>
-          </w:p>
-        </w:tc>
-        <w:tc>
-          <w:tcPr>
-            <w:tcW w:type="dxa" w:w="1440"/>
-          </w:tcPr>
-          <w:p>
-            <w:r/>
-          </w:p>
-        </w:tc>
-        <w:tc>
-          <w:tcPr>
-            <w:tcW w:type="dxa" w:w="1440"/>
-          </w:tcPr>
-          <w:p>
-            <w:r/>
+              <w:rPr>
+                <w:rFonts w:ascii="Times New Roman" w:hAnsi="Times New Roman" w:eastAsia="Times New Roman"/>
+                <w:color w:val="000000"/>
+                <w:sz w:val="26"/>
+              </w:rPr>
+              <w:t>06/09/2026 19:12:01</w:t>
+            </w:r>
+          </w:p>
+        </w:tc>
+        <w:tc>
+          <w:tcPr>
+            <w:tcW w:type="dxa" w:w="1440"/>
+          </w:tcPr>
+          <w:p>
+            <w:r>
+              <w:rPr>
+                <w:rFonts w:ascii="Times New Roman" w:hAnsi="Times New Roman" w:eastAsia="Times New Roman"/>
+                <w:color w:val="000000"/>
+                <w:sz w:val="26"/>
+              </w:rPr>
+              <w:t>17.56</w:t>
+            </w:r>
+          </w:p>
+        </w:tc>
+        <w:tc>
+          <w:tcPr>
+            <w:tcW w:type="dxa" w:w="1440"/>
+          </w:tcPr>
+          <w:p>
+            <w:r>
+              <w:rPr>
+                <w:rFonts w:ascii="Times New Roman" w:hAnsi="Times New Roman" w:eastAsia="Times New Roman"/>
+                <w:color w:val="000000"/>
+                <w:sz w:val="26"/>
+              </w:rPr>
+            </w:r>
+          </w:p>
+        </w:tc>
+        <w:tc>
+          <w:tcPr>
+            <w:tcW w:type="dxa" w:w="1440"/>
+          </w:tcPr>
+          <w:p>
+            <w:r>
+              <w:rPr>
+                <w:rFonts w:ascii="Times New Roman" w:hAnsi="Times New Roman" w:eastAsia="Times New Roman"/>
+                <w:color w:val="000000"/>
+                <w:sz w:val="26"/>
+              </w:rPr>
+            </w:r>
           </w:p>
         </w:tc>
       </w:tr>
@@ -734,6 +1102,11 @@
           </w:tcPr>
           <w:p>
             <w:r>
+              <w:rPr>
+                <w:rFonts w:ascii="Times New Roman" w:hAnsi="Times New Roman" w:eastAsia="Times New Roman"/>
+                <w:color w:val="000000"/>
+                <w:sz w:val="26"/>
+              </w:rPr>
               <w:t>TC-APPOINTMENT-009</w:t>
             </w:r>
           </w:p>
@@ -744,6 +1117,11 @@
           </w:tcPr>
           <w:p>
             <w:r>
+              <w:rPr>
+                <w:rFonts w:ascii="Times New Roman" w:hAnsi="Times New Roman" w:eastAsia="Times New Roman"/>
+                <w:color w:val="000000"/>
+                <w:sz w:val="26"/>
+              </w:rPr>
               <w:t>PASSED</w:t>
             </w:r>
           </w:p>
@@ -754,34 +1132,56 @@
           </w:tcPr>
           <w:p>
             <w:r>
-              <w:t>31/08/2026 21:07:43</w:t>
-            </w:r>
-          </w:p>
-        </w:tc>
-        <w:tc>
-          <w:tcPr>
-            <w:tcW w:type="dxa" w:w="1440"/>
-          </w:tcPr>
-          <w:p>
-            <w:r>
-              <w:t>13.41</w:t>
-            </w:r>
-          </w:p>
-        </w:tc>
-        <w:tc>
-          <w:tcPr>
-            <w:tcW w:type="dxa" w:w="1440"/>
-          </w:tcPr>
-          <w:p>
-            <w:r/>
-          </w:p>
-        </w:tc>
-        <w:tc>
-          <w:tcPr>
-            <w:tcW w:type="dxa" w:w="1440"/>
-          </w:tcPr>
-          <w:p>
-            <w:r/>
+              <w:rPr>
+                <w:rFonts w:ascii="Times New Roman" w:hAnsi="Times New Roman" w:eastAsia="Times New Roman"/>
+                <w:color w:val="000000"/>
+                <w:sz w:val="26"/>
+              </w:rPr>
+              <w:t>06/09/2026 19:10:32</w:t>
+            </w:r>
+          </w:p>
+        </w:tc>
+        <w:tc>
+          <w:tcPr>
+            <w:tcW w:type="dxa" w:w="1440"/>
+          </w:tcPr>
+          <w:p>
+            <w:r>
+              <w:rPr>
+                <w:rFonts w:ascii="Times New Roman" w:hAnsi="Times New Roman" w:eastAsia="Times New Roman"/>
+                <w:color w:val="000000"/>
+                <w:sz w:val="26"/>
+              </w:rPr>
+              <w:t>13.39</w:t>
+            </w:r>
+          </w:p>
+        </w:tc>
+        <w:tc>
+          <w:tcPr>
+            <w:tcW w:type="dxa" w:w="1440"/>
+          </w:tcPr>
+          <w:p>
+            <w:r>
+              <w:rPr>
+                <w:rFonts w:ascii="Times New Roman" w:hAnsi="Times New Roman" w:eastAsia="Times New Roman"/>
+                <w:color w:val="000000"/>
+                <w:sz w:val="26"/>
+              </w:rPr>
+            </w:r>
+          </w:p>
+        </w:tc>
+        <w:tc>
+          <w:tcPr>
+            <w:tcW w:type="dxa" w:w="1440"/>
+          </w:tcPr>
+          <w:p>
+            <w:r>
+              <w:rPr>
+                <w:rFonts w:ascii="Times New Roman" w:hAnsi="Times New Roman" w:eastAsia="Times New Roman"/>
+                <w:color w:val="000000"/>
+                <w:sz w:val="26"/>
+              </w:rPr>
+            </w:r>
           </w:p>
         </w:tc>
       </w:tr>
@@ -792,6 +1192,11 @@
         <w:pStyle w:val="Heading1"/>
       </w:pPr>
       <w:r>
+        <w:rPr>
+          <w:rFonts w:ascii="Times New Roman" w:hAnsi="Times New Roman" w:eastAsia="Times New Roman"/>
+          <w:color w:val="000000"/>
+          <w:sz w:val="26"/>
+        </w:rPr>
         <w:t>3. Chi tiết thực thi từng Step</w:t>
       </w:r>
     </w:p>
@@ -816,6 +1221,11 @@
           </w:tcPr>
           <w:p>
             <w:r>
+              <w:rPr>
+                <w:rFonts w:ascii="Times New Roman" w:hAnsi="Times New Roman" w:eastAsia="Times New Roman"/>
+                <w:color w:val="000000"/>
+                <w:sz w:val="26"/>
+              </w:rPr>
               <w:t>Test Case</w:t>
             </w:r>
           </w:p>
@@ -826,6 +1236,11 @@
           </w:tcPr>
           <w:p>
             <w:r>
+              <w:rPr>
+                <w:rFonts w:ascii="Times New Roman" w:hAnsi="Times New Roman" w:eastAsia="Times New Roman"/>
+                <w:color w:val="000000"/>
+                <w:sz w:val="26"/>
+              </w:rPr>
               <w:t>Step</w:t>
             </w:r>
           </w:p>
@@ -836,6 +1251,11 @@
           </w:tcPr>
           <w:p>
             <w:r>
+              <w:rPr>
+                <w:rFonts w:ascii="Times New Roman" w:hAnsi="Times New Roman" w:eastAsia="Times New Roman"/>
+                <w:color w:val="000000"/>
+                <w:sz w:val="26"/>
+              </w:rPr>
               <w:t>Kết quả</w:t>
             </w:r>
           </w:p>
@@ -846,6 +1266,11 @@
           </w:tcPr>
           <w:p>
             <w:r>
+              <w:rPr>
+                <w:rFonts w:ascii="Times New Roman" w:hAnsi="Times New Roman" w:eastAsia="Times New Roman"/>
+                <w:color w:val="000000"/>
+                <w:sz w:val="26"/>
+              </w:rPr>
               <w:t>Thời gian</w:t>
             </w:r>
           </w:p>
@@ -856,6 +1281,11 @@
           </w:tcPr>
           <w:p>
             <w:r>
+              <w:rPr>
+                <w:rFonts w:ascii="Times New Roman" w:hAnsi="Times New Roman" w:eastAsia="Times New Roman"/>
+                <w:color w:val="000000"/>
+                <w:sz w:val="26"/>
+              </w:rPr>
               <w:t>Mô tả</w:t>
             </w:r>
           </w:p>
@@ -866,6 +1296,11 @@
           </w:tcPr>
           <w:p>
             <w:r>
+              <w:rPr>
+                <w:rFonts w:ascii="Times New Roman" w:hAnsi="Times New Roman" w:eastAsia="Times New Roman"/>
+                <w:color w:val="000000"/>
+                <w:sz w:val="26"/>
+              </w:rPr>
               <w:t>Chi tiết</w:t>
             </w:r>
           </w:p>
@@ -878,6 +1313,11 @@
           </w:tcPr>
           <w:p>
             <w:r>
+              <w:rPr>
+                <w:rFonts w:ascii="Times New Roman" w:hAnsi="Times New Roman" w:eastAsia="Times New Roman"/>
+                <w:color w:val="000000"/>
+                <w:sz w:val="26"/>
+              </w:rPr>
               <w:t>TC-APPOINTMENT-001</w:t>
             </w:r>
           </w:p>
@@ -888,6 +1328,11 @@
           </w:tcPr>
           <w:p>
             <w:r>
+              <w:rPr>
+                <w:rFonts w:ascii="Times New Roman" w:hAnsi="Times New Roman" w:eastAsia="Times New Roman"/>
+                <w:color w:val="000000"/>
+                <w:sz w:val="26"/>
+              </w:rPr>
               <w:t>1</w:t>
             </w:r>
           </w:p>
@@ -898,6 +1343,11 @@
           </w:tcPr>
           <w:p>
             <w:r>
+              <w:rPr>
+                <w:rFonts w:ascii="Times New Roman" w:hAnsi="Times New Roman" w:eastAsia="Times New Roman"/>
+                <w:color w:val="000000"/>
+                <w:sz w:val="26"/>
+              </w:rPr>
               <w:t>PASS</w:t>
             </w:r>
           </w:p>
@@ -908,16 +1358,26 @@
           </w:tcPr>
           <w:p>
             <w:r>
-              <w:t>31/08/2026 21:06:27</w:t>
-            </w:r>
-          </w:p>
-        </w:tc>
-        <w:tc>
-          <w:tcPr>
-            <w:tcW w:type="dxa" w:w="1440"/>
-          </w:tcPr>
-          <w:p>
-            <w:r>
+              <w:rPr>
+                <w:rFonts w:ascii="Times New Roman" w:hAnsi="Times New Roman" w:eastAsia="Times New Roman"/>
+                <w:color w:val="000000"/>
+                <w:sz w:val="26"/>
+              </w:rPr>
+              <w:t>06/09/2026 19:09:16</w:t>
+            </w:r>
+          </w:p>
+        </w:tc>
+        <w:tc>
+          <w:tcPr>
+            <w:tcW w:type="dxa" w:w="1440"/>
+          </w:tcPr>
+          <w:p>
+            <w:r>
+              <w:rPr>
+                <w:rFonts w:ascii="Times New Roman" w:hAnsi="Times New Roman" w:eastAsia="Times New Roman"/>
+                <w:color w:val="000000"/>
+                <w:sz w:val="26"/>
+              </w:rPr>
               <w:t>Đăng nhập Patient và mở trang đặt lịch của bác sĩ thành công</w:t>
             </w:r>
           </w:p>
@@ -927,7 +1387,13 @@
             <w:tcW w:type="dxa" w:w="1440"/>
           </w:tcPr>
           <w:p>
-            <w:r/>
+            <w:r>
+              <w:rPr>
+                <w:rFonts w:ascii="Times New Roman" w:hAnsi="Times New Roman" w:eastAsia="Times New Roman"/>
+                <w:color w:val="000000"/>
+                <w:sz w:val="26"/>
+              </w:rPr>
+            </w:r>
           </w:p>
         </w:tc>
       </w:tr>
@@ -938,6 +1404,11 @@
           </w:tcPr>
           <w:p>
             <w:r>
+              <w:rPr>
+                <w:rFonts w:ascii="Times New Roman" w:hAnsi="Times New Roman" w:eastAsia="Times New Roman"/>
+                <w:color w:val="000000"/>
+                <w:sz w:val="26"/>
+              </w:rPr>
               <w:t>TC-APPOINTMENT-001</w:t>
             </w:r>
           </w:p>
@@ -948,6 +1419,11 @@
           </w:tcPr>
           <w:p>
             <w:r>
+              <w:rPr>
+                <w:rFonts w:ascii="Times New Roman" w:hAnsi="Times New Roman" w:eastAsia="Times New Roman"/>
+                <w:color w:val="000000"/>
+                <w:sz w:val="26"/>
+              </w:rPr>
               <w:t>2</w:t>
             </w:r>
           </w:p>
@@ -958,6 +1434,11 @@
           </w:tcPr>
           <w:p>
             <w:r>
+              <w:rPr>
+                <w:rFonts w:ascii="Times New Roman" w:hAnsi="Times New Roman" w:eastAsia="Times New Roman"/>
+                <w:color w:val="000000"/>
+                <w:sz w:val="26"/>
+              </w:rPr>
               <w:t>PASS</w:t>
             </w:r>
           </w:p>
@@ -968,26 +1449,42 @@
           </w:tcPr>
           <w:p>
             <w:r>
-              <w:t>31/08/2026 21:06:32</w:t>
-            </w:r>
-          </w:p>
-        </w:tc>
-        <w:tc>
-          <w:tcPr>
-            <w:tcW w:type="dxa" w:w="1440"/>
-          </w:tcPr>
-          <w:p>
-            <w:r>
-              <w:t>Chọn ngày 07/09/2026, giờ 08:00 và nhập ghi chú</w:t>
-            </w:r>
-          </w:p>
-        </w:tc>
-        <w:tc>
-          <w:tcPr>
-            <w:tcW w:type="dxa" w:w="1440"/>
-          </w:tcPr>
-          <w:p>
-            <w:r/>
+              <w:rPr>
+                <w:rFonts w:ascii="Times New Roman" w:hAnsi="Times New Roman" w:eastAsia="Times New Roman"/>
+                <w:color w:val="000000"/>
+                <w:sz w:val="26"/>
+              </w:rPr>
+              <w:t>06/09/2026 19:09:21</w:t>
+            </w:r>
+          </w:p>
+        </w:tc>
+        <w:tc>
+          <w:tcPr>
+            <w:tcW w:type="dxa" w:w="1440"/>
+          </w:tcPr>
+          <w:p>
+            <w:r>
+              <w:rPr>
+                <w:rFonts w:ascii="Times New Roman" w:hAnsi="Times New Roman" w:eastAsia="Times New Roman"/>
+                <w:color w:val="000000"/>
+                <w:sz w:val="26"/>
+              </w:rPr>
+              <w:t>Chọn ngày 13/09/2026, giờ 08:00 và nhập ghi chú</w:t>
+            </w:r>
+          </w:p>
+        </w:tc>
+        <w:tc>
+          <w:tcPr>
+            <w:tcW w:type="dxa" w:w="1440"/>
+          </w:tcPr>
+          <w:p>
+            <w:r>
+              <w:rPr>
+                <w:rFonts w:ascii="Times New Roman" w:hAnsi="Times New Roman" w:eastAsia="Times New Roman"/>
+                <w:color w:val="000000"/>
+                <w:sz w:val="26"/>
+              </w:rPr>
+            </w:r>
           </w:p>
         </w:tc>
       </w:tr>
@@ -998,6 +1495,11 @@
           </w:tcPr>
           <w:p>
             <w:r>
+              <w:rPr>
+                <w:rFonts w:ascii="Times New Roman" w:hAnsi="Times New Roman" w:eastAsia="Times New Roman"/>
+                <w:color w:val="000000"/>
+                <w:sz w:val="26"/>
+              </w:rPr>
               <w:t>TC-APPOINTMENT-001</w:t>
             </w:r>
           </w:p>
@@ -1008,6 +1510,11 @@
           </w:tcPr>
           <w:p>
             <w:r>
+              <w:rPr>
+                <w:rFonts w:ascii="Times New Roman" w:hAnsi="Times New Roman" w:eastAsia="Times New Roman"/>
+                <w:color w:val="000000"/>
+                <w:sz w:val="26"/>
+              </w:rPr>
               <w:t>3</w:t>
             </w:r>
           </w:p>
@@ -1018,6 +1525,11 @@
           </w:tcPr>
           <w:p>
             <w:r>
+              <w:rPr>
+                <w:rFonts w:ascii="Times New Roman" w:hAnsi="Times New Roman" w:eastAsia="Times New Roman"/>
+                <w:color w:val="000000"/>
+                <w:sz w:val="26"/>
+              </w:rPr>
               <w:t>PASS</w:t>
             </w:r>
           </w:p>
@@ -1028,16 +1540,26 @@
           </w:tcPr>
           <w:p>
             <w:r>
-              <w:t>31/08/2026 21:06:37</w:t>
-            </w:r>
-          </w:p>
-        </w:tc>
-        <w:tc>
-          <w:tcPr>
-            <w:tcW w:type="dxa" w:w="1440"/>
-          </w:tcPr>
-          <w:p>
-            <w:r>
+              <w:rPr>
+                <w:rFonts w:ascii="Times New Roman" w:hAnsi="Times New Roman" w:eastAsia="Times New Roman"/>
+                <w:color w:val="000000"/>
+                <w:sz w:val="26"/>
+              </w:rPr>
+              <w:t>06/09/2026 19:09:25</w:t>
+            </w:r>
+          </w:p>
+        </w:tc>
+        <w:tc>
+          <w:tcPr>
+            <w:tcW w:type="dxa" w:w="1440"/>
+          </w:tcPr>
+          <w:p>
+            <w:r>
+              <w:rPr>
+                <w:rFonts w:ascii="Times New Roman" w:hAnsi="Times New Roman" w:eastAsia="Times New Roman"/>
+                <w:color w:val="000000"/>
+                <w:sz w:val="26"/>
+              </w:rPr>
               <w:t>Nhấn Đặt lịch và tạo lịch hẹn thành công</w:t>
             </w:r>
           </w:p>
@@ -1048,6 +1570,11 @@
           </w:tcPr>
           <w:p>
             <w:r>
+              <w:rPr>
+                <w:rFonts w:ascii="Times New Roman" w:hAnsi="Times New Roman" w:eastAsia="Times New Roman"/>
+                <w:color w:val="000000"/>
+                <w:sz w:val="26"/>
+              </w:rPr>
               <w:t>Đặt lịch thành công</w:t>
             </w:r>
           </w:p>
@@ -1060,6 +1587,11 @@
           </w:tcPr>
           <w:p>
             <w:r>
+              <w:rPr>
+                <w:rFonts w:ascii="Times New Roman" w:hAnsi="Times New Roman" w:eastAsia="Times New Roman"/>
+                <w:color w:val="000000"/>
+                <w:sz w:val="26"/>
+              </w:rPr>
               <w:t>TC-APPOINTMENT-001</w:t>
             </w:r>
           </w:p>
@@ -1070,6 +1602,11 @@
           </w:tcPr>
           <w:p>
             <w:r>
+              <w:rPr>
+                <w:rFonts w:ascii="Times New Roman" w:hAnsi="Times New Roman" w:eastAsia="Times New Roman"/>
+                <w:color w:val="000000"/>
+                <w:sz w:val="26"/>
+              </w:rPr>
               <w:t>4</w:t>
             </w:r>
           </w:p>
@@ -1080,6 +1617,11 @@
           </w:tcPr>
           <w:p>
             <w:r>
+              <w:rPr>
+                <w:rFonts w:ascii="Times New Roman" w:hAnsi="Times New Roman" w:eastAsia="Times New Roman"/>
+                <w:color w:val="000000"/>
+                <w:sz w:val="26"/>
+              </w:rPr>
               <w:t>PASS</w:t>
             </w:r>
           </w:p>
@@ -1090,16 +1632,26 @@
           </w:tcPr>
           <w:p>
             <w:r>
-              <w:t>31/08/2026 21:06:47</w:t>
-            </w:r>
-          </w:p>
-        </w:tc>
-        <w:tc>
-          <w:tcPr>
-            <w:tcW w:type="dxa" w:w="1440"/>
-          </w:tcPr>
-          <w:p>
-            <w:r>
+              <w:rPr>
+                <w:rFonts w:ascii="Times New Roman" w:hAnsi="Times New Roman" w:eastAsia="Times New Roman"/>
+                <w:color w:val="000000"/>
+                <w:sz w:val="26"/>
+              </w:rPr>
+              <w:t>06/09/2026 19:09:36</w:t>
+            </w:r>
+          </w:p>
+        </w:tc>
+        <w:tc>
+          <w:tcPr>
+            <w:tcW w:type="dxa" w:w="1440"/>
+          </w:tcPr>
+          <w:p>
+            <w:r>
+              <w:rPr>
+                <w:rFonts w:ascii="Times New Roman" w:hAnsi="Times New Roman" w:eastAsia="Times New Roman"/>
+                <w:color w:val="000000"/>
+                <w:sz w:val="26"/>
+              </w:rPr>
               <w:t>Đăng xuất Patient và đăng nhập Admin thành công</w:t>
             </w:r>
           </w:p>
@@ -1109,7 +1661,13 @@
             <w:tcW w:type="dxa" w:w="1440"/>
           </w:tcPr>
           <w:p>
-            <w:r/>
+            <w:r>
+              <w:rPr>
+                <w:rFonts w:ascii="Times New Roman" w:hAnsi="Times New Roman" w:eastAsia="Times New Roman"/>
+                <w:color w:val="000000"/>
+                <w:sz w:val="26"/>
+              </w:rPr>
+            </w:r>
           </w:p>
         </w:tc>
       </w:tr>
@@ -1120,6 +1678,11 @@
           </w:tcPr>
           <w:p>
             <w:r>
+              <w:rPr>
+                <w:rFonts w:ascii="Times New Roman" w:hAnsi="Times New Roman" w:eastAsia="Times New Roman"/>
+                <w:color w:val="000000"/>
+                <w:sz w:val="26"/>
+              </w:rPr>
               <w:t>TC-APPOINTMENT-001</w:t>
             </w:r>
           </w:p>
@@ -1130,6 +1693,11 @@
           </w:tcPr>
           <w:p>
             <w:r>
+              <w:rPr>
+                <w:rFonts w:ascii="Times New Roman" w:hAnsi="Times New Roman" w:eastAsia="Times New Roman"/>
+                <w:color w:val="000000"/>
+                <w:sz w:val="26"/>
+              </w:rPr>
               <w:t>5</w:t>
             </w:r>
           </w:p>
@@ -1140,6 +1708,11 @@
           </w:tcPr>
           <w:p>
             <w:r>
+              <w:rPr>
+                <w:rFonts w:ascii="Times New Roman" w:hAnsi="Times New Roman" w:eastAsia="Times New Roman"/>
+                <w:color w:val="000000"/>
+                <w:sz w:val="26"/>
+              </w:rPr>
               <w:t>PASS</w:t>
             </w:r>
           </w:p>
@@ -1150,16 +1723,26 @@
           </w:tcPr>
           <w:p>
             <w:r>
-              <w:t>31/08/2026 21:06:48</w:t>
-            </w:r>
-          </w:p>
-        </w:tc>
-        <w:tc>
-          <w:tcPr>
-            <w:tcW w:type="dxa" w:w="1440"/>
-          </w:tcPr>
-          <w:p>
-            <w:r>
+              <w:rPr>
+                <w:rFonts w:ascii="Times New Roman" w:hAnsi="Times New Roman" w:eastAsia="Times New Roman"/>
+                <w:color w:val="000000"/>
+                <w:sz w:val="26"/>
+              </w:rPr>
+              <w:t>06/09/2026 19:09:37</w:t>
+            </w:r>
+          </w:p>
+        </w:tc>
+        <w:tc>
+          <w:tcPr>
+            <w:tcW w:type="dxa" w:w="1440"/>
+          </w:tcPr>
+          <w:p>
+            <w:r>
+              <w:rPr>
+                <w:rFonts w:ascii="Times New Roman" w:hAnsi="Times New Roman" w:eastAsia="Times New Roman"/>
+                <w:color w:val="000000"/>
+                <w:sz w:val="26"/>
+              </w:rPr>
               <w:t>Admin mở trang Quản lý lịch hẹn và tìm thấy lịch vừa tạo</w:t>
             </w:r>
           </w:p>
@@ -1169,7 +1752,13 @@
             <w:tcW w:type="dxa" w:w="1440"/>
           </w:tcPr>
           <w:p>
-            <w:r/>
+            <w:r>
+              <w:rPr>
+                <w:rFonts w:ascii="Times New Roman" w:hAnsi="Times New Roman" w:eastAsia="Times New Roman"/>
+                <w:color w:val="000000"/>
+                <w:sz w:val="26"/>
+              </w:rPr>
+            </w:r>
           </w:p>
         </w:tc>
       </w:tr>
@@ -1180,6 +1769,11 @@
           </w:tcPr>
           <w:p>
             <w:r>
+              <w:rPr>
+                <w:rFonts w:ascii="Times New Roman" w:hAnsi="Times New Roman" w:eastAsia="Times New Roman"/>
+                <w:color w:val="000000"/>
+                <w:sz w:val="26"/>
+              </w:rPr>
               <w:t>TC-APPOINTMENT-001</w:t>
             </w:r>
           </w:p>
@@ -1190,6 +1784,11 @@
           </w:tcPr>
           <w:p>
             <w:r>
+              <w:rPr>
+                <w:rFonts w:ascii="Times New Roman" w:hAnsi="Times New Roman" w:eastAsia="Times New Roman"/>
+                <w:color w:val="000000"/>
+                <w:sz w:val="26"/>
+              </w:rPr>
               <w:t>6</w:t>
             </w:r>
           </w:p>
@@ -1200,6 +1799,11 @@
           </w:tcPr>
           <w:p>
             <w:r>
+              <w:rPr>
+                <w:rFonts w:ascii="Times New Roman" w:hAnsi="Times New Roman" w:eastAsia="Times New Roman"/>
+                <w:color w:val="000000"/>
+                <w:sz w:val="26"/>
+              </w:rPr>
               <w:t>PASS</w:t>
             </w:r>
           </w:p>
@@ -1210,16 +1814,26 @@
           </w:tcPr>
           <w:p>
             <w:r>
-              <w:t>31/08/2026 21:06:48</w:t>
-            </w:r>
-          </w:p>
-        </w:tc>
-        <w:tc>
-          <w:tcPr>
-            <w:tcW w:type="dxa" w:w="1440"/>
-          </w:tcPr>
-          <w:p>
-            <w:r>
+              <w:rPr>
+                <w:rFonts w:ascii="Times New Roman" w:hAnsi="Times New Roman" w:eastAsia="Times New Roman"/>
+                <w:color w:val="000000"/>
+                <w:sz w:val="26"/>
+              </w:rPr>
+              <w:t>06/09/2026 19:09:37</w:t>
+            </w:r>
+          </w:p>
+        </w:tc>
+        <w:tc>
+          <w:tcPr>
+            <w:tcW w:type="dxa" w:w="1440"/>
+          </w:tcPr>
+          <w:p>
+            <w:r>
+              <w:rPr>
+                <w:rFonts w:ascii="Times New Roman" w:hAnsi="Times New Roman" w:eastAsia="Times New Roman"/>
+                <w:color w:val="000000"/>
+                <w:sz w:val="26"/>
+              </w:rPr>
               <w:t>Lịch hiển thị đúng thông tin, trạng thái Chờ xác nhận và đủ nút thao tác</w:t>
             </w:r>
           </w:p>
@@ -1229,7 +1843,13 @@
             <w:tcW w:type="dxa" w:w="1440"/>
           </w:tcPr>
           <w:p>
-            <w:r/>
+            <w:r>
+              <w:rPr>
+                <w:rFonts w:ascii="Times New Roman" w:hAnsi="Times New Roman" w:eastAsia="Times New Roman"/>
+                <w:color w:val="000000"/>
+                <w:sz w:val="26"/>
+              </w:rPr>
+            </w:r>
           </w:p>
         </w:tc>
       </w:tr>
@@ -1240,6 +1860,11 @@
           </w:tcPr>
           <w:p>
             <w:r>
+              <w:rPr>
+                <w:rFonts w:ascii="Times New Roman" w:hAnsi="Times New Roman" w:eastAsia="Times New Roman"/>
+                <w:color w:val="000000"/>
+                <w:sz w:val="26"/>
+              </w:rPr>
               <w:t>TC-APPOINTMENT-002</w:t>
             </w:r>
           </w:p>
@@ -1250,6 +1875,11 @@
           </w:tcPr>
           <w:p>
             <w:r>
+              <w:rPr>
+                <w:rFonts w:ascii="Times New Roman" w:hAnsi="Times New Roman" w:eastAsia="Times New Roman"/>
+                <w:color w:val="000000"/>
+                <w:sz w:val="26"/>
+              </w:rPr>
               <w:t>1</w:t>
             </w:r>
           </w:p>
@@ -1260,6 +1890,11 @@
           </w:tcPr>
           <w:p>
             <w:r>
+              <w:rPr>
+                <w:rFonts w:ascii="Times New Roman" w:hAnsi="Times New Roman" w:eastAsia="Times New Roman"/>
+                <w:color w:val="000000"/>
+                <w:sz w:val="26"/>
+              </w:rPr>
               <w:t>PASS</w:t>
             </w:r>
           </w:p>
@@ -1270,16 +1905,26 @@
           </w:tcPr>
           <w:p>
             <w:r>
-              <w:t>31/08/2026 21:06:59</w:t>
-            </w:r>
-          </w:p>
-        </w:tc>
-        <w:tc>
-          <w:tcPr>
-            <w:tcW w:type="dxa" w:w="1440"/>
-          </w:tcPr>
-          <w:p>
-            <w:r>
+              <w:rPr>
+                <w:rFonts w:ascii="Times New Roman" w:hAnsi="Times New Roman" w:eastAsia="Times New Roman"/>
+                <w:color w:val="000000"/>
+                <w:sz w:val="26"/>
+              </w:rPr>
+              <w:t>06/09/2026 19:09:48</w:t>
+            </w:r>
+          </w:p>
+        </w:tc>
+        <w:tc>
+          <w:tcPr>
+            <w:tcW w:type="dxa" w:w="1440"/>
+          </w:tcPr>
+          <w:p>
+            <w:r>
+              <w:rPr>
+                <w:rFonts w:ascii="Times New Roman" w:hAnsi="Times New Roman" w:eastAsia="Times New Roman"/>
+                <w:color w:val="000000"/>
+                <w:sz w:val="26"/>
+              </w:rPr>
               <w:t>Đăng nhập Admin và mở trang Quản lý lịch hẹn thành công</w:t>
             </w:r>
           </w:p>
@@ -1289,7 +1934,13 @@
             <w:tcW w:type="dxa" w:w="1440"/>
           </w:tcPr>
           <w:p>
-            <w:r/>
+            <w:r>
+              <w:rPr>
+                <w:rFonts w:ascii="Times New Roman" w:hAnsi="Times New Roman" w:eastAsia="Times New Roman"/>
+                <w:color w:val="000000"/>
+                <w:sz w:val="26"/>
+              </w:rPr>
+            </w:r>
           </w:p>
         </w:tc>
       </w:tr>
@@ -1300,6 +1951,11 @@
           </w:tcPr>
           <w:p>
             <w:r>
+              <w:rPr>
+                <w:rFonts w:ascii="Times New Roman" w:hAnsi="Times New Roman" w:eastAsia="Times New Roman"/>
+                <w:color w:val="000000"/>
+                <w:sz w:val="26"/>
+              </w:rPr>
               <w:t>TC-APPOINTMENT-002</w:t>
             </w:r>
           </w:p>
@@ -1310,6 +1966,11 @@
           </w:tcPr>
           <w:p>
             <w:r>
+              <w:rPr>
+                <w:rFonts w:ascii="Times New Roman" w:hAnsi="Times New Roman" w:eastAsia="Times New Roman"/>
+                <w:color w:val="000000"/>
+                <w:sz w:val="26"/>
+              </w:rPr>
               <w:t>2</w:t>
             </w:r>
           </w:p>
@@ -1320,6 +1981,11 @@
           </w:tcPr>
           <w:p>
             <w:r>
+              <w:rPr>
+                <w:rFonts w:ascii="Times New Roman" w:hAnsi="Times New Roman" w:eastAsia="Times New Roman"/>
+                <w:color w:val="000000"/>
+                <w:sz w:val="26"/>
+              </w:rPr>
               <w:t>PASS</w:t>
             </w:r>
           </w:p>
@@ -1330,16 +1996,26 @@
           </w:tcPr>
           <w:p>
             <w:r>
-              <w:t>31/08/2026 21:07:00</w:t>
-            </w:r>
-          </w:p>
-        </w:tc>
-        <w:tc>
-          <w:tcPr>
-            <w:tcW w:type="dxa" w:w="1440"/>
-          </w:tcPr>
-          <w:p>
-            <w:r>
+              <w:rPr>
+                <w:rFonts w:ascii="Times New Roman" w:hAnsi="Times New Roman" w:eastAsia="Times New Roman"/>
+                <w:color w:val="000000"/>
+                <w:sz w:val="26"/>
+              </w:rPr>
+              <w:t>06/09/2026 19:09:49</w:t>
+            </w:r>
+          </w:p>
+        </w:tc>
+        <w:tc>
+          <w:tcPr>
+            <w:tcW w:type="dxa" w:w="1440"/>
+          </w:tcPr>
+          <w:p>
+            <w:r>
+              <w:rPr>
+                <w:rFonts w:ascii="Times New Roman" w:hAnsi="Times New Roman" w:eastAsia="Times New Roman"/>
+                <w:color w:val="000000"/>
+                <w:sz w:val="26"/>
+              </w:rPr>
               <w:t>Tìm thấy đúng lịch đang ở trạng thái Chờ xác nhận</w:t>
             </w:r>
           </w:p>
@@ -1349,7 +2025,13 @@
             <w:tcW w:type="dxa" w:w="1440"/>
           </w:tcPr>
           <w:p>
-            <w:r/>
+            <w:r>
+              <w:rPr>
+                <w:rFonts w:ascii="Times New Roman" w:hAnsi="Times New Roman" w:eastAsia="Times New Roman"/>
+                <w:color w:val="000000"/>
+                <w:sz w:val="26"/>
+              </w:rPr>
+            </w:r>
           </w:p>
         </w:tc>
       </w:tr>
@@ -1360,6 +2042,11 @@
           </w:tcPr>
           <w:p>
             <w:r>
+              <w:rPr>
+                <w:rFonts w:ascii="Times New Roman" w:hAnsi="Times New Roman" w:eastAsia="Times New Roman"/>
+                <w:color w:val="000000"/>
+                <w:sz w:val="26"/>
+              </w:rPr>
               <w:t>TC-APPOINTMENT-002</w:t>
             </w:r>
           </w:p>
@@ -1370,6 +2057,11 @@
           </w:tcPr>
           <w:p>
             <w:r>
+              <w:rPr>
+                <w:rFonts w:ascii="Times New Roman" w:hAnsi="Times New Roman" w:eastAsia="Times New Roman"/>
+                <w:color w:val="000000"/>
+                <w:sz w:val="26"/>
+              </w:rPr>
               <w:t>3</w:t>
             </w:r>
           </w:p>
@@ -1380,6 +2072,11 @@
           </w:tcPr>
           <w:p>
             <w:r>
+              <w:rPr>
+                <w:rFonts w:ascii="Times New Roman" w:hAnsi="Times New Roman" w:eastAsia="Times New Roman"/>
+                <w:color w:val="000000"/>
+                <w:sz w:val="26"/>
+              </w:rPr>
               <w:t>PASS</w:t>
             </w:r>
           </w:p>
@@ -1390,16 +2087,26 @@
           </w:tcPr>
           <w:p>
             <w:r>
-              <w:t>31/08/2026 21:07:01</w:t>
-            </w:r>
-          </w:p>
-        </w:tc>
-        <w:tc>
-          <w:tcPr>
-            <w:tcW w:type="dxa" w:w="1440"/>
-          </w:tcPr>
-          <w:p>
-            <w:r>
+              <w:rPr>
+                <w:rFonts w:ascii="Times New Roman" w:hAnsi="Times New Roman" w:eastAsia="Times New Roman"/>
+                <w:color w:val="000000"/>
+                <w:sz w:val="26"/>
+              </w:rPr>
+              <w:t>06/09/2026 19:09:50</w:t>
+            </w:r>
+          </w:p>
+        </w:tc>
+        <w:tc>
+          <w:tcPr>
+            <w:tcW w:type="dxa" w:w="1440"/>
+          </w:tcPr>
+          <w:p>
+            <w:r>
+              <w:rPr>
+                <w:rFonts w:ascii="Times New Roman" w:hAnsi="Times New Roman" w:eastAsia="Times New Roman"/>
+                <w:color w:val="000000"/>
+                <w:sz w:val="26"/>
+              </w:rPr>
               <w:t>Nhấn Xác nhận lịch hẹn thành công</w:t>
             </w:r>
           </w:p>
@@ -1409,7 +2116,13 @@
             <w:tcW w:type="dxa" w:w="1440"/>
           </w:tcPr>
           <w:p>
-            <w:r/>
+            <w:r>
+              <w:rPr>
+                <w:rFonts w:ascii="Times New Roman" w:hAnsi="Times New Roman" w:eastAsia="Times New Roman"/>
+                <w:color w:val="000000"/>
+                <w:sz w:val="26"/>
+              </w:rPr>
+            </w:r>
           </w:p>
         </w:tc>
       </w:tr>
@@ -1420,6 +2133,11 @@
           </w:tcPr>
           <w:p>
             <w:r>
+              <w:rPr>
+                <w:rFonts w:ascii="Times New Roman" w:hAnsi="Times New Roman" w:eastAsia="Times New Roman"/>
+                <w:color w:val="000000"/>
+                <w:sz w:val="26"/>
+              </w:rPr>
               <w:t>TC-APPOINTMENT-002</w:t>
             </w:r>
           </w:p>
@@ -1430,6 +2148,11 @@
           </w:tcPr>
           <w:p>
             <w:r>
+              <w:rPr>
+                <w:rFonts w:ascii="Times New Roman" w:hAnsi="Times New Roman" w:eastAsia="Times New Roman"/>
+                <w:color w:val="000000"/>
+                <w:sz w:val="26"/>
+              </w:rPr>
               <w:t>4</w:t>
             </w:r>
           </w:p>
@@ -1440,6 +2163,11 @@
           </w:tcPr>
           <w:p>
             <w:r>
+              <w:rPr>
+                <w:rFonts w:ascii="Times New Roman" w:hAnsi="Times New Roman" w:eastAsia="Times New Roman"/>
+                <w:color w:val="000000"/>
+                <w:sz w:val="26"/>
+              </w:rPr>
               <w:t>PASS</w:t>
             </w:r>
           </w:p>
@@ -1450,16 +2178,26 @@
           </w:tcPr>
           <w:p>
             <w:r>
-              <w:t>31/08/2026 21:07:01</w:t>
-            </w:r>
-          </w:p>
-        </w:tc>
-        <w:tc>
-          <w:tcPr>
-            <w:tcW w:type="dxa" w:w="1440"/>
-          </w:tcPr>
-          <w:p>
-            <w:r>
+              <w:rPr>
+                <w:rFonts w:ascii="Times New Roman" w:hAnsi="Times New Roman" w:eastAsia="Times New Roman"/>
+                <w:color w:val="000000"/>
+                <w:sz w:val="26"/>
+              </w:rPr>
+              <w:t>06/09/2026 19:09:50</w:t>
+            </w:r>
+          </w:p>
+        </w:tc>
+        <w:tc>
+          <w:tcPr>
+            <w:tcW w:type="dxa" w:w="1440"/>
+          </w:tcPr>
+          <w:p>
+            <w:r>
+              <w:rPr>
+                <w:rFonts w:ascii="Times New Roman" w:hAnsi="Times New Roman" w:eastAsia="Times New Roman"/>
+                <w:color w:val="000000"/>
+                <w:sz w:val="26"/>
+              </w:rPr>
               <w:t>Hiển thị thông báo xác nhận lịch hẹn thành công</w:t>
             </w:r>
           </w:p>
@@ -1470,6 +2208,11 @@
           </w:tcPr>
           <w:p>
             <w:r>
+              <w:rPr>
+                <w:rFonts w:ascii="Times New Roman" w:hAnsi="Times New Roman" w:eastAsia="Times New Roman"/>
+                <w:color w:val="000000"/>
+                <w:sz w:val="26"/>
+              </w:rPr>
               <w:t>Xác nhận lịch hẹn thành công.</w:t>
             </w:r>
           </w:p>
@@ -1482,6 +2225,11 @@
           </w:tcPr>
           <w:p>
             <w:r>
+              <w:rPr>
+                <w:rFonts w:ascii="Times New Roman" w:hAnsi="Times New Roman" w:eastAsia="Times New Roman"/>
+                <w:color w:val="000000"/>
+                <w:sz w:val="26"/>
+              </w:rPr>
               <w:t>TC-APPOINTMENT-002</w:t>
             </w:r>
           </w:p>
@@ -1492,6 +2240,11 @@
           </w:tcPr>
           <w:p>
             <w:r>
+              <w:rPr>
+                <w:rFonts w:ascii="Times New Roman" w:hAnsi="Times New Roman" w:eastAsia="Times New Roman"/>
+                <w:color w:val="000000"/>
+                <w:sz w:val="26"/>
+              </w:rPr>
               <w:t>5</w:t>
             </w:r>
           </w:p>
@@ -1502,6 +2255,11 @@
           </w:tcPr>
           <w:p>
             <w:r>
+              <w:rPr>
+                <w:rFonts w:ascii="Times New Roman" w:hAnsi="Times New Roman" w:eastAsia="Times New Roman"/>
+                <w:color w:val="000000"/>
+                <w:sz w:val="26"/>
+              </w:rPr>
               <w:t>PASS</w:t>
             </w:r>
           </w:p>
@@ -1512,16 +2270,26 @@
           </w:tcPr>
           <w:p>
             <w:r>
-              <w:t>31/08/2026 21:07:07</w:t>
-            </w:r>
-          </w:p>
-        </w:tc>
-        <w:tc>
-          <w:tcPr>
-            <w:tcW w:type="dxa" w:w="1440"/>
-          </w:tcPr>
-          <w:p>
-            <w:r>
+              <w:rPr>
+                <w:rFonts w:ascii="Times New Roman" w:hAnsi="Times New Roman" w:eastAsia="Times New Roman"/>
+                <w:color w:val="000000"/>
+                <w:sz w:val="26"/>
+              </w:rPr>
+              <w:t>06/09/2026 19:09:56</w:t>
+            </w:r>
+          </w:p>
+        </w:tc>
+        <w:tc>
+          <w:tcPr>
+            <w:tcW w:type="dxa" w:w="1440"/>
+          </w:tcPr>
+          <w:p>
+            <w:r>
+              <w:rPr>
+                <w:rFonts w:ascii="Times New Roman" w:hAnsi="Times New Roman" w:eastAsia="Times New Roman"/>
+                <w:color w:val="000000"/>
+                <w:sz w:val="26"/>
+              </w:rPr>
               <w:t>Trạng thái chuyển sang Đã xác nhận, nút thao tác biến mất và thông tin lịch không thay đổi</w:t>
             </w:r>
           </w:p>
@@ -1531,7 +2299,13 @@
             <w:tcW w:type="dxa" w:w="1440"/>
           </w:tcPr>
           <w:p>
-            <w:r/>
+            <w:r>
+              <w:rPr>
+                <w:rFonts w:ascii="Times New Roman" w:hAnsi="Times New Roman" w:eastAsia="Times New Roman"/>
+                <w:color w:val="000000"/>
+                <w:sz w:val="26"/>
+              </w:rPr>
+            </w:r>
           </w:p>
         </w:tc>
       </w:tr>
@@ -1542,6 +2316,11 @@
           </w:tcPr>
           <w:p>
             <w:r>
+              <w:rPr>
+                <w:rFonts w:ascii="Times New Roman" w:hAnsi="Times New Roman" w:eastAsia="Times New Roman"/>
+                <w:color w:val="000000"/>
+                <w:sz w:val="26"/>
+              </w:rPr>
               <w:t>TC-APPOINTMENT-003</w:t>
             </w:r>
           </w:p>
@@ -1552,6 +2331,11 @@
           </w:tcPr>
           <w:p>
             <w:r>
+              <w:rPr>
+                <w:rFonts w:ascii="Times New Roman" w:hAnsi="Times New Roman" w:eastAsia="Times New Roman"/>
+                <w:color w:val="000000"/>
+                <w:sz w:val="26"/>
+              </w:rPr>
               <w:t>1</w:t>
             </w:r>
           </w:p>
@@ -1562,6 +2346,11 @@
           </w:tcPr>
           <w:p>
             <w:r>
+              <w:rPr>
+                <w:rFonts w:ascii="Times New Roman" w:hAnsi="Times New Roman" w:eastAsia="Times New Roman"/>
+                <w:color w:val="000000"/>
+                <w:sz w:val="26"/>
+              </w:rPr>
               <w:t>PASS</w:t>
             </w:r>
           </w:p>
@@ -1572,16 +2361,26 @@
           </w:tcPr>
           <w:p>
             <w:r>
-              <w:t>31/08/2026 21:07:18</w:t>
-            </w:r>
-          </w:p>
-        </w:tc>
-        <w:tc>
-          <w:tcPr>
-            <w:tcW w:type="dxa" w:w="1440"/>
-          </w:tcPr>
-          <w:p>
-            <w:r>
+              <w:rPr>
+                <w:rFonts w:ascii="Times New Roman" w:hAnsi="Times New Roman" w:eastAsia="Times New Roman"/>
+                <w:color w:val="000000"/>
+                <w:sz w:val="26"/>
+              </w:rPr>
+              <w:t>06/09/2026 19:10:07</w:t>
+            </w:r>
+          </w:p>
+        </w:tc>
+        <w:tc>
+          <w:tcPr>
+            <w:tcW w:type="dxa" w:w="1440"/>
+          </w:tcPr>
+          <w:p>
+            <w:r>
+              <w:rPr>
+                <w:rFonts w:ascii="Times New Roman" w:hAnsi="Times New Roman" w:eastAsia="Times New Roman"/>
+                <w:color w:val="000000"/>
+                <w:sz w:val="26"/>
+              </w:rPr>
               <w:t>Đăng nhập Admin và mở trang Quản lý lịch hẹn thành công</w:t>
             </w:r>
           </w:p>
@@ -1591,7 +2390,13 @@
             <w:tcW w:type="dxa" w:w="1440"/>
           </w:tcPr>
           <w:p>
-            <w:r/>
+            <w:r>
+              <w:rPr>
+                <w:rFonts w:ascii="Times New Roman" w:hAnsi="Times New Roman" w:eastAsia="Times New Roman"/>
+                <w:color w:val="000000"/>
+                <w:sz w:val="26"/>
+              </w:rPr>
+            </w:r>
           </w:p>
         </w:tc>
       </w:tr>
@@ -1602,6 +2407,11 @@
           </w:tcPr>
           <w:p>
             <w:r>
+              <w:rPr>
+                <w:rFonts w:ascii="Times New Roman" w:hAnsi="Times New Roman" w:eastAsia="Times New Roman"/>
+                <w:color w:val="000000"/>
+                <w:sz w:val="26"/>
+              </w:rPr>
               <w:t>TC-APPOINTMENT-003</w:t>
             </w:r>
           </w:p>
@@ -1612,6 +2422,11 @@
           </w:tcPr>
           <w:p>
             <w:r>
+              <w:rPr>
+                <w:rFonts w:ascii="Times New Roman" w:hAnsi="Times New Roman" w:eastAsia="Times New Roman"/>
+                <w:color w:val="000000"/>
+                <w:sz w:val="26"/>
+              </w:rPr>
               <w:t>2</w:t>
             </w:r>
           </w:p>
@@ -1622,6 +2437,11 @@
           </w:tcPr>
           <w:p>
             <w:r>
+              <w:rPr>
+                <w:rFonts w:ascii="Times New Roman" w:hAnsi="Times New Roman" w:eastAsia="Times New Roman"/>
+                <w:color w:val="000000"/>
+                <w:sz w:val="26"/>
+              </w:rPr>
               <w:t>PASS</w:t>
             </w:r>
           </w:p>
@@ -1632,16 +2452,26 @@
           </w:tcPr>
           <w:p>
             <w:r>
-              <w:t>31/08/2026 21:07:19</w:t>
-            </w:r>
-          </w:p>
-        </w:tc>
-        <w:tc>
-          <w:tcPr>
-            <w:tcW w:type="dxa" w:w="1440"/>
-          </w:tcPr>
-          <w:p>
-            <w:r>
+              <w:rPr>
+                <w:rFonts w:ascii="Times New Roman" w:hAnsi="Times New Roman" w:eastAsia="Times New Roman"/>
+                <w:color w:val="000000"/>
+                <w:sz w:val="26"/>
+              </w:rPr>
+              <w:t>06/09/2026 19:10:08</w:t>
+            </w:r>
+          </w:p>
+        </w:tc>
+        <w:tc>
+          <w:tcPr>
+            <w:tcW w:type="dxa" w:w="1440"/>
+          </w:tcPr>
+          <w:p>
+            <w:r>
+              <w:rPr>
+                <w:rFonts w:ascii="Times New Roman" w:hAnsi="Times New Roman" w:eastAsia="Times New Roman"/>
+                <w:color w:val="000000"/>
+                <w:sz w:val="26"/>
+              </w:rPr>
               <w:t>Tìm thấy đúng lịch đang ở trạng thái Chờ xác nhận</w:t>
             </w:r>
           </w:p>
@@ -1651,7 +2481,13 @@
             <w:tcW w:type="dxa" w:w="1440"/>
           </w:tcPr>
           <w:p>
-            <w:r/>
+            <w:r>
+              <w:rPr>
+                <w:rFonts w:ascii="Times New Roman" w:hAnsi="Times New Roman" w:eastAsia="Times New Roman"/>
+                <w:color w:val="000000"/>
+                <w:sz w:val="26"/>
+              </w:rPr>
+            </w:r>
           </w:p>
         </w:tc>
       </w:tr>
@@ -1662,6 +2498,11 @@
           </w:tcPr>
           <w:p>
             <w:r>
+              <w:rPr>
+                <w:rFonts w:ascii="Times New Roman" w:hAnsi="Times New Roman" w:eastAsia="Times New Roman"/>
+                <w:color w:val="000000"/>
+                <w:sz w:val="26"/>
+              </w:rPr>
               <w:t>TC-APPOINTMENT-003</w:t>
             </w:r>
           </w:p>
@@ -1672,6 +2513,11 @@
           </w:tcPr>
           <w:p>
             <w:r>
+              <w:rPr>
+                <w:rFonts w:ascii="Times New Roman" w:hAnsi="Times New Roman" w:eastAsia="Times New Roman"/>
+                <w:color w:val="000000"/>
+                <w:sz w:val="26"/>
+              </w:rPr>
               <w:t>3</w:t>
             </w:r>
           </w:p>
@@ -1682,6 +2528,11 @@
           </w:tcPr>
           <w:p>
             <w:r>
+              <w:rPr>
+                <w:rFonts w:ascii="Times New Roman" w:hAnsi="Times New Roman" w:eastAsia="Times New Roman"/>
+                <w:color w:val="000000"/>
+                <w:sz w:val="26"/>
+              </w:rPr>
               <w:t>PASS</w:t>
             </w:r>
           </w:p>
@@ -1692,16 +2543,26 @@
           </w:tcPr>
           <w:p>
             <w:r>
-              <w:t>31/08/2026 21:07:19</w:t>
-            </w:r>
-          </w:p>
-        </w:tc>
-        <w:tc>
-          <w:tcPr>
-            <w:tcW w:type="dxa" w:w="1440"/>
-          </w:tcPr>
-          <w:p>
-            <w:r>
+              <w:rPr>
+                <w:rFonts w:ascii="Times New Roman" w:hAnsi="Times New Roman" w:eastAsia="Times New Roman"/>
+                <w:color w:val="000000"/>
+                <w:sz w:val="26"/>
+              </w:rPr>
+              <w:t>06/09/2026 19:10:08</w:t>
+            </w:r>
+          </w:p>
+        </w:tc>
+        <w:tc>
+          <w:tcPr>
+            <w:tcW w:type="dxa" w:w="1440"/>
+          </w:tcPr>
+          <w:p>
+            <w:r>
+              <w:rPr>
+                <w:rFonts w:ascii="Times New Roman" w:hAnsi="Times New Roman" w:eastAsia="Times New Roman"/>
+                <w:color w:val="000000"/>
+                <w:sz w:val="26"/>
+              </w:rPr>
               <w:t>Nhấn Hủy lịch hẹn thành công</w:t>
             </w:r>
           </w:p>
@@ -1711,7 +2572,13 @@
             <w:tcW w:type="dxa" w:w="1440"/>
           </w:tcPr>
           <w:p>
-            <w:r/>
+            <w:r>
+              <w:rPr>
+                <w:rFonts w:ascii="Times New Roman" w:hAnsi="Times New Roman" w:eastAsia="Times New Roman"/>
+                <w:color w:val="000000"/>
+                <w:sz w:val="26"/>
+              </w:rPr>
+            </w:r>
           </w:p>
         </w:tc>
       </w:tr>
@@ -1722,6 +2589,11 @@
           </w:tcPr>
           <w:p>
             <w:r>
+              <w:rPr>
+                <w:rFonts w:ascii="Times New Roman" w:hAnsi="Times New Roman" w:eastAsia="Times New Roman"/>
+                <w:color w:val="000000"/>
+                <w:sz w:val="26"/>
+              </w:rPr>
               <w:t>TC-APPOINTMENT-003</w:t>
             </w:r>
           </w:p>
@@ -1732,6 +2604,11 @@
           </w:tcPr>
           <w:p>
             <w:r>
+              <w:rPr>
+                <w:rFonts w:ascii="Times New Roman" w:hAnsi="Times New Roman" w:eastAsia="Times New Roman"/>
+                <w:color w:val="000000"/>
+                <w:sz w:val="26"/>
+              </w:rPr>
               <w:t>4</w:t>
             </w:r>
           </w:p>
@@ -1742,6 +2619,11 @@
           </w:tcPr>
           <w:p>
             <w:r>
+              <w:rPr>
+                <w:rFonts w:ascii="Times New Roman" w:hAnsi="Times New Roman" w:eastAsia="Times New Roman"/>
+                <w:color w:val="000000"/>
+                <w:sz w:val="26"/>
+              </w:rPr>
               <w:t>PASS</w:t>
             </w:r>
           </w:p>
@@ -1752,16 +2634,26 @@
           </w:tcPr>
           <w:p>
             <w:r>
-              <w:t>31/08/2026 21:07:20</w:t>
-            </w:r>
-          </w:p>
-        </w:tc>
-        <w:tc>
-          <w:tcPr>
-            <w:tcW w:type="dxa" w:w="1440"/>
-          </w:tcPr>
-          <w:p>
-            <w:r>
+              <w:rPr>
+                <w:rFonts w:ascii="Times New Roman" w:hAnsi="Times New Roman" w:eastAsia="Times New Roman"/>
+                <w:color w:val="000000"/>
+                <w:sz w:val="26"/>
+              </w:rPr>
+              <w:t>06/09/2026 19:10:09</w:t>
+            </w:r>
+          </w:p>
+        </w:tc>
+        <w:tc>
+          <w:tcPr>
+            <w:tcW w:type="dxa" w:w="1440"/>
+          </w:tcPr>
+          <w:p>
+            <w:r>
+              <w:rPr>
+                <w:rFonts w:ascii="Times New Roman" w:hAnsi="Times New Roman" w:eastAsia="Times New Roman"/>
+                <w:color w:val="000000"/>
+                <w:sz w:val="26"/>
+              </w:rPr>
               <w:t>Hiển thị thông báo hủy lịch hẹn thành công</w:t>
             </w:r>
           </w:p>
@@ -1772,6 +2664,11 @@
           </w:tcPr>
           <w:p>
             <w:r>
+              <w:rPr>
+                <w:rFonts w:ascii="Times New Roman" w:hAnsi="Times New Roman" w:eastAsia="Times New Roman"/>
+                <w:color w:val="000000"/>
+                <w:sz w:val="26"/>
+              </w:rPr>
               <w:t>Hủy lịch hẹn thành công.</w:t>
             </w:r>
           </w:p>
@@ -1784,6 +2681,11 @@
           </w:tcPr>
           <w:p>
             <w:r>
+              <w:rPr>
+                <w:rFonts w:ascii="Times New Roman" w:hAnsi="Times New Roman" w:eastAsia="Times New Roman"/>
+                <w:color w:val="000000"/>
+                <w:sz w:val="26"/>
+              </w:rPr>
               <w:t>TC-APPOINTMENT-003</w:t>
             </w:r>
           </w:p>
@@ -1794,6 +2696,11 @@
           </w:tcPr>
           <w:p>
             <w:r>
+              <w:rPr>
+                <w:rFonts w:ascii="Times New Roman" w:hAnsi="Times New Roman" w:eastAsia="Times New Roman"/>
+                <w:color w:val="000000"/>
+                <w:sz w:val="26"/>
+              </w:rPr>
               <w:t>5</w:t>
             </w:r>
           </w:p>
@@ -1804,6 +2711,11 @@
           </w:tcPr>
           <w:p>
             <w:r>
+              <w:rPr>
+                <w:rFonts w:ascii="Times New Roman" w:hAnsi="Times New Roman" w:eastAsia="Times New Roman"/>
+                <w:color w:val="000000"/>
+                <w:sz w:val="26"/>
+              </w:rPr>
               <w:t>PASS</w:t>
             </w:r>
           </w:p>
@@ -1814,16 +2726,26 @@
           </w:tcPr>
           <w:p>
             <w:r>
-              <w:t>31/08/2026 21:07:26</w:t>
-            </w:r>
-          </w:p>
-        </w:tc>
-        <w:tc>
-          <w:tcPr>
-            <w:tcW w:type="dxa" w:w="1440"/>
-          </w:tcPr>
-          <w:p>
-            <w:r>
+              <w:rPr>
+                <w:rFonts w:ascii="Times New Roman" w:hAnsi="Times New Roman" w:eastAsia="Times New Roman"/>
+                <w:color w:val="000000"/>
+                <w:sz w:val="26"/>
+              </w:rPr>
+              <w:t>06/09/2026 19:10:15</w:t>
+            </w:r>
+          </w:p>
+        </w:tc>
+        <w:tc>
+          <w:tcPr>
+            <w:tcW w:type="dxa" w:w="1440"/>
+          </w:tcPr>
+          <w:p>
+            <w:r>
+              <w:rPr>
+                <w:rFonts w:ascii="Times New Roman" w:hAnsi="Times New Roman" w:eastAsia="Times New Roman"/>
+                <w:color w:val="000000"/>
+                <w:sz w:val="26"/>
+              </w:rPr>
               <w:t>Trạng thái chuyển sang Đã hủy, nút thao tác biến mất và thông tin lịch không thay đổi</w:t>
             </w:r>
           </w:p>
@@ -1833,7 +2755,13 @@
             <w:tcW w:type="dxa" w:w="1440"/>
           </w:tcPr>
           <w:p>
-            <w:r/>
+            <w:r>
+              <w:rPr>
+                <w:rFonts w:ascii="Times New Roman" w:hAnsi="Times New Roman" w:eastAsia="Times New Roman"/>
+                <w:color w:val="000000"/>
+                <w:sz w:val="26"/>
+              </w:rPr>
+            </w:r>
           </w:p>
         </w:tc>
       </w:tr>
@@ -1844,6 +2772,11 @@
           </w:tcPr>
           <w:p>
             <w:r>
+              <w:rPr>
+                <w:rFonts w:ascii="Times New Roman" w:hAnsi="Times New Roman" w:eastAsia="Times New Roman"/>
+                <w:color w:val="000000"/>
+                <w:sz w:val="26"/>
+              </w:rPr>
               <w:t>TC-APPOINTMENT-009</w:t>
             </w:r>
           </w:p>
@@ -1854,6 +2787,11 @@
           </w:tcPr>
           <w:p>
             <w:r>
+              <w:rPr>
+                <w:rFonts w:ascii="Times New Roman" w:hAnsi="Times New Roman" w:eastAsia="Times New Roman"/>
+                <w:color w:val="000000"/>
+                <w:sz w:val="26"/>
+              </w:rPr>
               <w:t>1</w:t>
             </w:r>
           </w:p>
@@ -1864,6 +2802,11 @@
           </w:tcPr>
           <w:p>
             <w:r>
+              <w:rPr>
+                <w:rFonts w:ascii="Times New Roman" w:hAnsi="Times New Roman" w:eastAsia="Times New Roman"/>
+                <w:color w:val="000000"/>
+                <w:sz w:val="26"/>
+              </w:rPr>
               <w:t>PASS</w:t>
             </w:r>
           </w:p>
@@ -1874,16 +2817,26 @@
           </w:tcPr>
           <w:p>
             <w:r>
-              <w:t>31/08/2026 21:07:37</w:t>
-            </w:r>
-          </w:p>
-        </w:tc>
-        <w:tc>
-          <w:tcPr>
-            <w:tcW w:type="dxa" w:w="1440"/>
-          </w:tcPr>
-          <w:p>
-            <w:r>
+              <w:rPr>
+                <w:rFonts w:ascii="Times New Roman" w:hAnsi="Times New Roman" w:eastAsia="Times New Roman"/>
+                <w:color w:val="000000"/>
+                <w:sz w:val="26"/>
+              </w:rPr>
+              <w:t>06/09/2026 19:10:27</w:t>
+            </w:r>
+          </w:p>
+        </w:tc>
+        <w:tc>
+          <w:tcPr>
+            <w:tcW w:type="dxa" w:w="1440"/>
+          </w:tcPr>
+          <w:p>
+            <w:r>
+              <w:rPr>
+                <w:rFonts w:ascii="Times New Roman" w:hAnsi="Times New Roman" w:eastAsia="Times New Roman"/>
+                <w:color w:val="000000"/>
+                <w:sz w:val="26"/>
+              </w:rPr>
               <w:t>Đăng nhập đúng bác sĩ và mở lịch hẹn đã được xác nhận</w:t>
             </w:r>
           </w:p>
@@ -1893,7 +2846,13 @@
             <w:tcW w:type="dxa" w:w="1440"/>
           </w:tcPr>
           <w:p>
-            <w:r/>
+            <w:r>
+              <w:rPr>
+                <w:rFonts w:ascii="Times New Roman" w:hAnsi="Times New Roman" w:eastAsia="Times New Roman"/>
+                <w:color w:val="000000"/>
+                <w:sz w:val="26"/>
+              </w:rPr>
+            </w:r>
           </w:p>
         </w:tc>
       </w:tr>
@@ -1904,6 +2863,11 @@
           </w:tcPr>
           <w:p>
             <w:r>
+              <w:rPr>
+                <w:rFonts w:ascii="Times New Roman" w:hAnsi="Times New Roman" w:eastAsia="Times New Roman"/>
+                <w:color w:val="000000"/>
+                <w:sz w:val="26"/>
+              </w:rPr>
               <w:t>TC-APPOINTMENT-009</w:t>
             </w:r>
           </w:p>
@@ -1914,6 +2878,11 @@
           </w:tcPr>
           <w:p>
             <w:r>
+              <w:rPr>
+                <w:rFonts w:ascii="Times New Roman" w:hAnsi="Times New Roman" w:eastAsia="Times New Roman"/>
+                <w:color w:val="000000"/>
+                <w:sz w:val="26"/>
+              </w:rPr>
               <w:t>2</w:t>
             </w:r>
           </w:p>
@@ -1924,6 +2893,11 @@
           </w:tcPr>
           <w:p>
             <w:r>
+              <w:rPr>
+                <w:rFonts w:ascii="Times New Roman" w:hAnsi="Times New Roman" w:eastAsia="Times New Roman"/>
+                <w:color w:val="000000"/>
+                <w:sz w:val="26"/>
+              </w:rPr>
               <w:t>PASS</w:t>
             </w:r>
           </w:p>
@@ -1934,16 +2908,26 @@
           </w:tcPr>
           <w:p>
             <w:r>
-              <w:t>31/08/2026 21:07:38</w:t>
-            </w:r>
-          </w:p>
-        </w:tc>
-        <w:tc>
-          <w:tcPr>
-            <w:tcW w:type="dxa" w:w="1440"/>
-          </w:tcPr>
-          <w:p>
-            <w:r>
+              <w:rPr>
+                <w:rFonts w:ascii="Times New Roman" w:hAnsi="Times New Roman" w:eastAsia="Times New Roman"/>
+                <w:color w:val="000000"/>
+                <w:sz w:val="26"/>
+              </w:rPr>
+              <w:t>06/09/2026 19:10:27</w:t>
+            </w:r>
+          </w:p>
+        </w:tc>
+        <w:tc>
+          <w:tcPr>
+            <w:tcW w:type="dxa" w:w="1440"/>
+          </w:tcPr>
+          <w:p>
+            <w:r>
+              <w:rPr>
+                <w:rFonts w:ascii="Times New Roman" w:hAnsi="Times New Roman" w:eastAsia="Times New Roman"/>
+                <w:color w:val="000000"/>
+                <w:sz w:val="26"/>
+              </w:rPr>
               <w:t>Nhấn Khám bệnh và mở đúng trang khám của lịch hẹn</w:t>
             </w:r>
           </w:p>
@@ -1953,7 +2937,13 @@
             <w:tcW w:type="dxa" w:w="1440"/>
           </w:tcPr>
           <w:p>
-            <w:r/>
+            <w:r>
+              <w:rPr>
+                <w:rFonts w:ascii="Times New Roman" w:hAnsi="Times New Roman" w:eastAsia="Times New Roman"/>
+                <w:color w:val="000000"/>
+                <w:sz w:val="26"/>
+              </w:rPr>
+            </w:r>
           </w:p>
         </w:tc>
       </w:tr>
@@ -1964,6 +2954,11 @@
           </w:tcPr>
           <w:p>
             <w:r>
+              <w:rPr>
+                <w:rFonts w:ascii="Times New Roman" w:hAnsi="Times New Roman" w:eastAsia="Times New Roman"/>
+                <w:color w:val="000000"/>
+                <w:sz w:val="26"/>
+              </w:rPr>
               <w:t>TC-APPOINTMENT-009</w:t>
             </w:r>
           </w:p>
@@ -1974,6 +2969,11 @@
           </w:tcPr>
           <w:p>
             <w:r>
+              <w:rPr>
+                <w:rFonts w:ascii="Times New Roman" w:hAnsi="Times New Roman" w:eastAsia="Times New Roman"/>
+                <w:color w:val="000000"/>
+                <w:sz w:val="26"/>
+              </w:rPr>
               <w:t>3</w:t>
             </w:r>
           </w:p>
@@ -1984,6 +2984,11 @@
           </w:tcPr>
           <w:p>
             <w:r>
+              <w:rPr>
+                <w:rFonts w:ascii="Times New Roman" w:hAnsi="Times New Roman" w:eastAsia="Times New Roman"/>
+                <w:color w:val="000000"/>
+                <w:sz w:val="26"/>
+              </w:rPr>
               <w:t>PASS</w:t>
             </w:r>
           </w:p>
@@ -1994,16 +2999,26 @@
           </w:tcPr>
           <w:p>
             <w:r>
-              <w:t>31/08/2026 21:07:38</w:t>
-            </w:r>
-          </w:p>
-        </w:tc>
-        <w:tc>
-          <w:tcPr>
-            <w:tcW w:type="dxa" w:w="1440"/>
-          </w:tcPr>
-          <w:p>
-            <w:r>
+              <w:rPr>
+                <w:rFonts w:ascii="Times New Roman" w:hAnsi="Times New Roman" w:eastAsia="Times New Roman"/>
+                <w:color w:val="000000"/>
+                <w:sz w:val="26"/>
+              </w:rPr>
+              <w:t>06/09/2026 19:10:28</w:t>
+            </w:r>
+          </w:p>
+        </w:tc>
+        <w:tc>
+          <w:tcPr>
+            <w:tcW w:type="dxa" w:w="1440"/>
+          </w:tcPr>
+          <w:p>
+            <w:r>
+              <w:rPr>
+                <w:rFonts w:ascii="Times New Roman" w:hAnsi="Times New Roman" w:eastAsia="Times New Roman"/>
+                <w:color w:val="000000"/>
+                <w:sz w:val="26"/>
+              </w:rPr>
               <w:t>Nhập Chẩn đoán và Hướng điều trị hợp lệ</w:t>
             </w:r>
           </w:p>
@@ -2013,7 +3028,13 @@
             <w:tcW w:type="dxa" w:w="1440"/>
           </w:tcPr>
           <w:p>
-            <w:r/>
+            <w:r>
+              <w:rPr>
+                <w:rFonts w:ascii="Times New Roman" w:hAnsi="Times New Roman" w:eastAsia="Times New Roman"/>
+                <w:color w:val="000000"/>
+                <w:sz w:val="26"/>
+              </w:rPr>
+            </w:r>
           </w:p>
         </w:tc>
       </w:tr>
@@ -2024,6 +3045,11 @@
           </w:tcPr>
           <w:p>
             <w:r>
+              <w:rPr>
+                <w:rFonts w:ascii="Times New Roman" w:hAnsi="Times New Roman" w:eastAsia="Times New Roman"/>
+                <w:color w:val="000000"/>
+                <w:sz w:val="26"/>
+              </w:rPr>
               <w:t>TC-APPOINTMENT-009</w:t>
             </w:r>
           </w:p>
@@ -2034,6 +3060,11 @@
           </w:tcPr>
           <w:p>
             <w:r>
+              <w:rPr>
+                <w:rFonts w:ascii="Times New Roman" w:hAnsi="Times New Roman" w:eastAsia="Times New Roman"/>
+                <w:color w:val="000000"/>
+                <w:sz w:val="26"/>
+              </w:rPr>
               <w:t>4</w:t>
             </w:r>
           </w:p>
@@ -2044,6 +3075,11 @@
           </w:tcPr>
           <w:p>
             <w:r>
+              <w:rPr>
+                <w:rFonts w:ascii="Times New Roman" w:hAnsi="Times New Roman" w:eastAsia="Times New Roman"/>
+                <w:color w:val="000000"/>
+                <w:sz w:val="26"/>
+              </w:rPr>
               <w:t>PASS</w:t>
             </w:r>
           </w:p>
@@ -2054,16 +3090,26 @@
           </w:tcPr>
           <w:p>
             <w:r>
-              <w:t>31/08/2026 21:07:39</w:t>
-            </w:r>
-          </w:p>
-        </w:tc>
-        <w:tc>
-          <w:tcPr>
-            <w:tcW w:type="dxa" w:w="1440"/>
-          </w:tcPr>
-          <w:p>
-            <w:r>
+              <w:rPr>
+                <w:rFonts w:ascii="Times New Roman" w:hAnsi="Times New Roman" w:eastAsia="Times New Roman"/>
+                <w:color w:val="000000"/>
+                <w:sz w:val="26"/>
+              </w:rPr>
+              <w:t>06/09/2026 19:10:28</w:t>
+            </w:r>
+          </w:p>
+        </w:tc>
+        <w:tc>
+          <w:tcPr>
+            <w:tcW w:type="dxa" w:w="1440"/>
+          </w:tcPr>
+          <w:p>
+            <w:r>
+              <w:rPr>
+                <w:rFonts w:ascii="Times New Roman" w:hAnsi="Times New Roman" w:eastAsia="Times New Roman"/>
+                <w:color w:val="000000"/>
+                <w:sz w:val="26"/>
+              </w:rPr>
               <w:t>Lưu hồ sơ bệnh án thành công</w:t>
             </w:r>
           </w:p>
@@ -2073,7 +3119,13 @@
             <w:tcW w:type="dxa" w:w="1440"/>
           </w:tcPr>
           <w:p>
-            <w:r/>
+            <w:r>
+              <w:rPr>
+                <w:rFonts w:ascii="Times New Roman" w:hAnsi="Times New Roman" w:eastAsia="Times New Roman"/>
+                <w:color w:val="000000"/>
+                <w:sz w:val="26"/>
+              </w:rPr>
+            </w:r>
           </w:p>
         </w:tc>
       </w:tr>
@@ -2084,6 +3136,11 @@
           </w:tcPr>
           <w:p>
             <w:r>
+              <w:rPr>
+                <w:rFonts w:ascii="Times New Roman" w:hAnsi="Times New Roman" w:eastAsia="Times New Roman"/>
+                <w:color w:val="000000"/>
+                <w:sz w:val="26"/>
+              </w:rPr>
               <w:t>TC-APPOINTMENT-009</w:t>
             </w:r>
           </w:p>
@@ -2094,6 +3151,11 @@
           </w:tcPr>
           <w:p>
             <w:r>
+              <w:rPr>
+                <w:rFonts w:ascii="Times New Roman" w:hAnsi="Times New Roman" w:eastAsia="Times New Roman"/>
+                <w:color w:val="000000"/>
+                <w:sz w:val="26"/>
+              </w:rPr>
               <w:t>5</w:t>
             </w:r>
           </w:p>
@@ -2104,6 +3166,11 @@
           </w:tcPr>
           <w:p>
             <w:r>
+              <w:rPr>
+                <w:rFonts w:ascii="Times New Roman" w:hAnsi="Times New Roman" w:eastAsia="Times New Roman"/>
+                <w:color w:val="000000"/>
+                <w:sz w:val="26"/>
+              </w:rPr>
               <w:t>PASS</w:t>
             </w:r>
           </w:p>
@@ -2114,16 +3181,26 @@
           </w:tcPr>
           <w:p>
             <w:r>
-              <w:t>31/08/2026 21:07:42</w:t>
-            </w:r>
-          </w:p>
-        </w:tc>
-        <w:tc>
-          <w:tcPr>
-            <w:tcW w:type="dxa" w:w="1440"/>
-          </w:tcPr>
-          <w:p>
-            <w:r>
+              <w:rPr>
+                <w:rFonts w:ascii="Times New Roman" w:hAnsi="Times New Roman" w:eastAsia="Times New Roman"/>
+                <w:color w:val="000000"/>
+                <w:sz w:val="26"/>
+              </w:rPr>
+              <w:t>06/09/2026 19:10:32</w:t>
+            </w:r>
+          </w:p>
+        </w:tc>
+        <w:tc>
+          <w:tcPr>
+            <w:tcW w:type="dxa" w:w="1440"/>
+          </w:tcPr>
+          <w:p>
+            <w:r>
+              <w:rPr>
+                <w:rFonts w:ascii="Times New Roman" w:hAnsi="Times New Roman" w:eastAsia="Times New Roman"/>
+                <w:color w:val="000000"/>
+                <w:sz w:val="26"/>
+              </w:rPr>
               <w:t>Lịch chuyển sang Đã hoàn thành và không còn nút Khám bệnh</w:t>
             </w:r>
           </w:p>
@@ -2133,7 +3210,13 @@
             <w:tcW w:type="dxa" w:w="1440"/>
           </w:tcPr>
           <w:p>
-            <w:r/>
+            <w:r>
+              <w:rPr>
+                <w:rFonts w:ascii="Times New Roman" w:hAnsi="Times New Roman" w:eastAsia="Times New Roman"/>
+                <w:color w:val="000000"/>
+                <w:sz w:val="26"/>
+              </w:rPr>
+            </w:r>
           </w:p>
         </w:tc>
       </w:tr>
@@ -2144,6 +3227,11 @@
           </w:tcPr>
           <w:p>
             <w:r>
+              <w:rPr>
+                <w:rFonts w:ascii="Times New Roman" w:hAnsi="Times New Roman" w:eastAsia="Times New Roman"/>
+                <w:color w:val="000000"/>
+                <w:sz w:val="26"/>
+              </w:rPr>
               <w:t>TC-APPOINTMENT-009</w:t>
             </w:r>
           </w:p>
@@ -2154,6 +3242,11 @@
           </w:tcPr>
           <w:p>
             <w:r>
+              <w:rPr>
+                <w:rFonts w:ascii="Times New Roman" w:hAnsi="Times New Roman" w:eastAsia="Times New Roman"/>
+                <w:color w:val="000000"/>
+                <w:sz w:val="26"/>
+              </w:rPr>
               <w:t>6</w:t>
             </w:r>
           </w:p>
@@ -2164,6 +3257,11 @@
           </w:tcPr>
           <w:p>
             <w:r>
+              <w:rPr>
+                <w:rFonts w:ascii="Times New Roman" w:hAnsi="Times New Roman" w:eastAsia="Times New Roman"/>
+                <w:color w:val="000000"/>
+                <w:sz w:val="26"/>
+              </w:rPr>
               <w:t>PASS</w:t>
             </w:r>
           </w:p>
@@ -2174,16 +3272,26 @@
           </w:tcPr>
           <w:p>
             <w:r>
-              <w:t>31/08/2026 21:07:43</w:t>
-            </w:r>
-          </w:p>
-        </w:tc>
-        <w:tc>
-          <w:tcPr>
-            <w:tcW w:type="dxa" w:w="1440"/>
-          </w:tcPr>
-          <w:p>
-            <w:r>
+              <w:rPr>
+                <w:rFonts w:ascii="Times New Roman" w:hAnsi="Times New Roman" w:eastAsia="Times New Roman"/>
+                <w:color w:val="000000"/>
+                <w:sz w:val="26"/>
+              </w:rPr>
+              <w:t>06/09/2026 19:10:32</w:t>
+            </w:r>
+          </w:p>
+        </w:tc>
+        <w:tc>
+          <w:tcPr>
+            <w:tcW w:type="dxa" w:w="1440"/>
+          </w:tcPr>
+          <w:p>
+            <w:r>
+              <w:rPr>
+                <w:rFonts w:ascii="Times New Roman" w:hAnsi="Times New Roman" w:eastAsia="Times New Roman"/>
+                <w:color w:val="000000"/>
+                <w:sz w:val="26"/>
+              </w:rPr>
               <w:t>Mở lại hồ sơ và hiển thị đúng Chẩn đoán, Hướng điều trị đã lưu</w:t>
             </w:r>
           </w:p>
@@ -2193,7 +3301,13 @@
             <w:tcW w:type="dxa" w:w="1440"/>
           </w:tcPr>
           <w:p>
-            <w:r/>
+            <w:r>
+              <w:rPr>
+                <w:rFonts w:ascii="Times New Roman" w:hAnsi="Times New Roman" w:eastAsia="Times New Roman"/>
+                <w:color w:val="000000"/>
+                <w:sz w:val="26"/>
+              </w:rPr>
+            </w:r>
           </w:p>
         </w:tc>
       </w:tr>
@@ -2204,6 +3318,11 @@
           </w:tcPr>
           <w:p>
             <w:r>
+              <w:rPr>
+                <w:rFonts w:ascii="Times New Roman" w:hAnsi="Times New Roman" w:eastAsia="Times New Roman"/>
+                <w:color w:val="000000"/>
+                <w:sz w:val="26"/>
+              </w:rPr>
               <w:t>TC-APPOINTMENT-004</w:t>
             </w:r>
           </w:p>
@@ -2214,6 +3333,11 @@
           </w:tcPr>
           <w:p>
             <w:r>
+              <w:rPr>
+                <w:rFonts w:ascii="Times New Roman" w:hAnsi="Times New Roman" w:eastAsia="Times New Roman"/>
+                <w:color w:val="000000"/>
+                <w:sz w:val="26"/>
+              </w:rPr>
               <w:t>1</w:t>
             </w:r>
           </w:p>
@@ -2224,6 +3348,11 @@
           </w:tcPr>
           <w:p>
             <w:r>
+              <w:rPr>
+                <w:rFonts w:ascii="Times New Roman" w:hAnsi="Times New Roman" w:eastAsia="Times New Roman"/>
+                <w:color w:val="000000"/>
+                <w:sz w:val="26"/>
+              </w:rPr>
               <w:t>PASS</w:t>
             </w:r>
           </w:p>
@@ -2234,16 +3363,26 @@
           </w:tcPr>
           <w:p>
             <w:r>
-              <w:t>31/08/2026 21:07:54</w:t>
-            </w:r>
-          </w:p>
-        </w:tc>
-        <w:tc>
-          <w:tcPr>
-            <w:tcW w:type="dxa" w:w="1440"/>
-          </w:tcPr>
-          <w:p>
-            <w:r>
+              <w:rPr>
+                <w:rFonts w:ascii="Times New Roman" w:hAnsi="Times New Roman" w:eastAsia="Times New Roman"/>
+                <w:color w:val="000000"/>
+                <w:sz w:val="26"/>
+              </w:rPr>
+              <w:t>06/09/2026 19:10:43</w:t>
+            </w:r>
+          </w:p>
+        </w:tc>
+        <w:tc>
+          <w:tcPr>
+            <w:tcW w:type="dxa" w:w="1440"/>
+          </w:tcPr>
+          <w:p>
+            <w:r>
+              <w:rPr>
+                <w:rFonts w:ascii="Times New Roman" w:hAnsi="Times New Roman" w:eastAsia="Times New Roman"/>
+                <w:color w:val="000000"/>
+                <w:sz w:val="26"/>
+              </w:rPr>
               <w:t>Đăng nhập bằng đúng tài khoản bác sĩ của lịch thành công</w:t>
             </w:r>
           </w:p>
@@ -2253,7 +3392,13 @@
             <w:tcW w:type="dxa" w:w="1440"/>
           </w:tcPr>
           <w:p>
-            <w:r/>
+            <w:r>
+              <w:rPr>
+                <w:rFonts w:ascii="Times New Roman" w:hAnsi="Times New Roman" w:eastAsia="Times New Roman"/>
+                <w:color w:val="000000"/>
+                <w:sz w:val="26"/>
+              </w:rPr>
+            </w:r>
           </w:p>
         </w:tc>
       </w:tr>
@@ -2264,6 +3409,11 @@
           </w:tcPr>
           <w:p>
             <w:r>
+              <w:rPr>
+                <w:rFonts w:ascii="Times New Roman" w:hAnsi="Times New Roman" w:eastAsia="Times New Roman"/>
+                <w:color w:val="000000"/>
+                <w:sz w:val="26"/>
+              </w:rPr>
               <w:t>TC-APPOINTMENT-004</w:t>
             </w:r>
           </w:p>
@@ -2274,6 +3424,11 @@
           </w:tcPr>
           <w:p>
             <w:r>
+              <w:rPr>
+                <w:rFonts w:ascii="Times New Roman" w:hAnsi="Times New Roman" w:eastAsia="Times New Roman"/>
+                <w:color w:val="000000"/>
+                <w:sz w:val="26"/>
+              </w:rPr>
               <w:t>2</w:t>
             </w:r>
           </w:p>
@@ -2284,6 +3439,11 @@
           </w:tcPr>
           <w:p>
             <w:r>
+              <w:rPr>
+                <w:rFonts w:ascii="Times New Roman" w:hAnsi="Times New Roman" w:eastAsia="Times New Roman"/>
+                <w:color w:val="000000"/>
+                <w:sz w:val="26"/>
+              </w:rPr>
               <w:t>PASS</w:t>
             </w:r>
           </w:p>
@@ -2294,16 +3454,26 @@
           </w:tcPr>
           <w:p>
             <w:r>
-              <w:t>31/08/2026 21:07:54</w:t>
-            </w:r>
-          </w:p>
-        </w:tc>
-        <w:tc>
-          <w:tcPr>
-            <w:tcW w:type="dxa" w:w="1440"/>
-          </w:tcPr>
-          <w:p>
-            <w:r>
+              <w:rPr>
+                <w:rFonts w:ascii="Times New Roman" w:hAnsi="Times New Roman" w:eastAsia="Times New Roman"/>
+                <w:color w:val="000000"/>
+                <w:sz w:val="26"/>
+              </w:rPr>
+              <w:t>06/09/2026 19:10:43</w:t>
+            </w:r>
+          </w:p>
+        </w:tc>
+        <w:tc>
+          <w:tcPr>
+            <w:tcW w:type="dxa" w:w="1440"/>
+          </w:tcPr>
+          <w:p>
+            <w:r>
+              <w:rPr>
+                <w:rFonts w:ascii="Times New Roman" w:hAnsi="Times New Roman" w:eastAsia="Times New Roman"/>
+                <w:color w:val="000000"/>
+                <w:sz w:val="26"/>
+              </w:rPr>
               <w:t>Mở trang Lịch hẹn bệnh nhân và tìm thấy đúng lịch</w:t>
             </w:r>
           </w:p>
@@ -2313,7 +3483,13 @@
             <w:tcW w:type="dxa" w:w="1440"/>
           </w:tcPr>
           <w:p>
-            <w:r/>
+            <w:r>
+              <w:rPr>
+                <w:rFonts w:ascii="Times New Roman" w:hAnsi="Times New Roman" w:eastAsia="Times New Roman"/>
+                <w:color w:val="000000"/>
+                <w:sz w:val="26"/>
+              </w:rPr>
+            </w:r>
           </w:p>
         </w:tc>
       </w:tr>
@@ -2324,56 +3500,94 @@
           </w:tcPr>
           <w:p>
             <w:r>
-              <w:t>TC-APPOINTMENT-005</w:t>
-            </w:r>
-          </w:p>
-        </w:tc>
-        <w:tc>
-          <w:tcPr>
-            <w:tcW w:type="dxa" w:w="1440"/>
-          </w:tcPr>
-          <w:p>
-            <w:r>
-              <w:t>1</w:t>
-            </w:r>
-          </w:p>
-        </w:tc>
-        <w:tc>
-          <w:tcPr>
-            <w:tcW w:type="dxa" w:w="1440"/>
-          </w:tcPr>
-          <w:p>
-            <w:r>
-              <w:t>PASS</w:t>
-            </w:r>
-          </w:p>
-        </w:tc>
-        <w:tc>
-          <w:tcPr>
-            <w:tcW w:type="dxa" w:w="1440"/>
-          </w:tcPr>
-          <w:p>
-            <w:r>
-              <w:t>31/08/2026 21:08:11</w:t>
-            </w:r>
-          </w:p>
-        </w:tc>
-        <w:tc>
-          <w:tcPr>
-            <w:tcW w:type="dxa" w:w="1440"/>
-          </w:tcPr>
-          <w:p>
-            <w:r>
-              <w:t>Đăng nhập bằng đúng tài khoản bác sĩ của lịch thành công</w:t>
-            </w:r>
-          </w:p>
-        </w:tc>
-        <w:tc>
-          <w:tcPr>
-            <w:tcW w:type="dxa" w:w="1440"/>
-          </w:tcPr>
-          <w:p>
-            <w:r/>
+              <w:rPr>
+                <w:rFonts w:ascii="Times New Roman" w:hAnsi="Times New Roman" w:eastAsia="Times New Roman"/>
+                <w:color w:val="000000"/>
+                <w:sz w:val="26"/>
+              </w:rPr>
+              <w:t>TC-APPOINTMENT-004</w:t>
+            </w:r>
+          </w:p>
+        </w:tc>
+        <w:tc>
+          <w:tcPr>
+            <w:tcW w:type="dxa" w:w="1440"/>
+          </w:tcPr>
+          <w:p>
+            <w:r>
+              <w:rPr>
+                <w:rFonts w:ascii="Times New Roman" w:hAnsi="Times New Roman" w:eastAsia="Times New Roman"/>
+                <w:color w:val="000000"/>
+                <w:sz w:val="26"/>
+              </w:rPr>
+              <w:t>3</w:t>
+            </w:r>
+          </w:p>
+        </w:tc>
+        <w:tc>
+          <w:tcPr>
+            <w:tcW w:type="dxa" w:w="1440"/>
+          </w:tcPr>
+          <w:p>
+            <w:r>
+              <w:rPr>
+                <w:rFonts w:ascii="Times New Roman" w:hAnsi="Times New Roman" w:eastAsia="Times New Roman"/>
+                <w:color w:val="000000"/>
+                <w:sz w:val="26"/>
+              </w:rPr>
+              <w:t>XFAIL</w:t>
+            </w:r>
+          </w:p>
+        </w:tc>
+        <w:tc>
+          <w:tcPr>
+            <w:tcW w:type="dxa" w:w="1440"/>
+          </w:tcPr>
+          <w:p>
+            <w:r>
+              <w:rPr>
+                <w:rFonts w:ascii="Times New Roman" w:hAnsi="Times New Roman" w:eastAsia="Times New Roman"/>
+                <w:color w:val="000000"/>
+                <w:sz w:val="26"/>
+              </w:rPr>
+              <w:t>06/09/2026 19:10:49</w:t>
+            </w:r>
+          </w:p>
+        </w:tc>
+        <w:tc>
+          <w:tcPr>
+            <w:tcW w:type="dxa" w:w="1440"/>
+          </w:tcPr>
+          <w:p>
+            <w:r>
+              <w:rPr>
+                <w:rFonts w:ascii="Times New Roman" w:hAnsi="Times New Roman" w:eastAsia="Times New Roman"/>
+                <w:color w:val="000000"/>
+                <w:sz w:val="26"/>
+              </w:rPr>
+              <w:t>Known bug - Step không đạt Expected Result</w:t>
+            </w:r>
+          </w:p>
+        </w:tc>
+        <w:tc>
+          <w:tcPr>
+            <w:tcW w:type="dxa" w:w="1440"/>
+          </w:tcPr>
+          <w:p>
+            <w:r>
+              <w:rPr>
+                <w:rFonts w:ascii="Times New Roman" w:hAnsi="Times New Roman" w:eastAsia="Times New Roman"/>
+                <w:color w:val="000000"/>
+                <w:sz w:val="26"/>
+              </w:rPr>
+              <w:t>TC-APPOINTMENT-004 | STEP 3 FAILED | Bác sĩ không có nút Xem hồ sơ khi lịch đang Chờ xác nhận</w:t>
+              <w:br/>
+              <w:t>assert False</w:t>
+              <w:br/>
+              <w:t xml:space="preserve"> +  where False = is_patient_profile_button_present(320)</w:t>
+              <w:br/>
+              <w:t xml:space="preserve"> +    where is_patient_profile_button_present = &lt;pages.DoctorAppointmentPage.DoctorAppointmentPage object at 0x0000015EF446FA90&gt;.is_patient_profile_button_present</w:t>
+            </w:r>
           </w:p>
         </w:tc>
       </w:tr>
@@ -2384,6 +3598,11 @@
           </w:tcPr>
           <w:p>
             <w:r>
+              <w:rPr>
+                <w:rFonts w:ascii="Times New Roman" w:hAnsi="Times New Roman" w:eastAsia="Times New Roman"/>
+                <w:color w:val="000000"/>
+                <w:sz w:val="26"/>
+              </w:rPr>
               <w:t>TC-APPOINTMENT-005</w:t>
             </w:r>
           </w:p>
@@ -2394,16 +3613,26 @@
           </w:tcPr>
           <w:p>
             <w:r>
-              <w:t>2</w:t>
-            </w:r>
-          </w:p>
-        </w:tc>
-        <w:tc>
-          <w:tcPr>
-            <w:tcW w:type="dxa" w:w="1440"/>
-          </w:tcPr>
-          <w:p>
-            <w:r>
+              <w:rPr>
+                <w:rFonts w:ascii="Times New Roman" w:hAnsi="Times New Roman" w:eastAsia="Times New Roman"/>
+                <w:color w:val="000000"/>
+                <w:sz w:val="26"/>
+              </w:rPr>
+              <w:t>1</w:t>
+            </w:r>
+          </w:p>
+        </w:tc>
+        <w:tc>
+          <w:tcPr>
+            <w:tcW w:type="dxa" w:w="1440"/>
+          </w:tcPr>
+          <w:p>
+            <w:r>
+              <w:rPr>
+                <w:rFonts w:ascii="Times New Roman" w:hAnsi="Times New Roman" w:eastAsia="Times New Roman"/>
+                <w:color w:val="000000"/>
+                <w:sz w:val="26"/>
+              </w:rPr>
               <w:t>PASS</w:t>
             </w:r>
           </w:p>
@@ -2414,26 +3643,42 @@
           </w:tcPr>
           <w:p>
             <w:r>
-              <w:t>31/08/2026 21:08:12</w:t>
-            </w:r>
-          </w:p>
-        </w:tc>
-        <w:tc>
-          <w:tcPr>
-            <w:tcW w:type="dxa" w:w="1440"/>
-          </w:tcPr>
-          <w:p>
-            <w:r>
-              <w:t>Xác nhận lịch đang ở trạng thái Chờ xác nhận</w:t>
-            </w:r>
-          </w:p>
-        </w:tc>
-        <w:tc>
-          <w:tcPr>
-            <w:tcW w:type="dxa" w:w="1440"/>
-          </w:tcPr>
-          <w:p>
-            <w:r/>
+              <w:rPr>
+                <w:rFonts w:ascii="Times New Roman" w:hAnsi="Times New Roman" w:eastAsia="Times New Roman"/>
+                <w:color w:val="000000"/>
+                <w:sz w:val="26"/>
+              </w:rPr>
+              <w:t>06/09/2026 19:11:01</w:t>
+            </w:r>
+          </w:p>
+        </w:tc>
+        <w:tc>
+          <w:tcPr>
+            <w:tcW w:type="dxa" w:w="1440"/>
+          </w:tcPr>
+          <w:p>
+            <w:r>
+              <w:rPr>
+                <w:rFonts w:ascii="Times New Roman" w:hAnsi="Times New Roman" w:eastAsia="Times New Roman"/>
+                <w:color w:val="000000"/>
+                <w:sz w:val="26"/>
+              </w:rPr>
+              <w:t>Đăng nhập bằng đúng tài khoản bác sĩ của lịch thành công</w:t>
+            </w:r>
+          </w:p>
+        </w:tc>
+        <w:tc>
+          <w:tcPr>
+            <w:tcW w:type="dxa" w:w="1440"/>
+          </w:tcPr>
+          <w:p>
+            <w:r>
+              <w:rPr>
+                <w:rFonts w:ascii="Times New Roman" w:hAnsi="Times New Roman" w:eastAsia="Times New Roman"/>
+                <w:color w:val="000000"/>
+                <w:sz w:val="26"/>
+              </w:rPr>
+            </w:r>
           </w:p>
         </w:tc>
       </w:tr>
@@ -2444,6 +3689,11 @@
           </w:tcPr>
           <w:p>
             <w:r>
+              <w:rPr>
+                <w:rFonts w:ascii="Times New Roman" w:hAnsi="Times New Roman" w:eastAsia="Times New Roman"/>
+                <w:color w:val="000000"/>
+                <w:sz w:val="26"/>
+              </w:rPr>
               <w:t>TC-APPOINTMENT-005</w:t>
             </w:r>
           </w:p>
@@ -2454,16 +3704,26 @@
           </w:tcPr>
           <w:p>
             <w:r>
-              <w:t>3</w:t>
-            </w:r>
-          </w:p>
-        </w:tc>
-        <w:tc>
-          <w:tcPr>
-            <w:tcW w:type="dxa" w:w="1440"/>
-          </w:tcPr>
-          <w:p>
-            <w:r>
+              <w:rPr>
+                <w:rFonts w:ascii="Times New Roman" w:hAnsi="Times New Roman" w:eastAsia="Times New Roman"/>
+                <w:color w:val="000000"/>
+                <w:sz w:val="26"/>
+              </w:rPr>
+              <w:t>2</w:t>
+            </w:r>
+          </w:p>
+        </w:tc>
+        <w:tc>
+          <w:tcPr>
+            <w:tcW w:type="dxa" w:w="1440"/>
+          </w:tcPr>
+          <w:p>
+            <w:r>
+              <w:rPr>
+                <w:rFonts w:ascii="Times New Roman" w:hAnsi="Times New Roman" w:eastAsia="Times New Roman"/>
+                <w:color w:val="000000"/>
+                <w:sz w:val="26"/>
+              </w:rPr>
               <w:t>PASS</w:t>
             </w:r>
           </w:p>
@@ -2474,26 +3734,42 @@
           </w:tcPr>
           <w:p>
             <w:r>
-              <w:t>31/08/2026 21:08:12</w:t>
-            </w:r>
-          </w:p>
-        </w:tc>
-        <w:tc>
-          <w:tcPr>
-            <w:tcW w:type="dxa" w:w="1440"/>
-          </w:tcPr>
-          <w:p>
-            <w:r>
-              <w:t>Hệ thống chặn truy cập trực tiếp vào trang Khám bệnh</w:t>
-            </w:r>
-          </w:p>
-        </w:tc>
-        <w:tc>
-          <w:tcPr>
-            <w:tcW w:type="dxa" w:w="1440"/>
-          </w:tcPr>
-          <w:p>
-            <w:r/>
+              <w:rPr>
+                <w:rFonts w:ascii="Times New Roman" w:hAnsi="Times New Roman" w:eastAsia="Times New Roman"/>
+                <w:color w:val="000000"/>
+                <w:sz w:val="26"/>
+              </w:rPr>
+              <w:t>06/09/2026 19:11:01</w:t>
+            </w:r>
+          </w:p>
+        </w:tc>
+        <w:tc>
+          <w:tcPr>
+            <w:tcW w:type="dxa" w:w="1440"/>
+          </w:tcPr>
+          <w:p>
+            <w:r>
+              <w:rPr>
+                <w:rFonts w:ascii="Times New Roman" w:hAnsi="Times New Roman" w:eastAsia="Times New Roman"/>
+                <w:color w:val="000000"/>
+                <w:sz w:val="26"/>
+              </w:rPr>
+              <w:t>Xác nhận lịch đang ở trạng thái Chờ xác nhận</w:t>
+            </w:r>
+          </w:p>
+        </w:tc>
+        <w:tc>
+          <w:tcPr>
+            <w:tcW w:type="dxa" w:w="1440"/>
+          </w:tcPr>
+          <w:p>
+            <w:r>
+              <w:rPr>
+                <w:rFonts w:ascii="Times New Roman" w:hAnsi="Times New Roman" w:eastAsia="Times New Roman"/>
+                <w:color w:val="000000"/>
+                <w:sz w:val="26"/>
+              </w:rPr>
+            </w:r>
           </w:p>
         </w:tc>
       </w:tr>
@@ -2504,6 +3780,11 @@
           </w:tcPr>
           <w:p>
             <w:r>
+              <w:rPr>
+                <w:rFonts w:ascii="Times New Roman" w:hAnsi="Times New Roman" w:eastAsia="Times New Roman"/>
+                <w:color w:val="000000"/>
+                <w:sz w:val="26"/>
+              </w:rPr>
               <w:t>TC-APPOINTMENT-005</w:t>
             </w:r>
           </w:p>
@@ -2514,16 +3795,26 @@
           </w:tcPr>
           <w:p>
             <w:r>
-              <w:t>4</w:t>
-            </w:r>
-          </w:p>
-        </w:tc>
-        <w:tc>
-          <w:tcPr>
-            <w:tcW w:type="dxa" w:w="1440"/>
-          </w:tcPr>
-          <w:p>
-            <w:r>
+              <w:rPr>
+                <w:rFonts w:ascii="Times New Roman" w:hAnsi="Times New Roman" w:eastAsia="Times New Roman"/>
+                <w:color w:val="000000"/>
+                <w:sz w:val="26"/>
+              </w:rPr>
+              <w:t>3</w:t>
+            </w:r>
+          </w:p>
+        </w:tc>
+        <w:tc>
+          <w:tcPr>
+            <w:tcW w:type="dxa" w:w="1440"/>
+          </w:tcPr>
+          <w:p>
+            <w:r>
+              <w:rPr>
+                <w:rFonts w:ascii="Times New Roman" w:hAnsi="Times New Roman" w:eastAsia="Times New Roman"/>
+                <w:color w:val="000000"/>
+                <w:sz w:val="26"/>
+              </w:rPr>
               <w:t>PASS</w:t>
             </w:r>
           </w:p>
@@ -2534,26 +3825,42 @@
           </w:tcPr>
           <w:p>
             <w:r>
-              <w:t>31/08/2026 21:08:18</w:t>
-            </w:r>
-          </w:p>
-        </w:tc>
-        <w:tc>
-          <w:tcPr>
-            <w:tcW w:type="dxa" w:w="1440"/>
-          </w:tcPr>
-          <w:p>
-            <w:r>
-              <w:t>Không hiển thị thông tin khám và không cho phép tạo hồ sơ bệnh án</w:t>
-            </w:r>
-          </w:p>
-        </w:tc>
-        <w:tc>
-          <w:tcPr>
-            <w:tcW w:type="dxa" w:w="1440"/>
-          </w:tcPr>
-          <w:p>
-            <w:r/>
+              <w:rPr>
+                <w:rFonts w:ascii="Times New Roman" w:hAnsi="Times New Roman" w:eastAsia="Times New Roman"/>
+                <w:color w:val="000000"/>
+                <w:sz w:val="26"/>
+              </w:rPr>
+              <w:t>06/09/2026 19:11:01</w:t>
+            </w:r>
+          </w:p>
+        </w:tc>
+        <w:tc>
+          <w:tcPr>
+            <w:tcW w:type="dxa" w:w="1440"/>
+          </w:tcPr>
+          <w:p>
+            <w:r>
+              <w:rPr>
+                <w:rFonts w:ascii="Times New Roman" w:hAnsi="Times New Roman" w:eastAsia="Times New Roman"/>
+                <w:color w:val="000000"/>
+                <w:sz w:val="26"/>
+              </w:rPr>
+              <w:t>Hệ thống chặn truy cập trực tiếp vào trang Khám bệnh</w:t>
+            </w:r>
+          </w:p>
+        </w:tc>
+        <w:tc>
+          <w:tcPr>
+            <w:tcW w:type="dxa" w:w="1440"/>
+          </w:tcPr>
+          <w:p>
+            <w:r>
+              <w:rPr>
+                <w:rFonts w:ascii="Times New Roman" w:hAnsi="Times New Roman" w:eastAsia="Times New Roman"/>
+                <w:color w:val="000000"/>
+                <w:sz w:val="26"/>
+              </w:rPr>
+            </w:r>
           </w:p>
         </w:tc>
       </w:tr>
@@ -2564,6 +3871,11 @@
           </w:tcPr>
           <w:p>
             <w:r>
+              <w:rPr>
+                <w:rFonts w:ascii="Times New Roman" w:hAnsi="Times New Roman" w:eastAsia="Times New Roman"/>
+                <w:color w:val="000000"/>
+                <w:sz w:val="26"/>
+              </w:rPr>
               <w:t>TC-APPOINTMENT-005</w:t>
             </w:r>
           </w:p>
@@ -2574,16 +3886,26 @@
           </w:tcPr>
           <w:p>
             <w:r>
-              <w:t>5</w:t>
-            </w:r>
-          </w:p>
-        </w:tc>
-        <w:tc>
-          <w:tcPr>
-            <w:tcW w:type="dxa" w:w="1440"/>
-          </w:tcPr>
-          <w:p>
-            <w:r>
+              <w:rPr>
+                <w:rFonts w:ascii="Times New Roman" w:hAnsi="Times New Roman" w:eastAsia="Times New Roman"/>
+                <w:color w:val="000000"/>
+                <w:sz w:val="26"/>
+              </w:rPr>
+              <w:t>4</w:t>
+            </w:r>
+          </w:p>
+        </w:tc>
+        <w:tc>
+          <w:tcPr>
+            <w:tcW w:type="dxa" w:w="1440"/>
+          </w:tcPr>
+          <w:p>
+            <w:r>
+              <w:rPr>
+                <w:rFonts w:ascii="Times New Roman" w:hAnsi="Times New Roman" w:eastAsia="Times New Roman"/>
+                <w:color w:val="000000"/>
+                <w:sz w:val="26"/>
+              </w:rPr>
               <w:t>PASS</w:t>
             </w:r>
           </w:p>
@@ -2594,26 +3916,42 @@
           </w:tcPr>
           <w:p>
             <w:r>
-              <w:t>31/08/2026 21:08:18</w:t>
-            </w:r>
-          </w:p>
-        </w:tc>
-        <w:tc>
-          <w:tcPr>
-            <w:tcW w:type="dxa" w:w="1440"/>
-          </w:tcPr>
-          <w:p>
-            <w:r>
-              <w:t>Lịch vẫn giữ trạng thái Chờ xác nhận và không phát sinh dữ liệu khám</w:t>
-            </w:r>
-          </w:p>
-        </w:tc>
-        <w:tc>
-          <w:tcPr>
-            <w:tcW w:type="dxa" w:w="1440"/>
-          </w:tcPr>
-          <w:p>
-            <w:r/>
+              <w:rPr>
+                <w:rFonts w:ascii="Times New Roman" w:hAnsi="Times New Roman" w:eastAsia="Times New Roman"/>
+                <w:color w:val="000000"/>
+                <w:sz w:val="26"/>
+              </w:rPr>
+              <w:t>06/09/2026 19:11:07</w:t>
+            </w:r>
+          </w:p>
+        </w:tc>
+        <w:tc>
+          <w:tcPr>
+            <w:tcW w:type="dxa" w:w="1440"/>
+          </w:tcPr>
+          <w:p>
+            <w:r>
+              <w:rPr>
+                <w:rFonts w:ascii="Times New Roman" w:hAnsi="Times New Roman" w:eastAsia="Times New Roman"/>
+                <w:color w:val="000000"/>
+                <w:sz w:val="26"/>
+              </w:rPr>
+              <w:t>Không hiển thị thông tin khám và không cho phép tạo hồ sơ bệnh án</w:t>
+            </w:r>
+          </w:p>
+        </w:tc>
+        <w:tc>
+          <w:tcPr>
+            <w:tcW w:type="dxa" w:w="1440"/>
+          </w:tcPr>
+          <w:p>
+            <w:r>
+              <w:rPr>
+                <w:rFonts w:ascii="Times New Roman" w:hAnsi="Times New Roman" w:eastAsia="Times New Roman"/>
+                <w:color w:val="000000"/>
+                <w:sz w:val="26"/>
+              </w:rPr>
+            </w:r>
           </w:p>
         </w:tc>
       </w:tr>
@@ -2624,26 +3962,41 @@
           </w:tcPr>
           <w:p>
             <w:r>
-              <w:t>TC-APPOINTMENT-006</w:t>
-            </w:r>
-          </w:p>
-        </w:tc>
-        <w:tc>
-          <w:tcPr>
-            <w:tcW w:type="dxa" w:w="1440"/>
-          </w:tcPr>
-          <w:p>
-            <w:r>
-              <w:t>1</w:t>
-            </w:r>
-          </w:p>
-        </w:tc>
-        <w:tc>
-          <w:tcPr>
-            <w:tcW w:type="dxa" w:w="1440"/>
-          </w:tcPr>
-          <w:p>
-            <w:r>
+              <w:rPr>
+                <w:rFonts w:ascii="Times New Roman" w:hAnsi="Times New Roman" w:eastAsia="Times New Roman"/>
+                <w:color w:val="000000"/>
+                <w:sz w:val="26"/>
+              </w:rPr>
+              <w:t>TC-APPOINTMENT-005</w:t>
+            </w:r>
+          </w:p>
+        </w:tc>
+        <w:tc>
+          <w:tcPr>
+            <w:tcW w:type="dxa" w:w="1440"/>
+          </w:tcPr>
+          <w:p>
+            <w:r>
+              <w:rPr>
+                <w:rFonts w:ascii="Times New Roman" w:hAnsi="Times New Roman" w:eastAsia="Times New Roman"/>
+                <w:color w:val="000000"/>
+                <w:sz w:val="26"/>
+              </w:rPr>
+              <w:t>5</w:t>
+            </w:r>
+          </w:p>
+        </w:tc>
+        <w:tc>
+          <w:tcPr>
+            <w:tcW w:type="dxa" w:w="1440"/>
+          </w:tcPr>
+          <w:p>
+            <w:r>
+              <w:rPr>
+                <w:rFonts w:ascii="Times New Roman" w:hAnsi="Times New Roman" w:eastAsia="Times New Roman"/>
+                <w:color w:val="000000"/>
+                <w:sz w:val="26"/>
+              </w:rPr>
               <w:t>PASS</w:t>
             </w:r>
           </w:p>
@@ -2654,26 +4007,42 @@
           </w:tcPr>
           <w:p>
             <w:r>
-              <w:t>31/08/2026 21:08:29</w:t>
-            </w:r>
-          </w:p>
-        </w:tc>
-        <w:tc>
-          <w:tcPr>
-            <w:tcW w:type="dxa" w:w="1440"/>
-          </w:tcPr>
-          <w:p>
-            <w:r>
-              <w:t>Đăng nhập bằng đúng tài khoản bác sĩ của lịch thành công</w:t>
-            </w:r>
-          </w:p>
-        </w:tc>
-        <w:tc>
-          <w:tcPr>
-            <w:tcW w:type="dxa" w:w="1440"/>
-          </w:tcPr>
-          <w:p>
-            <w:r/>
+              <w:rPr>
+                <w:rFonts w:ascii="Times New Roman" w:hAnsi="Times New Roman" w:eastAsia="Times New Roman"/>
+                <w:color w:val="000000"/>
+                <w:sz w:val="26"/>
+              </w:rPr>
+              <w:t>06/09/2026 19:11:07</w:t>
+            </w:r>
+          </w:p>
+        </w:tc>
+        <w:tc>
+          <w:tcPr>
+            <w:tcW w:type="dxa" w:w="1440"/>
+          </w:tcPr>
+          <w:p>
+            <w:r>
+              <w:rPr>
+                <w:rFonts w:ascii="Times New Roman" w:hAnsi="Times New Roman" w:eastAsia="Times New Roman"/>
+                <w:color w:val="000000"/>
+                <w:sz w:val="26"/>
+              </w:rPr>
+              <w:t>Lịch vẫn giữ trạng thái Chờ xác nhận và không phát sinh dữ liệu khám</w:t>
+            </w:r>
+          </w:p>
+        </w:tc>
+        <w:tc>
+          <w:tcPr>
+            <w:tcW w:type="dxa" w:w="1440"/>
+          </w:tcPr>
+          <w:p>
+            <w:r>
+              <w:rPr>
+                <w:rFonts w:ascii="Times New Roman" w:hAnsi="Times New Roman" w:eastAsia="Times New Roman"/>
+                <w:color w:val="000000"/>
+                <w:sz w:val="26"/>
+              </w:rPr>
+            </w:r>
           </w:p>
         </w:tc>
       </w:tr>
@@ -2684,6 +4053,11 @@
           </w:tcPr>
           <w:p>
             <w:r>
+              <w:rPr>
+                <w:rFonts w:ascii="Times New Roman" w:hAnsi="Times New Roman" w:eastAsia="Times New Roman"/>
+                <w:color w:val="000000"/>
+                <w:sz w:val="26"/>
+              </w:rPr>
               <w:t>TC-APPOINTMENT-006</w:t>
             </w:r>
           </w:p>
@@ -2694,16 +4068,26 @@
           </w:tcPr>
           <w:p>
             <w:r>
-              <w:t>2</w:t>
-            </w:r>
-          </w:p>
-        </w:tc>
-        <w:tc>
-          <w:tcPr>
-            <w:tcW w:type="dxa" w:w="1440"/>
-          </w:tcPr>
-          <w:p>
-            <w:r>
+              <w:rPr>
+                <w:rFonts w:ascii="Times New Roman" w:hAnsi="Times New Roman" w:eastAsia="Times New Roman"/>
+                <w:color w:val="000000"/>
+                <w:sz w:val="26"/>
+              </w:rPr>
+              <w:t>1</w:t>
+            </w:r>
+          </w:p>
+        </w:tc>
+        <w:tc>
+          <w:tcPr>
+            <w:tcW w:type="dxa" w:w="1440"/>
+          </w:tcPr>
+          <w:p>
+            <w:r>
+              <w:rPr>
+                <w:rFonts w:ascii="Times New Roman" w:hAnsi="Times New Roman" w:eastAsia="Times New Roman"/>
+                <w:color w:val="000000"/>
+                <w:sz w:val="26"/>
+              </w:rPr>
               <w:t>PASS</w:t>
             </w:r>
           </w:p>
@@ -2714,26 +4098,42 @@
           </w:tcPr>
           <w:p>
             <w:r>
-              <w:t>31/08/2026 21:08:30</w:t>
-            </w:r>
-          </w:p>
-        </w:tc>
-        <w:tc>
-          <w:tcPr>
-            <w:tcW w:type="dxa" w:w="1440"/>
-          </w:tcPr>
-          <w:p>
-            <w:r>
-              <w:t>Mở trang Lịch hẹn bệnh nhân và tìm thấy đúng lịch</w:t>
-            </w:r>
-          </w:p>
-        </w:tc>
-        <w:tc>
-          <w:tcPr>
-            <w:tcW w:type="dxa" w:w="1440"/>
-          </w:tcPr>
-          <w:p>
-            <w:r/>
+              <w:rPr>
+                <w:rFonts w:ascii="Times New Roman" w:hAnsi="Times New Roman" w:eastAsia="Times New Roman"/>
+                <w:color w:val="000000"/>
+                <w:sz w:val="26"/>
+              </w:rPr>
+              <w:t>06/09/2026 19:11:18</w:t>
+            </w:r>
+          </w:p>
+        </w:tc>
+        <w:tc>
+          <w:tcPr>
+            <w:tcW w:type="dxa" w:w="1440"/>
+          </w:tcPr>
+          <w:p>
+            <w:r>
+              <w:rPr>
+                <w:rFonts w:ascii="Times New Roman" w:hAnsi="Times New Roman" w:eastAsia="Times New Roman"/>
+                <w:color w:val="000000"/>
+                <w:sz w:val="26"/>
+              </w:rPr>
+              <w:t>Đăng nhập bằng đúng tài khoản bác sĩ của lịch thành công</w:t>
+            </w:r>
+          </w:p>
+        </w:tc>
+        <w:tc>
+          <w:tcPr>
+            <w:tcW w:type="dxa" w:w="1440"/>
+          </w:tcPr>
+          <w:p>
+            <w:r>
+              <w:rPr>
+                <w:rFonts w:ascii="Times New Roman" w:hAnsi="Times New Roman" w:eastAsia="Times New Roman"/>
+                <w:color w:val="000000"/>
+                <w:sz w:val="26"/>
+              </w:rPr>
+            </w:r>
           </w:p>
         </w:tc>
       </w:tr>
@@ -2744,6 +4144,11 @@
           </w:tcPr>
           <w:p>
             <w:r>
+              <w:rPr>
+                <w:rFonts w:ascii="Times New Roman" w:hAnsi="Times New Roman" w:eastAsia="Times New Roman"/>
+                <w:color w:val="000000"/>
+                <w:sz w:val="26"/>
+              </w:rPr>
               <w:t>TC-APPOINTMENT-006</w:t>
             </w:r>
           </w:p>
@@ -2754,16 +4159,26 @@
           </w:tcPr>
           <w:p>
             <w:r>
-              <w:t>3</w:t>
-            </w:r>
-          </w:p>
-        </w:tc>
-        <w:tc>
-          <w:tcPr>
-            <w:tcW w:type="dxa" w:w="1440"/>
-          </w:tcPr>
-          <w:p>
-            <w:r>
+              <w:rPr>
+                <w:rFonts w:ascii="Times New Roman" w:hAnsi="Times New Roman" w:eastAsia="Times New Roman"/>
+                <w:color w:val="000000"/>
+                <w:sz w:val="26"/>
+              </w:rPr>
+              <w:t>2</w:t>
+            </w:r>
+          </w:p>
+        </w:tc>
+        <w:tc>
+          <w:tcPr>
+            <w:tcW w:type="dxa" w:w="1440"/>
+          </w:tcPr>
+          <w:p>
+            <w:r>
+              <w:rPr>
+                <w:rFonts w:ascii="Times New Roman" w:hAnsi="Times New Roman" w:eastAsia="Times New Roman"/>
+                <w:color w:val="000000"/>
+                <w:sz w:val="26"/>
+              </w:rPr>
               <w:t>PASS</w:t>
             </w:r>
           </w:p>
@@ -2774,26 +4189,42 @@
           </w:tcPr>
           <w:p>
             <w:r>
-              <w:t>31/08/2026 21:08:30</w:t>
-            </w:r>
-          </w:p>
-        </w:tc>
-        <w:tc>
-          <w:tcPr>
-            <w:tcW w:type="dxa" w:w="1440"/>
-          </w:tcPr>
-          <w:p>
-            <w:r>
-              <w:t>Lịch ở trạng thái Đã xác nhận và hiển thị nút Khám bệnh</w:t>
-            </w:r>
-          </w:p>
-        </w:tc>
-        <w:tc>
-          <w:tcPr>
-            <w:tcW w:type="dxa" w:w="1440"/>
-          </w:tcPr>
-          <w:p>
-            <w:r/>
+              <w:rPr>
+                <w:rFonts w:ascii="Times New Roman" w:hAnsi="Times New Roman" w:eastAsia="Times New Roman"/>
+                <w:color w:val="000000"/>
+                <w:sz w:val="26"/>
+              </w:rPr>
+              <w:t>06/09/2026 19:11:19</w:t>
+            </w:r>
+          </w:p>
+        </w:tc>
+        <w:tc>
+          <w:tcPr>
+            <w:tcW w:type="dxa" w:w="1440"/>
+          </w:tcPr>
+          <w:p>
+            <w:r>
+              <w:rPr>
+                <w:rFonts w:ascii="Times New Roman" w:hAnsi="Times New Roman" w:eastAsia="Times New Roman"/>
+                <w:color w:val="000000"/>
+                <w:sz w:val="26"/>
+              </w:rPr>
+              <w:t>Mở trang Lịch hẹn bệnh nhân và tìm thấy đúng lịch</w:t>
+            </w:r>
+          </w:p>
+        </w:tc>
+        <w:tc>
+          <w:tcPr>
+            <w:tcW w:type="dxa" w:w="1440"/>
+          </w:tcPr>
+          <w:p>
+            <w:r>
+              <w:rPr>
+                <w:rFonts w:ascii="Times New Roman" w:hAnsi="Times New Roman" w:eastAsia="Times New Roman"/>
+                <w:color w:val="000000"/>
+                <w:sz w:val="26"/>
+              </w:rPr>
+            </w:r>
           </w:p>
         </w:tc>
       </w:tr>
@@ -2804,6 +4235,11 @@
           </w:tcPr>
           <w:p>
             <w:r>
+              <w:rPr>
+                <w:rFonts w:ascii="Times New Roman" w:hAnsi="Times New Roman" w:eastAsia="Times New Roman"/>
+                <w:color w:val="000000"/>
+                <w:sz w:val="26"/>
+              </w:rPr>
               <w:t>TC-APPOINTMENT-006</w:t>
             </w:r>
           </w:p>
@@ -2814,16 +4250,26 @@
           </w:tcPr>
           <w:p>
             <w:r>
-              <w:t>4</w:t>
-            </w:r>
-          </w:p>
-        </w:tc>
-        <w:tc>
-          <w:tcPr>
-            <w:tcW w:type="dxa" w:w="1440"/>
-          </w:tcPr>
-          <w:p>
-            <w:r>
+              <w:rPr>
+                <w:rFonts w:ascii="Times New Roman" w:hAnsi="Times New Roman" w:eastAsia="Times New Roman"/>
+                <w:color w:val="000000"/>
+                <w:sz w:val="26"/>
+              </w:rPr>
+              <w:t>3</w:t>
+            </w:r>
+          </w:p>
+        </w:tc>
+        <w:tc>
+          <w:tcPr>
+            <w:tcW w:type="dxa" w:w="1440"/>
+          </w:tcPr>
+          <w:p>
+            <w:r>
+              <w:rPr>
+                <w:rFonts w:ascii="Times New Roman" w:hAnsi="Times New Roman" w:eastAsia="Times New Roman"/>
+                <w:color w:val="000000"/>
+                <w:sz w:val="26"/>
+              </w:rPr>
               <w:t>PASS</w:t>
             </w:r>
           </w:p>
@@ -2834,26 +4280,42 @@
           </w:tcPr>
           <w:p>
             <w:r>
-              <w:t>31/08/2026 21:08:30</w:t>
-            </w:r>
-          </w:p>
-        </w:tc>
-        <w:tc>
-          <w:tcPr>
-            <w:tcW w:type="dxa" w:w="1440"/>
-          </w:tcPr>
-          <w:p>
-            <w:r>
-              <w:t>Nhấn Khám bệnh và mở đúng lịch hẹn</w:t>
-            </w:r>
-          </w:p>
-        </w:tc>
-        <w:tc>
-          <w:tcPr>
-            <w:tcW w:type="dxa" w:w="1440"/>
-          </w:tcPr>
-          <w:p>
-            <w:r/>
+              <w:rPr>
+                <w:rFonts w:ascii="Times New Roman" w:hAnsi="Times New Roman" w:eastAsia="Times New Roman"/>
+                <w:color w:val="000000"/>
+                <w:sz w:val="26"/>
+              </w:rPr>
+              <w:t>06/09/2026 19:11:19</w:t>
+            </w:r>
+          </w:p>
+        </w:tc>
+        <w:tc>
+          <w:tcPr>
+            <w:tcW w:type="dxa" w:w="1440"/>
+          </w:tcPr>
+          <w:p>
+            <w:r>
+              <w:rPr>
+                <w:rFonts w:ascii="Times New Roman" w:hAnsi="Times New Roman" w:eastAsia="Times New Roman"/>
+                <w:color w:val="000000"/>
+                <w:sz w:val="26"/>
+              </w:rPr>
+              <w:t>Lịch ở trạng thái Đã xác nhận và hiển thị nút Khám bệnh</w:t>
+            </w:r>
+          </w:p>
+        </w:tc>
+        <w:tc>
+          <w:tcPr>
+            <w:tcW w:type="dxa" w:w="1440"/>
+          </w:tcPr>
+          <w:p>
+            <w:r>
+              <w:rPr>
+                <w:rFonts w:ascii="Times New Roman" w:hAnsi="Times New Roman" w:eastAsia="Times New Roman"/>
+                <w:color w:val="000000"/>
+                <w:sz w:val="26"/>
+              </w:rPr>
+            </w:r>
           </w:p>
         </w:tc>
       </w:tr>
@@ -2864,6 +4326,11 @@
           </w:tcPr>
           <w:p>
             <w:r>
+              <w:rPr>
+                <w:rFonts w:ascii="Times New Roman" w:hAnsi="Times New Roman" w:eastAsia="Times New Roman"/>
+                <w:color w:val="000000"/>
+                <w:sz w:val="26"/>
+              </w:rPr>
               <w:t>TC-APPOINTMENT-006</w:t>
             </w:r>
           </w:p>
@@ -2874,16 +4341,26 @@
           </w:tcPr>
           <w:p>
             <w:r>
-              <w:t>5</w:t>
-            </w:r>
-          </w:p>
-        </w:tc>
-        <w:tc>
-          <w:tcPr>
-            <w:tcW w:type="dxa" w:w="1440"/>
-          </w:tcPr>
-          <w:p>
-            <w:r>
+              <w:rPr>
+                <w:rFonts w:ascii="Times New Roman" w:hAnsi="Times New Roman" w:eastAsia="Times New Roman"/>
+                <w:color w:val="000000"/>
+                <w:sz w:val="26"/>
+              </w:rPr>
+              <w:t>4</w:t>
+            </w:r>
+          </w:p>
+        </w:tc>
+        <w:tc>
+          <w:tcPr>
+            <w:tcW w:type="dxa" w:w="1440"/>
+          </w:tcPr>
+          <w:p>
+            <w:r>
+              <w:rPr>
+                <w:rFonts w:ascii="Times New Roman" w:hAnsi="Times New Roman" w:eastAsia="Times New Roman"/>
+                <w:color w:val="000000"/>
+                <w:sz w:val="26"/>
+              </w:rPr>
               <w:t>PASS</w:t>
             </w:r>
           </w:p>
@@ -2894,26 +4371,42 @@
           </w:tcPr>
           <w:p>
             <w:r>
-              <w:t>31/08/2026 21:08:30</w:t>
-            </w:r>
-          </w:p>
-        </w:tc>
-        <w:tc>
-          <w:tcPr>
-            <w:tcW w:type="dxa" w:w="1440"/>
-          </w:tcPr>
-          <w:p>
-            <w:r>
-              <w:t>Trang Khám bệnh hiển thị đúng form nhập thông tin khám</w:t>
-            </w:r>
-          </w:p>
-        </w:tc>
-        <w:tc>
-          <w:tcPr>
-            <w:tcW w:type="dxa" w:w="1440"/>
-          </w:tcPr>
-          <w:p>
-            <w:r/>
+              <w:rPr>
+                <w:rFonts w:ascii="Times New Roman" w:hAnsi="Times New Roman" w:eastAsia="Times New Roman"/>
+                <w:color w:val="000000"/>
+                <w:sz w:val="26"/>
+              </w:rPr>
+              <w:t>06/09/2026 19:11:19</w:t>
+            </w:r>
+          </w:p>
+        </w:tc>
+        <w:tc>
+          <w:tcPr>
+            <w:tcW w:type="dxa" w:w="1440"/>
+          </w:tcPr>
+          <w:p>
+            <w:r>
+              <w:rPr>
+                <w:rFonts w:ascii="Times New Roman" w:hAnsi="Times New Roman" w:eastAsia="Times New Roman"/>
+                <w:color w:val="000000"/>
+                <w:sz w:val="26"/>
+              </w:rPr>
+              <w:t>Nhấn Khám bệnh và mở đúng lịch hẹn</w:t>
+            </w:r>
+          </w:p>
+        </w:tc>
+        <w:tc>
+          <w:tcPr>
+            <w:tcW w:type="dxa" w:w="1440"/>
+          </w:tcPr>
+          <w:p>
+            <w:r>
+              <w:rPr>
+                <w:rFonts w:ascii="Times New Roman" w:hAnsi="Times New Roman" w:eastAsia="Times New Roman"/>
+                <w:color w:val="000000"/>
+                <w:sz w:val="26"/>
+              </w:rPr>
+            </w:r>
           </w:p>
         </w:tc>
       </w:tr>
@@ -2924,26 +4417,41 @@
           </w:tcPr>
           <w:p>
             <w:r>
-              <w:t>TC-APPOINTMENT-007</w:t>
-            </w:r>
-          </w:p>
-        </w:tc>
-        <w:tc>
-          <w:tcPr>
-            <w:tcW w:type="dxa" w:w="1440"/>
-          </w:tcPr>
-          <w:p>
-            <w:r>
-              <w:t>1</w:t>
-            </w:r>
-          </w:p>
-        </w:tc>
-        <w:tc>
-          <w:tcPr>
-            <w:tcW w:type="dxa" w:w="1440"/>
-          </w:tcPr>
-          <w:p>
-            <w:r>
+              <w:rPr>
+                <w:rFonts w:ascii="Times New Roman" w:hAnsi="Times New Roman" w:eastAsia="Times New Roman"/>
+                <w:color w:val="000000"/>
+                <w:sz w:val="26"/>
+              </w:rPr>
+              <w:t>TC-APPOINTMENT-006</w:t>
+            </w:r>
+          </w:p>
+        </w:tc>
+        <w:tc>
+          <w:tcPr>
+            <w:tcW w:type="dxa" w:w="1440"/>
+          </w:tcPr>
+          <w:p>
+            <w:r>
+              <w:rPr>
+                <w:rFonts w:ascii="Times New Roman" w:hAnsi="Times New Roman" w:eastAsia="Times New Roman"/>
+                <w:color w:val="000000"/>
+                <w:sz w:val="26"/>
+              </w:rPr>
+              <w:t>5</w:t>
+            </w:r>
+          </w:p>
+        </w:tc>
+        <w:tc>
+          <w:tcPr>
+            <w:tcW w:type="dxa" w:w="1440"/>
+          </w:tcPr>
+          <w:p>
+            <w:r>
+              <w:rPr>
+                <w:rFonts w:ascii="Times New Roman" w:hAnsi="Times New Roman" w:eastAsia="Times New Roman"/>
+                <w:color w:val="000000"/>
+                <w:sz w:val="26"/>
+              </w:rPr>
               <w:t>PASS</w:t>
             </w:r>
           </w:p>
@@ -2954,26 +4462,42 @@
           </w:tcPr>
           <w:p>
             <w:r>
-              <w:t>31/08/2026 21:08:41</w:t>
-            </w:r>
-          </w:p>
-        </w:tc>
-        <w:tc>
-          <w:tcPr>
-            <w:tcW w:type="dxa" w:w="1440"/>
-          </w:tcPr>
-          <w:p>
-            <w:r>
-              <w:t>Đăng nhập bằng tài khoản bác sĩ khác thành công</w:t>
-            </w:r>
-          </w:p>
-        </w:tc>
-        <w:tc>
-          <w:tcPr>
-            <w:tcW w:type="dxa" w:w="1440"/>
-          </w:tcPr>
-          <w:p>
-            <w:r/>
+              <w:rPr>
+                <w:rFonts w:ascii="Times New Roman" w:hAnsi="Times New Roman" w:eastAsia="Times New Roman"/>
+                <w:color w:val="000000"/>
+                <w:sz w:val="26"/>
+              </w:rPr>
+              <w:t>06/09/2026 19:11:19</w:t>
+            </w:r>
+          </w:p>
+        </w:tc>
+        <w:tc>
+          <w:tcPr>
+            <w:tcW w:type="dxa" w:w="1440"/>
+          </w:tcPr>
+          <w:p>
+            <w:r>
+              <w:rPr>
+                <w:rFonts w:ascii="Times New Roman" w:hAnsi="Times New Roman" w:eastAsia="Times New Roman"/>
+                <w:color w:val="000000"/>
+                <w:sz w:val="26"/>
+              </w:rPr>
+              <w:t>Trang Khám bệnh hiển thị đúng form nhập thông tin khám</w:t>
+            </w:r>
+          </w:p>
+        </w:tc>
+        <w:tc>
+          <w:tcPr>
+            <w:tcW w:type="dxa" w:w="1440"/>
+          </w:tcPr>
+          <w:p>
+            <w:r>
+              <w:rPr>
+                <w:rFonts w:ascii="Times New Roman" w:hAnsi="Times New Roman" w:eastAsia="Times New Roman"/>
+                <w:color w:val="000000"/>
+                <w:sz w:val="26"/>
+              </w:rPr>
+            </w:r>
           </w:p>
         </w:tc>
       </w:tr>
@@ -2984,6 +4508,11 @@
           </w:tcPr>
           <w:p>
             <w:r>
+              <w:rPr>
+                <w:rFonts w:ascii="Times New Roman" w:hAnsi="Times New Roman" w:eastAsia="Times New Roman"/>
+                <w:color w:val="000000"/>
+                <w:sz w:val="26"/>
+              </w:rPr>
               <w:t>TC-APPOINTMENT-007</w:t>
             </w:r>
           </w:p>
@@ -2994,16 +4523,26 @@
           </w:tcPr>
           <w:p>
             <w:r>
-              <w:t>2</w:t>
-            </w:r>
-          </w:p>
-        </w:tc>
-        <w:tc>
-          <w:tcPr>
-            <w:tcW w:type="dxa" w:w="1440"/>
-          </w:tcPr>
-          <w:p>
-            <w:r>
+              <w:rPr>
+                <w:rFonts w:ascii="Times New Roman" w:hAnsi="Times New Roman" w:eastAsia="Times New Roman"/>
+                <w:color w:val="000000"/>
+                <w:sz w:val="26"/>
+              </w:rPr>
+              <w:t>1</w:t>
+            </w:r>
+          </w:p>
+        </w:tc>
+        <w:tc>
+          <w:tcPr>
+            <w:tcW w:type="dxa" w:w="1440"/>
+          </w:tcPr>
+          <w:p>
+            <w:r>
+              <w:rPr>
+                <w:rFonts w:ascii="Times New Roman" w:hAnsi="Times New Roman" w:eastAsia="Times New Roman"/>
+                <w:color w:val="000000"/>
+                <w:sz w:val="26"/>
+              </w:rPr>
               <w:t>PASS</w:t>
             </w:r>
           </w:p>
@@ -3014,26 +4553,42 @@
           </w:tcPr>
           <w:p>
             <w:r>
-              <w:t>31/08/2026 21:08:45</w:t>
-            </w:r>
-          </w:p>
-        </w:tc>
-        <w:tc>
-          <w:tcPr>
-            <w:tcW w:type="dxa" w:w="1440"/>
-          </w:tcPr>
-          <w:p>
-            <w:r>
-              <w:t>Lịch không thuộc bác sĩ hiện tại không xuất hiện trong danh sách</w:t>
-            </w:r>
-          </w:p>
-        </w:tc>
-        <w:tc>
-          <w:tcPr>
-            <w:tcW w:type="dxa" w:w="1440"/>
-          </w:tcPr>
-          <w:p>
-            <w:r/>
+              <w:rPr>
+                <w:rFonts w:ascii="Times New Roman" w:hAnsi="Times New Roman" w:eastAsia="Times New Roman"/>
+                <w:color w:val="000000"/>
+                <w:sz w:val="26"/>
+              </w:rPr>
+              <w:t>06/09/2026 19:11:31</w:t>
+            </w:r>
+          </w:p>
+        </w:tc>
+        <w:tc>
+          <w:tcPr>
+            <w:tcW w:type="dxa" w:w="1440"/>
+          </w:tcPr>
+          <w:p>
+            <w:r>
+              <w:rPr>
+                <w:rFonts w:ascii="Times New Roman" w:hAnsi="Times New Roman" w:eastAsia="Times New Roman"/>
+                <w:color w:val="000000"/>
+                <w:sz w:val="26"/>
+              </w:rPr>
+              <w:t>Đăng nhập bằng tài khoản bác sĩ khác thành công</w:t>
+            </w:r>
+          </w:p>
+        </w:tc>
+        <w:tc>
+          <w:tcPr>
+            <w:tcW w:type="dxa" w:w="1440"/>
+          </w:tcPr>
+          <w:p>
+            <w:r>
+              <w:rPr>
+                <w:rFonts w:ascii="Times New Roman" w:hAnsi="Times New Roman" w:eastAsia="Times New Roman"/>
+                <w:color w:val="000000"/>
+                <w:sz w:val="26"/>
+              </w:rPr>
+            </w:r>
           </w:p>
         </w:tc>
       </w:tr>
@@ -3044,6 +4599,11 @@
           </w:tcPr>
           <w:p>
             <w:r>
+              <w:rPr>
+                <w:rFonts w:ascii="Times New Roman" w:hAnsi="Times New Roman" w:eastAsia="Times New Roman"/>
+                <w:color w:val="000000"/>
+                <w:sz w:val="26"/>
+              </w:rPr>
               <w:t>TC-APPOINTMENT-007</w:t>
             </w:r>
           </w:p>
@@ -3054,16 +4614,26 @@
           </w:tcPr>
           <w:p>
             <w:r>
-              <w:t>3</w:t>
-            </w:r>
-          </w:p>
-        </w:tc>
-        <w:tc>
-          <w:tcPr>
-            <w:tcW w:type="dxa" w:w="1440"/>
-          </w:tcPr>
-          <w:p>
-            <w:r>
+              <w:rPr>
+                <w:rFonts w:ascii="Times New Roman" w:hAnsi="Times New Roman" w:eastAsia="Times New Roman"/>
+                <w:color w:val="000000"/>
+                <w:sz w:val="26"/>
+              </w:rPr>
+              <w:t>2</w:t>
+            </w:r>
+          </w:p>
+        </w:tc>
+        <w:tc>
+          <w:tcPr>
+            <w:tcW w:type="dxa" w:w="1440"/>
+          </w:tcPr>
+          <w:p>
+            <w:r>
+              <w:rPr>
+                <w:rFonts w:ascii="Times New Roman" w:hAnsi="Times New Roman" w:eastAsia="Times New Roman"/>
+                <w:color w:val="000000"/>
+                <w:sz w:val="26"/>
+              </w:rPr>
               <w:t>PASS</w:t>
             </w:r>
           </w:p>
@@ -3074,26 +4644,42 @@
           </w:tcPr>
           <w:p>
             <w:r>
-              <w:t>31/08/2026 21:08:45</w:t>
-            </w:r>
-          </w:p>
-        </w:tc>
-        <w:tc>
-          <w:tcPr>
-            <w:tcW w:type="dxa" w:w="1440"/>
-          </w:tcPr>
-          <w:p>
-            <w:r>
-              <w:t>Truy cập trực tiếp URL trang Khám bệnh bằng appointmentId</w:t>
-            </w:r>
-          </w:p>
-        </w:tc>
-        <w:tc>
-          <w:tcPr>
-            <w:tcW w:type="dxa" w:w="1440"/>
-          </w:tcPr>
-          <w:p>
-            <w:r/>
+              <w:rPr>
+                <w:rFonts w:ascii="Times New Roman" w:hAnsi="Times New Roman" w:eastAsia="Times New Roman"/>
+                <w:color w:val="000000"/>
+                <w:sz w:val="26"/>
+              </w:rPr>
+              <w:t>06/09/2026 19:11:34</w:t>
+            </w:r>
+          </w:p>
+        </w:tc>
+        <w:tc>
+          <w:tcPr>
+            <w:tcW w:type="dxa" w:w="1440"/>
+          </w:tcPr>
+          <w:p>
+            <w:r>
+              <w:rPr>
+                <w:rFonts w:ascii="Times New Roman" w:hAnsi="Times New Roman" w:eastAsia="Times New Roman"/>
+                <w:color w:val="000000"/>
+                <w:sz w:val="26"/>
+              </w:rPr>
+              <w:t>Lịch không thuộc bác sĩ hiện tại không xuất hiện trong danh sách</w:t>
+            </w:r>
+          </w:p>
+        </w:tc>
+        <w:tc>
+          <w:tcPr>
+            <w:tcW w:type="dxa" w:w="1440"/>
+          </w:tcPr>
+          <w:p>
+            <w:r>
+              <w:rPr>
+                <w:rFonts w:ascii="Times New Roman" w:hAnsi="Times New Roman" w:eastAsia="Times New Roman"/>
+                <w:color w:val="000000"/>
+                <w:sz w:val="26"/>
+              </w:rPr>
+            </w:r>
           </w:p>
         </w:tc>
       </w:tr>
@@ -3104,6 +4690,11 @@
           </w:tcPr>
           <w:p>
             <w:r>
+              <w:rPr>
+                <w:rFonts w:ascii="Times New Roman" w:hAnsi="Times New Roman" w:eastAsia="Times New Roman"/>
+                <w:color w:val="000000"/>
+                <w:sz w:val="26"/>
+              </w:rPr>
               <w:t>TC-APPOINTMENT-007</w:t>
             </w:r>
           </w:p>
@@ -3114,16 +4705,26 @@
           </w:tcPr>
           <w:p>
             <w:r>
-              <w:t>4</w:t>
-            </w:r>
-          </w:p>
-        </w:tc>
-        <w:tc>
-          <w:tcPr>
-            <w:tcW w:type="dxa" w:w="1440"/>
-          </w:tcPr>
-          <w:p>
-            <w:r>
+              <w:rPr>
+                <w:rFonts w:ascii="Times New Roman" w:hAnsi="Times New Roman" w:eastAsia="Times New Roman"/>
+                <w:color w:val="000000"/>
+                <w:sz w:val="26"/>
+              </w:rPr>
+              <w:t>3</w:t>
+            </w:r>
+          </w:p>
+        </w:tc>
+        <w:tc>
+          <w:tcPr>
+            <w:tcW w:type="dxa" w:w="1440"/>
+          </w:tcPr>
+          <w:p>
+            <w:r>
+              <w:rPr>
+                <w:rFonts w:ascii="Times New Roman" w:hAnsi="Times New Roman" w:eastAsia="Times New Roman"/>
+                <w:color w:val="000000"/>
+                <w:sz w:val="26"/>
+              </w:rPr>
               <w:t>PASS</w:t>
             </w:r>
           </w:p>
@@ -3134,26 +4735,42 @@
           </w:tcPr>
           <w:p>
             <w:r>
-              <w:t>31/08/2026 21:08:45</w:t>
-            </w:r>
-          </w:p>
-        </w:tc>
-        <w:tc>
-          <w:tcPr>
-            <w:tcW w:type="dxa" w:w="1440"/>
-          </w:tcPr>
-          <w:p>
-            <w:r>
-              <w:t>Hệ thống từ chối truy cập vì lịch không thuộc bác sĩ</w:t>
-            </w:r>
-          </w:p>
-        </w:tc>
-        <w:tc>
-          <w:tcPr>
-            <w:tcW w:type="dxa" w:w="1440"/>
-          </w:tcPr>
-          <w:p>
-            <w:r/>
+              <w:rPr>
+                <w:rFonts w:ascii="Times New Roman" w:hAnsi="Times New Roman" w:eastAsia="Times New Roman"/>
+                <w:color w:val="000000"/>
+                <w:sz w:val="26"/>
+              </w:rPr>
+              <w:t>06/09/2026 19:11:34</w:t>
+            </w:r>
+          </w:p>
+        </w:tc>
+        <w:tc>
+          <w:tcPr>
+            <w:tcW w:type="dxa" w:w="1440"/>
+          </w:tcPr>
+          <w:p>
+            <w:r>
+              <w:rPr>
+                <w:rFonts w:ascii="Times New Roman" w:hAnsi="Times New Roman" w:eastAsia="Times New Roman"/>
+                <w:color w:val="000000"/>
+                <w:sz w:val="26"/>
+              </w:rPr>
+              <w:t>Truy cập trực tiếp URL trang Khám bệnh bằng appointmentId</w:t>
+            </w:r>
+          </w:p>
+        </w:tc>
+        <w:tc>
+          <w:tcPr>
+            <w:tcW w:type="dxa" w:w="1440"/>
+          </w:tcPr>
+          <w:p>
+            <w:r>
+              <w:rPr>
+                <w:rFonts w:ascii="Times New Roman" w:hAnsi="Times New Roman" w:eastAsia="Times New Roman"/>
+                <w:color w:val="000000"/>
+                <w:sz w:val="26"/>
+              </w:rPr>
+            </w:r>
           </w:p>
         </w:tc>
       </w:tr>
@@ -3164,6 +4781,11 @@
           </w:tcPr>
           <w:p>
             <w:r>
+              <w:rPr>
+                <w:rFonts w:ascii="Times New Roman" w:hAnsi="Times New Roman" w:eastAsia="Times New Roman"/>
+                <w:color w:val="000000"/>
+                <w:sz w:val="26"/>
+              </w:rPr>
               <w:t>TC-APPOINTMENT-007</w:t>
             </w:r>
           </w:p>
@@ -3174,16 +4796,26 @@
           </w:tcPr>
           <w:p>
             <w:r>
-              <w:t>5</w:t>
-            </w:r>
-          </w:p>
-        </w:tc>
-        <w:tc>
-          <w:tcPr>
-            <w:tcW w:type="dxa" w:w="1440"/>
-          </w:tcPr>
-          <w:p>
-            <w:r>
+              <w:rPr>
+                <w:rFonts w:ascii="Times New Roman" w:hAnsi="Times New Roman" w:eastAsia="Times New Roman"/>
+                <w:color w:val="000000"/>
+                <w:sz w:val="26"/>
+              </w:rPr>
+              <w:t>4</w:t>
+            </w:r>
+          </w:p>
+        </w:tc>
+        <w:tc>
+          <w:tcPr>
+            <w:tcW w:type="dxa" w:w="1440"/>
+          </w:tcPr>
+          <w:p>
+            <w:r>
+              <w:rPr>
+                <w:rFonts w:ascii="Times New Roman" w:hAnsi="Times New Roman" w:eastAsia="Times New Roman"/>
+                <w:color w:val="000000"/>
+                <w:sz w:val="26"/>
+              </w:rPr>
               <w:t>PASS</w:t>
             </w:r>
           </w:p>
@@ -3194,26 +4826,42 @@
           </w:tcPr>
           <w:p>
             <w:r>
-              <w:t>31/08/2026 21:08:51</w:t>
-            </w:r>
-          </w:p>
-        </w:tc>
-        <w:tc>
-          <w:tcPr>
-            <w:tcW w:type="dxa" w:w="1440"/>
-          </w:tcPr>
-          <w:p>
-            <w:r>
-              <w:t>Không hiển thị thông tin khám và không cho phép tạo hồ sơ bệnh án</w:t>
-            </w:r>
-          </w:p>
-        </w:tc>
-        <w:tc>
-          <w:tcPr>
-            <w:tcW w:type="dxa" w:w="1440"/>
-          </w:tcPr>
-          <w:p>
-            <w:r/>
+              <w:rPr>
+                <w:rFonts w:ascii="Times New Roman" w:hAnsi="Times New Roman" w:eastAsia="Times New Roman"/>
+                <w:color w:val="000000"/>
+                <w:sz w:val="26"/>
+              </w:rPr>
+              <w:t>06/09/2026 19:11:34</w:t>
+            </w:r>
+          </w:p>
+        </w:tc>
+        <w:tc>
+          <w:tcPr>
+            <w:tcW w:type="dxa" w:w="1440"/>
+          </w:tcPr>
+          <w:p>
+            <w:r>
+              <w:rPr>
+                <w:rFonts w:ascii="Times New Roman" w:hAnsi="Times New Roman" w:eastAsia="Times New Roman"/>
+                <w:color w:val="000000"/>
+                <w:sz w:val="26"/>
+              </w:rPr>
+              <w:t>Hệ thống từ chối truy cập vì lịch không thuộc bác sĩ</w:t>
+            </w:r>
+          </w:p>
+        </w:tc>
+        <w:tc>
+          <w:tcPr>
+            <w:tcW w:type="dxa" w:w="1440"/>
+          </w:tcPr>
+          <w:p>
+            <w:r>
+              <w:rPr>
+                <w:rFonts w:ascii="Times New Roman" w:hAnsi="Times New Roman" w:eastAsia="Times New Roman"/>
+                <w:color w:val="000000"/>
+                <w:sz w:val="26"/>
+              </w:rPr>
+            </w:r>
           </w:p>
         </w:tc>
       </w:tr>
@@ -3224,26 +4872,41 @@
           </w:tcPr>
           <w:p>
             <w:r>
-              <w:t>TC-APPOINTMENT-008</w:t>
-            </w:r>
-          </w:p>
-        </w:tc>
-        <w:tc>
-          <w:tcPr>
-            <w:tcW w:type="dxa" w:w="1440"/>
-          </w:tcPr>
-          <w:p>
-            <w:r>
-              <w:t>1</w:t>
-            </w:r>
-          </w:p>
-        </w:tc>
-        <w:tc>
-          <w:tcPr>
-            <w:tcW w:type="dxa" w:w="1440"/>
-          </w:tcPr>
-          <w:p>
-            <w:r>
+              <w:rPr>
+                <w:rFonts w:ascii="Times New Roman" w:hAnsi="Times New Roman" w:eastAsia="Times New Roman"/>
+                <w:color w:val="000000"/>
+                <w:sz w:val="26"/>
+              </w:rPr>
+              <w:t>TC-APPOINTMENT-007</w:t>
+            </w:r>
+          </w:p>
+        </w:tc>
+        <w:tc>
+          <w:tcPr>
+            <w:tcW w:type="dxa" w:w="1440"/>
+          </w:tcPr>
+          <w:p>
+            <w:r>
+              <w:rPr>
+                <w:rFonts w:ascii="Times New Roman" w:hAnsi="Times New Roman" w:eastAsia="Times New Roman"/>
+                <w:color w:val="000000"/>
+                <w:sz w:val="26"/>
+              </w:rPr>
+              <w:t>5</w:t>
+            </w:r>
+          </w:p>
+        </w:tc>
+        <w:tc>
+          <w:tcPr>
+            <w:tcW w:type="dxa" w:w="1440"/>
+          </w:tcPr>
+          <w:p>
+            <w:r>
+              <w:rPr>
+                <w:rFonts w:ascii="Times New Roman" w:hAnsi="Times New Roman" w:eastAsia="Times New Roman"/>
+                <w:color w:val="000000"/>
+                <w:sz w:val="26"/>
+              </w:rPr>
               <w:t>PASS</w:t>
             </w:r>
           </w:p>
@@ -3254,26 +4917,42 @@
           </w:tcPr>
           <w:p>
             <w:r>
-              <w:t>31/08/2026 21:09:02</w:t>
-            </w:r>
-          </w:p>
-        </w:tc>
-        <w:tc>
-          <w:tcPr>
-            <w:tcW w:type="dxa" w:w="1440"/>
-          </w:tcPr>
-          <w:p>
-            <w:r>
-              <w:t>Đăng nhập bằng đúng tài khoản bác sĩ của lịch thành công</w:t>
-            </w:r>
-          </w:p>
-        </w:tc>
-        <w:tc>
-          <w:tcPr>
-            <w:tcW w:type="dxa" w:w="1440"/>
-          </w:tcPr>
-          <w:p>
-            <w:r/>
+              <w:rPr>
+                <w:rFonts w:ascii="Times New Roman" w:hAnsi="Times New Roman" w:eastAsia="Times New Roman"/>
+                <w:color w:val="000000"/>
+                <w:sz w:val="26"/>
+              </w:rPr>
+              <w:t>06/09/2026 19:11:40</w:t>
+            </w:r>
+          </w:p>
+        </w:tc>
+        <w:tc>
+          <w:tcPr>
+            <w:tcW w:type="dxa" w:w="1440"/>
+          </w:tcPr>
+          <w:p>
+            <w:r>
+              <w:rPr>
+                <w:rFonts w:ascii="Times New Roman" w:hAnsi="Times New Roman" w:eastAsia="Times New Roman"/>
+                <w:color w:val="000000"/>
+                <w:sz w:val="26"/>
+              </w:rPr>
+              <w:t>Không hiển thị thông tin khám và không cho phép tạo hồ sơ bệnh án</w:t>
+            </w:r>
+          </w:p>
+        </w:tc>
+        <w:tc>
+          <w:tcPr>
+            <w:tcW w:type="dxa" w:w="1440"/>
+          </w:tcPr>
+          <w:p>
+            <w:r>
+              <w:rPr>
+                <w:rFonts w:ascii="Times New Roman" w:hAnsi="Times New Roman" w:eastAsia="Times New Roman"/>
+                <w:color w:val="000000"/>
+                <w:sz w:val="26"/>
+              </w:rPr>
+            </w:r>
           </w:p>
         </w:tc>
       </w:tr>
@@ -3284,6 +4963,11 @@
           </w:tcPr>
           <w:p>
             <w:r>
+              <w:rPr>
+                <w:rFonts w:ascii="Times New Roman" w:hAnsi="Times New Roman" w:eastAsia="Times New Roman"/>
+                <w:color w:val="000000"/>
+                <w:sz w:val="26"/>
+              </w:rPr>
               <w:t>TC-APPOINTMENT-008</w:t>
             </w:r>
           </w:p>
@@ -3294,16 +4978,26 @@
           </w:tcPr>
           <w:p>
             <w:r>
-              <w:t>2</w:t>
-            </w:r>
-          </w:p>
-        </w:tc>
-        <w:tc>
-          <w:tcPr>
-            <w:tcW w:type="dxa" w:w="1440"/>
-          </w:tcPr>
-          <w:p>
-            <w:r>
+              <w:rPr>
+                <w:rFonts w:ascii="Times New Roman" w:hAnsi="Times New Roman" w:eastAsia="Times New Roman"/>
+                <w:color w:val="000000"/>
+                <w:sz w:val="26"/>
+              </w:rPr>
+              <w:t>1</w:t>
+            </w:r>
+          </w:p>
+        </w:tc>
+        <w:tc>
+          <w:tcPr>
+            <w:tcW w:type="dxa" w:w="1440"/>
+          </w:tcPr>
+          <w:p>
+            <w:r>
+              <w:rPr>
+                <w:rFonts w:ascii="Times New Roman" w:hAnsi="Times New Roman" w:eastAsia="Times New Roman"/>
+                <w:color w:val="000000"/>
+                <w:sz w:val="26"/>
+              </w:rPr>
               <w:t>PASS</w:t>
             </w:r>
           </w:p>
@@ -3314,26 +5008,42 @@
           </w:tcPr>
           <w:p>
             <w:r>
-              <w:t>31/08/2026 21:09:02</w:t>
-            </w:r>
-          </w:p>
-        </w:tc>
-        <w:tc>
-          <w:tcPr>
-            <w:tcW w:type="dxa" w:w="1440"/>
-          </w:tcPr>
-          <w:p>
-            <w:r>
-              <w:t>Mở trang Lịch hẹn bệnh nhân và tìm thấy lịch đã hủy</w:t>
-            </w:r>
-          </w:p>
-        </w:tc>
-        <w:tc>
-          <w:tcPr>
-            <w:tcW w:type="dxa" w:w="1440"/>
-          </w:tcPr>
-          <w:p>
-            <w:r/>
+              <w:rPr>
+                <w:rFonts w:ascii="Times New Roman" w:hAnsi="Times New Roman" w:eastAsia="Times New Roman"/>
+                <w:color w:val="000000"/>
+                <w:sz w:val="26"/>
+              </w:rPr>
+              <w:t>06/09/2026 19:11:51</w:t>
+            </w:r>
+          </w:p>
+        </w:tc>
+        <w:tc>
+          <w:tcPr>
+            <w:tcW w:type="dxa" w:w="1440"/>
+          </w:tcPr>
+          <w:p>
+            <w:r>
+              <w:rPr>
+                <w:rFonts w:ascii="Times New Roman" w:hAnsi="Times New Roman" w:eastAsia="Times New Roman"/>
+                <w:color w:val="000000"/>
+                <w:sz w:val="26"/>
+              </w:rPr>
+              <w:t>Đăng nhập bằng đúng tài khoản bác sĩ của lịch thành công</w:t>
+            </w:r>
+          </w:p>
+        </w:tc>
+        <w:tc>
+          <w:tcPr>
+            <w:tcW w:type="dxa" w:w="1440"/>
+          </w:tcPr>
+          <w:p>
+            <w:r>
+              <w:rPr>
+                <w:rFonts w:ascii="Times New Roman" w:hAnsi="Times New Roman" w:eastAsia="Times New Roman"/>
+                <w:color w:val="000000"/>
+                <w:sz w:val="26"/>
+              </w:rPr>
+            </w:r>
           </w:p>
         </w:tc>
       </w:tr>
@@ -3344,6 +5054,11 @@
           </w:tcPr>
           <w:p>
             <w:r>
+              <w:rPr>
+                <w:rFonts w:ascii="Times New Roman" w:hAnsi="Times New Roman" w:eastAsia="Times New Roman"/>
+                <w:color w:val="000000"/>
+                <w:sz w:val="26"/>
+              </w:rPr>
               <w:t>TC-APPOINTMENT-008</w:t>
             </w:r>
           </w:p>
@@ -3354,16 +5069,26 @@
           </w:tcPr>
           <w:p>
             <w:r>
-              <w:t>3</w:t>
-            </w:r>
-          </w:p>
-        </w:tc>
-        <w:tc>
-          <w:tcPr>
-            <w:tcW w:type="dxa" w:w="1440"/>
-          </w:tcPr>
-          <w:p>
-            <w:r>
+              <w:rPr>
+                <w:rFonts w:ascii="Times New Roman" w:hAnsi="Times New Roman" w:eastAsia="Times New Roman"/>
+                <w:color w:val="000000"/>
+                <w:sz w:val="26"/>
+              </w:rPr>
+              <w:t>2</w:t>
+            </w:r>
+          </w:p>
+        </w:tc>
+        <w:tc>
+          <w:tcPr>
+            <w:tcW w:type="dxa" w:w="1440"/>
+          </w:tcPr>
+          <w:p>
+            <w:r>
+              <w:rPr>
+                <w:rFonts w:ascii="Times New Roman" w:hAnsi="Times New Roman" w:eastAsia="Times New Roman"/>
+                <w:color w:val="000000"/>
+                <w:sz w:val="26"/>
+              </w:rPr>
               <w:t>PASS</w:t>
             </w:r>
           </w:p>
@@ -3374,26 +5099,42 @@
           </w:tcPr>
           <w:p>
             <w:r>
-              <w:t>31/08/2026 21:09:05</w:t>
-            </w:r>
-          </w:p>
-        </w:tc>
-        <w:tc>
-          <w:tcPr>
-            <w:tcW w:type="dxa" w:w="1440"/>
-          </w:tcPr>
-          <w:p>
-            <w:r>
-              <w:t>Lịch ở trạng thái Đã hủy và không hiển thị nút Khám bệnh</w:t>
-            </w:r>
-          </w:p>
-        </w:tc>
-        <w:tc>
-          <w:tcPr>
-            <w:tcW w:type="dxa" w:w="1440"/>
-          </w:tcPr>
-          <w:p>
-            <w:r/>
+              <w:rPr>
+                <w:rFonts w:ascii="Times New Roman" w:hAnsi="Times New Roman" w:eastAsia="Times New Roman"/>
+                <w:color w:val="000000"/>
+                <w:sz w:val="26"/>
+              </w:rPr>
+              <w:t>06/09/2026 19:11:51</w:t>
+            </w:r>
+          </w:p>
+        </w:tc>
+        <w:tc>
+          <w:tcPr>
+            <w:tcW w:type="dxa" w:w="1440"/>
+          </w:tcPr>
+          <w:p>
+            <w:r>
+              <w:rPr>
+                <w:rFonts w:ascii="Times New Roman" w:hAnsi="Times New Roman" w:eastAsia="Times New Roman"/>
+                <w:color w:val="000000"/>
+                <w:sz w:val="26"/>
+              </w:rPr>
+              <w:t>Mở trang Lịch hẹn bệnh nhân và tìm thấy lịch đã hủy</w:t>
+            </w:r>
+          </w:p>
+        </w:tc>
+        <w:tc>
+          <w:tcPr>
+            <w:tcW w:type="dxa" w:w="1440"/>
+          </w:tcPr>
+          <w:p>
+            <w:r>
+              <w:rPr>
+                <w:rFonts w:ascii="Times New Roman" w:hAnsi="Times New Roman" w:eastAsia="Times New Roman"/>
+                <w:color w:val="000000"/>
+                <w:sz w:val="26"/>
+              </w:rPr>
+            </w:r>
           </w:p>
         </w:tc>
       </w:tr>
@@ -3404,6 +5145,11 @@
           </w:tcPr>
           <w:p>
             <w:r>
+              <w:rPr>
+                <w:rFonts w:ascii="Times New Roman" w:hAnsi="Times New Roman" w:eastAsia="Times New Roman"/>
+                <w:color w:val="000000"/>
+                <w:sz w:val="26"/>
+              </w:rPr>
               <w:t>TC-APPOINTMENT-008</w:t>
             </w:r>
           </w:p>
@@ -3414,16 +5160,26 @@
           </w:tcPr>
           <w:p>
             <w:r>
-              <w:t>4</w:t>
-            </w:r>
-          </w:p>
-        </w:tc>
-        <w:tc>
-          <w:tcPr>
-            <w:tcW w:type="dxa" w:w="1440"/>
-          </w:tcPr>
-          <w:p>
-            <w:r>
+              <w:rPr>
+                <w:rFonts w:ascii="Times New Roman" w:hAnsi="Times New Roman" w:eastAsia="Times New Roman"/>
+                <w:color w:val="000000"/>
+                <w:sz w:val="26"/>
+              </w:rPr>
+              <w:t>3</w:t>
+            </w:r>
+          </w:p>
+        </w:tc>
+        <w:tc>
+          <w:tcPr>
+            <w:tcW w:type="dxa" w:w="1440"/>
+          </w:tcPr>
+          <w:p>
+            <w:r>
+              <w:rPr>
+                <w:rFonts w:ascii="Times New Roman" w:hAnsi="Times New Roman" w:eastAsia="Times New Roman"/>
+                <w:color w:val="000000"/>
+                <w:sz w:val="26"/>
+              </w:rPr>
               <w:t>PASS</w:t>
             </w:r>
           </w:p>
@@ -3434,26 +5190,42 @@
           </w:tcPr>
           <w:p>
             <w:r>
-              <w:t>31/08/2026 21:09:06</w:t>
-            </w:r>
-          </w:p>
-        </w:tc>
-        <w:tc>
-          <w:tcPr>
-            <w:tcW w:type="dxa" w:w="1440"/>
-          </w:tcPr>
-          <w:p>
-            <w:r>
-              <w:t>Hệ thống chặn truy cập trực tiếp trang Khám bệnh của lịch đã hủy</w:t>
-            </w:r>
-          </w:p>
-        </w:tc>
-        <w:tc>
-          <w:tcPr>
-            <w:tcW w:type="dxa" w:w="1440"/>
-          </w:tcPr>
-          <w:p>
-            <w:r/>
+              <w:rPr>
+                <w:rFonts w:ascii="Times New Roman" w:hAnsi="Times New Roman" w:eastAsia="Times New Roman"/>
+                <w:color w:val="000000"/>
+                <w:sz w:val="26"/>
+              </w:rPr>
+              <w:t>06/09/2026 19:11:54</w:t>
+            </w:r>
+          </w:p>
+        </w:tc>
+        <w:tc>
+          <w:tcPr>
+            <w:tcW w:type="dxa" w:w="1440"/>
+          </w:tcPr>
+          <w:p>
+            <w:r>
+              <w:rPr>
+                <w:rFonts w:ascii="Times New Roman" w:hAnsi="Times New Roman" w:eastAsia="Times New Roman"/>
+                <w:color w:val="000000"/>
+                <w:sz w:val="26"/>
+              </w:rPr>
+              <w:t>Lịch ở trạng thái Đã hủy và không hiển thị nút Khám bệnh</w:t>
+            </w:r>
+          </w:p>
+        </w:tc>
+        <w:tc>
+          <w:tcPr>
+            <w:tcW w:type="dxa" w:w="1440"/>
+          </w:tcPr>
+          <w:p>
+            <w:r>
+              <w:rPr>
+                <w:rFonts w:ascii="Times New Roman" w:hAnsi="Times New Roman" w:eastAsia="Times New Roman"/>
+                <w:color w:val="000000"/>
+                <w:sz w:val="26"/>
+              </w:rPr>
+            </w:r>
           </w:p>
         </w:tc>
       </w:tr>
@@ -3464,6 +5236,11 @@
           </w:tcPr>
           <w:p>
             <w:r>
+              <w:rPr>
+                <w:rFonts w:ascii="Times New Roman" w:hAnsi="Times New Roman" w:eastAsia="Times New Roman"/>
+                <w:color w:val="000000"/>
+                <w:sz w:val="26"/>
+              </w:rPr>
               <w:t>TC-APPOINTMENT-008</w:t>
             </w:r>
           </w:p>
@@ -3474,6 +5251,102 @@
           </w:tcPr>
           <w:p>
             <w:r>
+              <w:rPr>
+                <w:rFonts w:ascii="Times New Roman" w:hAnsi="Times New Roman" w:eastAsia="Times New Roman"/>
+                <w:color w:val="000000"/>
+                <w:sz w:val="26"/>
+              </w:rPr>
+              <w:t>4</w:t>
+            </w:r>
+          </w:p>
+        </w:tc>
+        <w:tc>
+          <w:tcPr>
+            <w:tcW w:type="dxa" w:w="1440"/>
+          </w:tcPr>
+          <w:p>
+            <w:r>
+              <w:rPr>
+                <w:rFonts w:ascii="Times New Roman" w:hAnsi="Times New Roman" w:eastAsia="Times New Roman"/>
+                <w:color w:val="000000"/>
+                <w:sz w:val="26"/>
+              </w:rPr>
+              <w:t>PASS</w:t>
+            </w:r>
+          </w:p>
+        </w:tc>
+        <w:tc>
+          <w:tcPr>
+            <w:tcW w:type="dxa" w:w="1440"/>
+          </w:tcPr>
+          <w:p>
+            <w:r>
+              <w:rPr>
+                <w:rFonts w:ascii="Times New Roman" w:hAnsi="Times New Roman" w:eastAsia="Times New Roman"/>
+                <w:color w:val="000000"/>
+                <w:sz w:val="26"/>
+              </w:rPr>
+              <w:t>06/09/2026 19:11:55</w:t>
+            </w:r>
+          </w:p>
+        </w:tc>
+        <w:tc>
+          <w:tcPr>
+            <w:tcW w:type="dxa" w:w="1440"/>
+          </w:tcPr>
+          <w:p>
+            <w:r>
+              <w:rPr>
+                <w:rFonts w:ascii="Times New Roman" w:hAnsi="Times New Roman" w:eastAsia="Times New Roman"/>
+                <w:color w:val="000000"/>
+                <w:sz w:val="26"/>
+              </w:rPr>
+              <w:t>Hệ thống chặn truy cập trực tiếp trang Khám bệnh của lịch đã hủy</w:t>
+            </w:r>
+          </w:p>
+        </w:tc>
+        <w:tc>
+          <w:tcPr>
+            <w:tcW w:type="dxa" w:w="1440"/>
+          </w:tcPr>
+          <w:p>
+            <w:r>
+              <w:rPr>
+                <w:rFonts w:ascii="Times New Roman" w:hAnsi="Times New Roman" w:eastAsia="Times New Roman"/>
+                <w:color w:val="000000"/>
+                <w:sz w:val="26"/>
+              </w:rPr>
+            </w:r>
+          </w:p>
+        </w:tc>
+      </w:tr>
+      <w:tr>
+        <w:tc>
+          <w:tcPr>
+            <w:tcW w:type="dxa" w:w="1440"/>
+          </w:tcPr>
+          <w:p>
+            <w:r>
+              <w:rPr>
+                <w:rFonts w:ascii="Times New Roman" w:hAnsi="Times New Roman" w:eastAsia="Times New Roman"/>
+                <w:color w:val="000000"/>
+                <w:sz w:val="26"/>
+              </w:rPr>
+              <w:t>TC-APPOINTMENT-008</w:t>
+            </w:r>
+          </w:p>
+        </w:tc>
+        <w:tc>
+          <w:tcPr>
+            <w:tcW w:type="dxa" w:w="1440"/>
+          </w:tcPr>
+          <w:p>
+            <w:r>
+              <w:rPr>
+                <w:rFonts w:ascii="Times New Roman" w:hAnsi="Times New Roman" w:eastAsia="Times New Roman"/>
+                <w:color w:val="000000"/>
+                <w:sz w:val="26"/>
+              </w:rPr>
               <w:t>5</w:t>
             </w:r>
           </w:p>
@@ -3484,6 +5357,11 @@
           </w:tcPr>
           <w:p>
             <w:r>
+              <w:rPr>
+                <w:rFonts w:ascii="Times New Roman" w:hAnsi="Times New Roman" w:eastAsia="Times New Roman"/>
+                <w:color w:val="000000"/>
+                <w:sz w:val="26"/>
+              </w:rPr>
               <w:t>PASS</w:t>
             </w:r>
           </w:p>
@@ -3494,16 +5372,26 @@
           </w:tcPr>
           <w:p>
             <w:r>
-              <w:t>31/08/2026 21:09:12</w:t>
-            </w:r>
-          </w:p>
-        </w:tc>
-        <w:tc>
-          <w:tcPr>
-            <w:tcW w:type="dxa" w:w="1440"/>
-          </w:tcPr>
-          <w:p>
-            <w:r>
+              <w:rPr>
+                <w:rFonts w:ascii="Times New Roman" w:hAnsi="Times New Roman" w:eastAsia="Times New Roman"/>
+                <w:color w:val="000000"/>
+                <w:sz w:val="26"/>
+              </w:rPr>
+              <w:t>06/09/2026 19:12:01</w:t>
+            </w:r>
+          </w:p>
+        </w:tc>
+        <w:tc>
+          <w:tcPr>
+            <w:tcW w:type="dxa" w:w="1440"/>
+          </w:tcPr>
+          <w:p>
+            <w:r>
+              <w:rPr>
+                <w:rFonts w:ascii="Times New Roman" w:hAnsi="Times New Roman" w:eastAsia="Times New Roman"/>
+                <w:color w:val="000000"/>
+                <w:sz w:val="26"/>
+              </w:rPr>
               <w:t>Không hiển thị thông tin khám và không cho phép tạo hồ sơ bệnh án</w:t>
             </w:r>
           </w:p>
@@ -3513,7 +5401,13 @@
             <w:tcW w:type="dxa" w:w="1440"/>
           </w:tcPr>
           <w:p>
-            <w:r/>
+            <w:r>
+              <w:rPr>
+                <w:rFonts w:ascii="Times New Roman" w:hAnsi="Times New Roman" w:eastAsia="Times New Roman"/>
+                <w:color w:val="000000"/>
+                <w:sz w:val="26"/>
+              </w:rPr>
+            </w:r>
           </w:p>
         </w:tc>
       </w:tr>
@@ -3891,6 +5785,11 @@
     <w:name w:val="Normal"/>
     <w:qFormat/>
     <w:rsid w:val="00FC693F"/>
+    <w:rPr>
+      <w:rFonts w:ascii="Times New Roman" w:hAnsi="Times New Roman" w:eastAsia="Times New Roman"/>
+      <w:color w:val="000000"/>
+      <w:sz w:val="26"/>
+    </w:rPr>
   </w:style>
   <w:style w:type="paragraph" w:styleId="Header">
     <w:name w:val="header"/>

--- a/Selenium_WebDriver/reports/Appointment_Test_Report.docx
+++ b/Selenium_WebDriver/reports/Appointment_Test_Report.docx
@@ -28,7 +28,7 @@
           <w:color w:val="000000"/>
           <w:sz w:val="26"/>
         </w:rPr>
-        <w:t>Thời gian tạo báo cáo: 06/09/2026 19:42:37</w:t>
+        <w:t>Thời gian tạo báo cáo: 07/09/2026 19:12:19</w:t>
       </w:r>
     </w:p>
     <w:p/>
@@ -410,22 +410,22 @@
                 <w:color w:val="000000"/>
                 <w:sz w:val="26"/>
               </w:rPr>
-              <w:t>06/09/2026 19:09:37</w:t>
-            </w:r>
-          </w:p>
-        </w:tc>
-        <w:tc>
-          <w:tcPr>
-            <w:tcW w:type="dxa" w:w="1440"/>
-          </w:tcPr>
-          <w:p>
-            <w:r>
-              <w:rPr>
-                <w:rFonts w:ascii="Times New Roman" w:hAnsi="Times New Roman" w:eastAsia="Times New Roman"/>
-                <w:color w:val="000000"/>
-                <w:sz w:val="26"/>
-              </w:rPr>
-              <w:t>33.68</w:t>
+              <w:t>07/09/2026 18:52:46</w:t>
+            </w:r>
+          </w:p>
+        </w:tc>
+        <w:tc>
+          <w:tcPr>
+            <w:tcW w:type="dxa" w:w="1440"/>
+          </w:tcPr>
+          <w:p>
+            <w:r>
+              <w:rPr>
+                <w:rFonts w:ascii="Times New Roman" w:hAnsi="Times New Roman" w:eastAsia="Times New Roman"/>
+                <w:color w:val="000000"/>
+                <w:sz w:val="26"/>
+              </w:rPr>
+              <w:t>7.73</w:t>
             </w:r>
           </w:p>
         </w:tc>
@@ -500,22 +500,22 @@
                 <w:color w:val="000000"/>
                 <w:sz w:val="26"/>
               </w:rPr>
-              <w:t>06/09/2026 19:09:56</w:t>
-            </w:r>
-          </w:p>
-        </w:tc>
-        <w:tc>
-          <w:tcPr>
-            <w:tcW w:type="dxa" w:w="1440"/>
-          </w:tcPr>
-          <w:p>
-            <w:r>
-              <w:rPr>
-                <w:rFonts w:ascii="Times New Roman" w:hAnsi="Times New Roman" w:eastAsia="Times New Roman"/>
-                <w:color w:val="000000"/>
-                <w:sz w:val="26"/>
-              </w:rPr>
-              <w:t>15.60</w:t>
+              <w:t>07/09/2026 18:52:58</w:t>
+            </w:r>
+          </w:p>
+        </w:tc>
+        <w:tc>
+          <w:tcPr>
+            <w:tcW w:type="dxa" w:w="1440"/>
+          </w:tcPr>
+          <w:p>
+            <w:r>
+              <w:rPr>
+                <w:rFonts w:ascii="Times New Roman" w:hAnsi="Times New Roman" w:eastAsia="Times New Roman"/>
+                <w:color w:val="000000"/>
+                <w:sz w:val="26"/>
+              </w:rPr>
+              <w:t>8.48</w:t>
             </w:r>
           </w:p>
         </w:tc>
@@ -590,22 +590,22 @@
                 <w:color w:val="000000"/>
                 <w:sz w:val="26"/>
               </w:rPr>
-              <w:t>06/09/2026 19:10:15</w:t>
-            </w:r>
-          </w:p>
-        </w:tc>
-        <w:tc>
-          <w:tcPr>
-            <w:tcW w:type="dxa" w:w="1440"/>
-          </w:tcPr>
-          <w:p>
-            <w:r>
-              <w:rPr>
-                <w:rFonts w:ascii="Times New Roman" w:hAnsi="Times New Roman" w:eastAsia="Times New Roman"/>
-                <w:color w:val="000000"/>
-                <w:sz w:val="26"/>
-              </w:rPr>
-              <w:t>15.55</w:t>
+              <w:t>07/09/2026 18:53:10</w:t>
+            </w:r>
+          </w:p>
+        </w:tc>
+        <w:tc>
+          <w:tcPr>
+            <w:tcW w:type="dxa" w:w="1440"/>
+          </w:tcPr>
+          <w:p>
+            <w:r>
+              <w:rPr>
+                <w:rFonts w:ascii="Times New Roman" w:hAnsi="Times New Roman" w:eastAsia="Times New Roman"/>
+                <w:color w:val="000000"/>
+                <w:sz w:val="26"/>
+              </w:rPr>
+              <w:t>8.51</w:t>
             </w:r>
           </w:p>
         </w:tc>
@@ -680,57 +680,51 @@
                 <w:color w:val="000000"/>
                 <w:sz w:val="26"/>
               </w:rPr>
-              <w:t>06/09/2026 19:10:49</w:t>
-            </w:r>
-          </w:p>
-        </w:tc>
-        <w:tc>
-          <w:tcPr>
-            <w:tcW w:type="dxa" w:w="1440"/>
-          </w:tcPr>
-          <w:p>
-            <w:r>
-              <w:rPr>
-                <w:rFonts w:ascii="Times New Roman" w:hAnsi="Times New Roman" w:eastAsia="Times New Roman"/>
-                <w:color w:val="000000"/>
-                <w:sz w:val="26"/>
-              </w:rPr>
-              <w:t>14.29</w:t>
-            </w:r>
-          </w:p>
-        </w:tc>
-        <w:tc>
-          <w:tcPr>
-            <w:tcW w:type="dxa" w:w="1440"/>
-          </w:tcPr>
-          <w:p>
-            <w:r>
-              <w:rPr>
-                <w:rFonts w:ascii="Times New Roman" w:hAnsi="Times New Roman" w:eastAsia="Times New Roman"/>
-                <w:color w:val="000000"/>
-                <w:sz w:val="26"/>
-              </w:rPr>
-            </w:r>
-          </w:p>
-        </w:tc>
-        <w:tc>
-          <w:tcPr>
-            <w:tcW w:type="dxa" w:w="1440"/>
-          </w:tcPr>
-          <w:p>
-            <w:r>
-              <w:rPr>
-                <w:rFonts w:ascii="Times New Roman" w:hAnsi="Times New Roman" w:eastAsia="Times New Roman"/>
-                <w:color w:val="000000"/>
-                <w:sz w:val="26"/>
-              </w:rPr>
-              <w:t>Known bug: bác sĩ chưa thể xem hồ sơ bệnh nhân khi lịch đang chờ xác nhận. | TC-APPOINTMENT-004 | STEP 3 FAILED | Bác sĩ không có nút Xem hồ sơ khi lịch đang Chờ xác nhận</w:t>
-              <w:br/>
-              <w:t>assert False</w:t>
-              <w:br/>
-              <w:t xml:space="preserve"> +  where False = is_patient_profile_button_present(320)</w:t>
-              <w:br/>
-              <w:t xml:space="preserve"> +    where is_patient_profile_button_present = &lt;pages.DoctorAppointmentPage.DoctorAppointmentPage object at 0x0000015EF446FA90&gt;.is_patient_profile_button_present</w:t>
+              <w:t>07/09/2026 18:53:30</w:t>
+            </w:r>
+          </w:p>
+        </w:tc>
+        <w:tc>
+          <w:tcPr>
+            <w:tcW w:type="dxa" w:w="1440"/>
+          </w:tcPr>
+          <w:p>
+            <w:r>
+              <w:rPr>
+                <w:rFonts w:ascii="Times New Roman" w:hAnsi="Times New Roman" w:eastAsia="Times New Roman"/>
+                <w:color w:val="000000"/>
+                <w:sz w:val="26"/>
+              </w:rPr>
+              <w:t>7.92</w:t>
+            </w:r>
+          </w:p>
+        </w:tc>
+        <w:tc>
+          <w:tcPr>
+            <w:tcW w:type="dxa" w:w="1440"/>
+          </w:tcPr>
+          <w:p>
+            <w:r>
+              <w:rPr>
+                <w:rFonts w:ascii="Times New Roman" w:hAnsi="Times New Roman" w:eastAsia="Times New Roman"/>
+                <w:color w:val="000000"/>
+                <w:sz w:val="26"/>
+              </w:rPr>
+            </w:r>
+          </w:p>
+        </w:tc>
+        <w:tc>
+          <w:tcPr>
+            <w:tcW w:type="dxa" w:w="1440"/>
+          </w:tcPr>
+          <w:p>
+            <w:r>
+              <w:rPr>
+                <w:rFonts w:ascii="Times New Roman" w:hAnsi="Times New Roman" w:eastAsia="Times New Roman"/>
+                <w:color w:val="000000"/>
+                <w:sz w:val="26"/>
+              </w:rPr>
+              <w:t>Known bug: bác sĩ chưa thể xem hồ sơ bệnh nhân khi lịch đang chờ xác nhận.</w:t>
             </w:r>
           </w:p>
         </w:tc>
@@ -777,22 +771,22 @@
                 <w:color w:val="000000"/>
                 <w:sz w:val="26"/>
               </w:rPr>
-              <w:t>06/09/2026 19:11:07</w:t>
-            </w:r>
-          </w:p>
-        </w:tc>
-        <w:tc>
-          <w:tcPr>
-            <w:tcW w:type="dxa" w:w="1440"/>
-          </w:tcPr>
-          <w:p>
-            <w:r>
-              <w:rPr>
-                <w:rFonts w:ascii="Times New Roman" w:hAnsi="Times New Roman" w:eastAsia="Times New Roman"/>
-                <w:color w:val="000000"/>
-                <w:sz w:val="26"/>
-              </w:rPr>
-              <w:t>14.58</w:t>
+              <w:t>07/09/2026 18:53:42</w:t>
+            </w:r>
+          </w:p>
+        </w:tc>
+        <w:tc>
+          <w:tcPr>
+            <w:tcW w:type="dxa" w:w="1440"/>
+          </w:tcPr>
+          <w:p>
+            <w:r>
+              <w:rPr>
+                <w:rFonts w:ascii="Times New Roman" w:hAnsi="Times New Roman" w:eastAsia="Times New Roman"/>
+                <w:color w:val="000000"/>
+                <w:sz w:val="26"/>
+              </w:rPr>
+              <w:t>8.18</w:t>
             </w:r>
           </w:p>
         </w:tc>
@@ -867,22 +861,22 @@
                 <w:color w:val="000000"/>
                 <w:sz w:val="26"/>
               </w:rPr>
-              <w:t>06/09/2026 19:11:19</w:t>
-            </w:r>
-          </w:p>
-        </w:tc>
-        <w:tc>
-          <w:tcPr>
-            <w:tcW w:type="dxa" w:w="1440"/>
-          </w:tcPr>
-          <w:p>
-            <w:r>
-              <w:rPr>
-                <w:rFonts w:ascii="Times New Roman" w:hAnsi="Times New Roman" w:eastAsia="Times New Roman"/>
-                <w:color w:val="000000"/>
-                <w:sz w:val="26"/>
-              </w:rPr>
-              <w:t>8.82</w:t>
+              <w:t>07/09/2026 18:53:47</w:t>
+            </w:r>
+          </w:p>
+        </w:tc>
+        <w:tc>
+          <w:tcPr>
+            <w:tcW w:type="dxa" w:w="1440"/>
+          </w:tcPr>
+          <w:p>
+            <w:r>
+              <w:rPr>
+                <w:rFonts w:ascii="Times New Roman" w:hAnsi="Times New Roman" w:eastAsia="Times New Roman"/>
+                <w:color w:val="000000"/>
+                <w:sz w:val="26"/>
+              </w:rPr>
+              <w:t>1.90</w:t>
             </w:r>
           </w:p>
         </w:tc>
@@ -957,22 +951,22 @@
                 <w:color w:val="000000"/>
                 <w:sz w:val="26"/>
               </w:rPr>
-              <w:t>06/09/2026 19:11:40</w:t>
-            </w:r>
-          </w:p>
-        </w:tc>
-        <w:tc>
-          <w:tcPr>
-            <w:tcW w:type="dxa" w:w="1440"/>
-          </w:tcPr>
-          <w:p>
-            <w:r>
-              <w:rPr>
-                <w:rFonts w:ascii="Times New Roman" w:hAnsi="Times New Roman" w:eastAsia="Times New Roman"/>
-                <w:color w:val="000000"/>
-                <w:sz w:val="26"/>
-              </w:rPr>
-              <w:t>17.28</w:t>
+              <w:t>07/09/2026 18:54:01</w:t>
+            </w:r>
+          </w:p>
+        </w:tc>
+        <w:tc>
+          <w:tcPr>
+            <w:tcW w:type="dxa" w:w="1440"/>
+          </w:tcPr>
+          <w:p>
+            <w:r>
+              <w:rPr>
+                <w:rFonts w:ascii="Times New Roman" w:hAnsi="Times New Roman" w:eastAsia="Times New Roman"/>
+                <w:color w:val="000000"/>
+                <w:sz w:val="26"/>
+              </w:rPr>
+              <w:t>10.98</w:t>
             </w:r>
           </w:p>
         </w:tc>
@@ -1047,22 +1041,22 @@
                 <w:color w:val="000000"/>
                 <w:sz w:val="26"/>
               </w:rPr>
-              <w:t>06/09/2026 19:12:01</w:t>
-            </w:r>
-          </w:p>
-        </w:tc>
-        <w:tc>
-          <w:tcPr>
-            <w:tcW w:type="dxa" w:w="1440"/>
-          </w:tcPr>
-          <w:p>
-            <w:r>
-              <w:rPr>
-                <w:rFonts w:ascii="Times New Roman" w:hAnsi="Times New Roman" w:eastAsia="Times New Roman"/>
-                <w:color w:val="000000"/>
-                <w:sz w:val="26"/>
-              </w:rPr>
-              <w:t>17.56</w:t>
+              <w:t>07/09/2026 18:54:15</w:t>
+            </w:r>
+          </w:p>
+        </w:tc>
+        <w:tc>
+          <w:tcPr>
+            <w:tcW w:type="dxa" w:w="1440"/>
+          </w:tcPr>
+          <w:p>
+            <w:r>
+              <w:rPr>
+                <w:rFonts w:ascii="Times New Roman" w:hAnsi="Times New Roman" w:eastAsia="Times New Roman"/>
+                <w:color w:val="000000"/>
+                <w:sz w:val="26"/>
+              </w:rPr>
+              <w:t>11.16</w:t>
             </w:r>
           </w:p>
         </w:tc>
@@ -1137,22 +1131,22 @@
                 <w:color w:val="000000"/>
                 <w:sz w:val="26"/>
               </w:rPr>
-              <w:t>06/09/2026 19:10:32</w:t>
-            </w:r>
-          </w:p>
-        </w:tc>
-        <w:tc>
-          <w:tcPr>
-            <w:tcW w:type="dxa" w:w="1440"/>
-          </w:tcPr>
-          <w:p>
-            <w:r>
-              <w:rPr>
-                <w:rFonts w:ascii="Times New Roman" w:hAnsi="Times New Roman" w:eastAsia="Times New Roman"/>
-                <w:color w:val="000000"/>
-                <w:sz w:val="26"/>
-              </w:rPr>
-              <w:t>13.39</w:t>
+              <w:t>07/09/2026 18:53:19</w:t>
+            </w:r>
+          </w:p>
+        </w:tc>
+        <w:tc>
+          <w:tcPr>
+            <w:tcW w:type="dxa" w:w="1440"/>
+          </w:tcPr>
+          <w:p>
+            <w:r>
+              <w:rPr>
+                <w:rFonts w:ascii="Times New Roman" w:hAnsi="Times New Roman" w:eastAsia="Times New Roman"/>
+                <w:color w:val="000000"/>
+                <w:sz w:val="26"/>
+              </w:rPr>
+              <w:t>5.70</w:t>
             </w:r>
           </w:p>
         </w:tc>
@@ -1363,7 +1357,7 @@
                 <w:color w:val="000000"/>
                 <w:sz w:val="26"/>
               </w:rPr>
-              <w:t>06/09/2026 19:09:16</w:t>
+              <w:t>07/09/2026 18:52:43</w:t>
             </w:r>
           </w:p>
         </w:tc>
@@ -1454,22 +1448,22 @@
                 <w:color w:val="000000"/>
                 <w:sz w:val="26"/>
               </w:rPr>
-              <w:t>06/09/2026 19:09:21</w:t>
-            </w:r>
-          </w:p>
-        </w:tc>
-        <w:tc>
-          <w:tcPr>
-            <w:tcW w:type="dxa" w:w="1440"/>
-          </w:tcPr>
-          <w:p>
-            <w:r>
-              <w:rPr>
-                <w:rFonts w:ascii="Times New Roman" w:hAnsi="Times New Roman" w:eastAsia="Times New Roman"/>
-                <w:color w:val="000000"/>
-                <w:sz w:val="26"/>
-              </w:rPr>
-              <w:t>Chọn ngày 13/09/2026, giờ 08:00 và nhập ghi chú</w:t>
+              <w:t>07/09/2026 18:52:44</w:t>
+            </w:r>
+          </w:p>
+        </w:tc>
+        <w:tc>
+          <w:tcPr>
+            <w:tcW w:type="dxa" w:w="1440"/>
+          </w:tcPr>
+          <w:p>
+            <w:r>
+              <w:rPr>
+                <w:rFonts w:ascii="Times New Roman" w:hAnsi="Times New Roman" w:eastAsia="Times New Roman"/>
+                <w:color w:val="000000"/>
+                <w:sz w:val="26"/>
+              </w:rPr>
+              <w:t>Chọn ngày 19/09/2026, giờ 08:00 và nhập ghi chú</w:t>
             </w:r>
           </w:p>
         </w:tc>
@@ -1545,7 +1539,7 @@
                 <w:color w:val="000000"/>
                 <w:sz w:val="26"/>
               </w:rPr>
-              <w:t>06/09/2026 19:09:25</w:t>
+              <w:t>07/09/2026 18:52:44</w:t>
             </w:r>
           </w:p>
         </w:tc>
@@ -1637,7 +1631,7 @@
                 <w:color w:val="000000"/>
                 <w:sz w:val="26"/>
               </w:rPr>
-              <w:t>06/09/2026 19:09:36</w:t>
+              <w:t>07/09/2026 18:52:45</w:t>
             </w:r>
           </w:p>
         </w:tc>
@@ -1728,7 +1722,7 @@
                 <w:color w:val="000000"/>
                 <w:sz w:val="26"/>
               </w:rPr>
-              <w:t>06/09/2026 19:09:37</w:t>
+              <w:t>07/09/2026 18:52:46</w:t>
             </w:r>
           </w:p>
         </w:tc>
@@ -1819,7 +1813,7 @@
                 <w:color w:val="000000"/>
                 <w:sz w:val="26"/>
               </w:rPr>
-              <w:t>06/09/2026 19:09:37</w:t>
+              <w:t>07/09/2026 18:52:46</w:t>
             </w:r>
           </w:p>
         </w:tc>
@@ -1910,7 +1904,7 @@
                 <w:color w:val="000000"/>
                 <w:sz w:val="26"/>
               </w:rPr>
-              <w:t>06/09/2026 19:09:48</w:t>
+              <w:t>07/09/2026 18:52:51</w:t>
             </w:r>
           </w:p>
         </w:tc>
@@ -2001,7 +1995,7 @@
                 <w:color w:val="000000"/>
                 <w:sz w:val="26"/>
               </w:rPr>
-              <w:t>06/09/2026 19:09:49</w:t>
+              <w:t>07/09/2026 18:52:51</w:t>
             </w:r>
           </w:p>
         </w:tc>
@@ -2092,7 +2086,7 @@
                 <w:color w:val="000000"/>
                 <w:sz w:val="26"/>
               </w:rPr>
-              <w:t>06/09/2026 19:09:50</w:t>
+              <w:t>07/09/2026 18:52:52</w:t>
             </w:r>
           </w:p>
         </w:tc>
@@ -2183,7 +2177,7 @@
                 <w:color w:val="000000"/>
                 <w:sz w:val="26"/>
               </w:rPr>
-              <w:t>06/09/2026 19:09:50</w:t>
+              <w:t>07/09/2026 18:52:52</w:t>
             </w:r>
           </w:p>
         </w:tc>
@@ -2275,7 +2269,7 @@
                 <w:color w:val="000000"/>
                 <w:sz w:val="26"/>
               </w:rPr>
-              <w:t>06/09/2026 19:09:56</w:t>
+              <w:t>07/09/2026 18:52:58</w:t>
             </w:r>
           </w:p>
         </w:tc>
@@ -2366,7 +2360,7 @@
                 <w:color w:val="000000"/>
                 <w:sz w:val="26"/>
               </w:rPr>
-              <w:t>06/09/2026 19:10:07</w:t>
+              <w:t>07/09/2026 18:53:03</w:t>
             </w:r>
           </w:p>
         </w:tc>
@@ -2457,7 +2451,7 @@
                 <w:color w:val="000000"/>
                 <w:sz w:val="26"/>
               </w:rPr>
-              <w:t>06/09/2026 19:10:08</w:t>
+              <w:t>07/09/2026 18:53:03</w:t>
             </w:r>
           </w:p>
         </w:tc>
@@ -2548,7 +2542,7 @@
                 <w:color w:val="000000"/>
                 <w:sz w:val="26"/>
               </w:rPr>
-              <w:t>06/09/2026 19:10:08</w:t>
+              <w:t>07/09/2026 18:53:03</w:t>
             </w:r>
           </w:p>
         </w:tc>
@@ -2639,7 +2633,7 @@
                 <w:color w:val="000000"/>
                 <w:sz w:val="26"/>
               </w:rPr>
-              <w:t>06/09/2026 19:10:09</w:t>
+              <w:t>07/09/2026 18:53:04</w:t>
             </w:r>
           </w:p>
         </w:tc>
@@ -2731,7 +2725,7 @@
                 <w:color w:val="000000"/>
                 <w:sz w:val="26"/>
               </w:rPr>
-              <w:t>06/09/2026 19:10:15</w:t>
+              <w:t>07/09/2026 18:53:10</w:t>
             </w:r>
           </w:p>
         </w:tc>
@@ -2822,7 +2816,7 @@
                 <w:color w:val="000000"/>
                 <w:sz w:val="26"/>
               </w:rPr>
-              <w:t>06/09/2026 19:10:27</w:t>
+              <w:t>07/09/2026 18:53:15</w:t>
             </w:r>
           </w:p>
         </w:tc>
@@ -2913,7 +2907,7 @@
                 <w:color w:val="000000"/>
                 <w:sz w:val="26"/>
               </w:rPr>
-              <w:t>06/09/2026 19:10:27</w:t>
+              <w:t>07/09/2026 18:53:15</w:t>
             </w:r>
           </w:p>
         </w:tc>
@@ -3004,7 +2998,7 @@
                 <w:color w:val="000000"/>
                 <w:sz w:val="26"/>
               </w:rPr>
-              <w:t>06/09/2026 19:10:28</w:t>
+              <w:t>07/09/2026 18:53:15</w:t>
             </w:r>
           </w:p>
         </w:tc>
@@ -3095,7 +3089,7 @@
                 <w:color w:val="000000"/>
                 <w:sz w:val="26"/>
               </w:rPr>
-              <w:t>06/09/2026 19:10:28</w:t>
+              <w:t>07/09/2026 18:53:16</w:t>
             </w:r>
           </w:p>
         </w:tc>
@@ -3186,7 +3180,7 @@
                 <w:color w:val="000000"/>
                 <w:sz w:val="26"/>
               </w:rPr>
-              <w:t>06/09/2026 19:10:32</w:t>
+              <w:t>07/09/2026 18:53:19</w:t>
             </w:r>
           </w:p>
         </w:tc>
@@ -3277,7 +3271,7 @@
                 <w:color w:val="000000"/>
                 <w:sz w:val="26"/>
               </w:rPr>
-              <w:t>06/09/2026 19:10:32</w:t>
+              <w:t>07/09/2026 18:53:19</w:t>
             </w:r>
           </w:p>
         </w:tc>
@@ -3368,7 +3362,7 @@
                 <w:color w:val="000000"/>
                 <w:sz w:val="26"/>
               </w:rPr>
-              <w:t>06/09/2026 19:10:43</w:t>
+              <w:t>07/09/2026 18:53:24</w:t>
             </w:r>
           </w:p>
         </w:tc>
@@ -3459,7 +3453,7 @@
                 <w:color w:val="000000"/>
                 <w:sz w:val="26"/>
               </w:rPr>
-              <w:t>06/09/2026 19:10:43</w:t>
+              <w:t>07/09/2026 18:53:24</w:t>
             </w:r>
           </w:p>
         </w:tc>
@@ -3550,7 +3544,7 @@
                 <w:color w:val="000000"/>
                 <w:sz w:val="26"/>
               </w:rPr>
-              <w:t>06/09/2026 19:10:49</w:t>
+              <w:t>07/09/2026 18:53:30</w:t>
             </w:r>
           </w:p>
         </w:tc>
@@ -3586,7 +3580,7 @@
               <w:br/>
               <w:t xml:space="preserve"> +  where False = is_patient_profile_button_present(320)</w:t>
               <w:br/>
-              <w:t xml:space="preserve"> +    where is_patient_profile_button_present = &lt;pages.DoctorAppointmentPage.DoctorAppointmentPage object at 0x0000015EF446FA90&gt;.is_patient_profile_button_present</w:t>
+              <w:t xml:space="preserve"> +    where is_patient_profile_button_present = &lt;pages.DoctorAppointmentPage.DoctorAppointmentPage object at 0x000001439491C890&gt;.is_patient_profile_button_present</w:t>
             </w:r>
           </w:p>
         </w:tc>
@@ -3648,7 +3642,7 @@
                 <w:color w:val="000000"/>
                 <w:sz w:val="26"/>
               </w:rPr>
-              <w:t>06/09/2026 19:11:01</w:t>
+              <w:t>07/09/2026 18:53:35</w:t>
             </w:r>
           </w:p>
         </w:tc>
@@ -3739,7 +3733,7 @@
                 <w:color w:val="000000"/>
                 <w:sz w:val="26"/>
               </w:rPr>
-              <w:t>06/09/2026 19:11:01</w:t>
+              <w:t>07/09/2026 18:53:35</w:t>
             </w:r>
           </w:p>
         </w:tc>
@@ -3830,7 +3824,7 @@
                 <w:color w:val="000000"/>
                 <w:sz w:val="26"/>
               </w:rPr>
-              <w:t>06/09/2026 19:11:01</w:t>
+              <w:t>07/09/2026 18:53:35</w:t>
             </w:r>
           </w:p>
         </w:tc>
@@ -3921,7 +3915,7 @@
                 <w:color w:val="000000"/>
                 <w:sz w:val="26"/>
               </w:rPr>
-              <w:t>06/09/2026 19:11:07</w:t>
+              <w:t>07/09/2026 18:53:41</w:t>
             </w:r>
           </w:p>
         </w:tc>
@@ -4012,7 +4006,7 @@
                 <w:color w:val="000000"/>
                 <w:sz w:val="26"/>
               </w:rPr>
-              <w:t>06/09/2026 19:11:07</w:t>
+              <w:t>07/09/2026 18:53:42</w:t>
             </w:r>
           </w:p>
         </w:tc>
@@ -4103,7 +4097,7 @@
                 <w:color w:val="000000"/>
                 <w:sz w:val="26"/>
               </w:rPr>
-              <w:t>06/09/2026 19:11:18</w:t>
+              <w:t>07/09/2026 18:53:46</w:t>
             </w:r>
           </w:p>
         </w:tc>
@@ -4194,7 +4188,7 @@
                 <w:color w:val="000000"/>
                 <w:sz w:val="26"/>
               </w:rPr>
-              <w:t>06/09/2026 19:11:19</w:t>
+              <w:t>07/09/2026 18:53:47</w:t>
             </w:r>
           </w:p>
         </w:tc>
@@ -4285,7 +4279,7 @@
                 <w:color w:val="000000"/>
                 <w:sz w:val="26"/>
               </w:rPr>
-              <w:t>06/09/2026 19:11:19</w:t>
+              <w:t>07/09/2026 18:53:47</w:t>
             </w:r>
           </w:p>
         </w:tc>
@@ -4376,7 +4370,7 @@
                 <w:color w:val="000000"/>
                 <w:sz w:val="26"/>
               </w:rPr>
-              <w:t>06/09/2026 19:11:19</w:t>
+              <w:t>07/09/2026 18:53:47</w:t>
             </w:r>
           </w:p>
         </w:tc>
@@ -4467,7 +4461,7 @@
                 <w:color w:val="000000"/>
                 <w:sz w:val="26"/>
               </w:rPr>
-              <w:t>06/09/2026 19:11:19</w:t>
+              <w:t>07/09/2026 18:53:47</w:t>
             </w:r>
           </w:p>
         </w:tc>
@@ -4558,7 +4552,7 @@
                 <w:color w:val="000000"/>
                 <w:sz w:val="26"/>
               </w:rPr>
-              <w:t>06/09/2026 19:11:31</w:t>
+              <w:t>07/09/2026 18:53:51</w:t>
             </w:r>
           </w:p>
         </w:tc>
@@ -4649,7 +4643,7 @@
                 <w:color w:val="000000"/>
                 <w:sz w:val="26"/>
               </w:rPr>
-              <w:t>06/09/2026 19:11:34</w:t>
+              <w:t>07/09/2026 18:53:55</w:t>
             </w:r>
           </w:p>
         </w:tc>
@@ -4740,7 +4734,7 @@
                 <w:color w:val="000000"/>
                 <w:sz w:val="26"/>
               </w:rPr>
-              <w:t>06/09/2026 19:11:34</w:t>
+              <w:t>07/09/2026 18:53:55</w:t>
             </w:r>
           </w:p>
         </w:tc>
@@ -4831,7 +4825,7 @@
                 <w:color w:val="000000"/>
                 <w:sz w:val="26"/>
               </w:rPr>
-              <w:t>06/09/2026 19:11:34</w:t>
+              <w:t>07/09/2026 18:53:55</w:t>
             </w:r>
           </w:p>
         </w:tc>
@@ -4922,7 +4916,7 @@
                 <w:color w:val="000000"/>
                 <w:sz w:val="26"/>
               </w:rPr>
-              <w:t>06/09/2026 19:11:40</w:t>
+              <w:t>07/09/2026 18:54:01</w:t>
             </w:r>
           </w:p>
         </w:tc>
@@ -5013,7 +5007,7 @@
                 <w:color w:val="000000"/>
                 <w:sz w:val="26"/>
               </w:rPr>
-              <w:t>06/09/2026 19:11:51</w:t>
+              <w:t>07/09/2026 18:54:06</w:t>
             </w:r>
           </w:p>
         </w:tc>
@@ -5104,7 +5098,7 @@
                 <w:color w:val="000000"/>
                 <w:sz w:val="26"/>
               </w:rPr>
-              <w:t>06/09/2026 19:11:51</w:t>
+              <w:t>07/09/2026 18:54:06</w:t>
             </w:r>
           </w:p>
         </w:tc>
@@ -5195,7 +5189,7 @@
                 <w:color w:val="000000"/>
                 <w:sz w:val="26"/>
               </w:rPr>
-              <w:t>06/09/2026 19:11:54</w:t>
+              <w:t>07/09/2026 18:54:09</w:t>
             </w:r>
           </w:p>
         </w:tc>
@@ -5286,7 +5280,7 @@
                 <w:color w:val="000000"/>
                 <w:sz w:val="26"/>
               </w:rPr>
-              <w:t>06/09/2026 19:11:55</w:t>
+              <w:t>07/09/2026 18:54:09</w:t>
             </w:r>
           </w:p>
         </w:tc>
@@ -5377,7 +5371,7 @@
                 <w:color w:val="000000"/>
                 <w:sz w:val="26"/>
               </w:rPr>
-              <w:t>06/09/2026 19:12:01</w:t>
+              <w:t>07/09/2026 18:54:15</w:t>
             </w:r>
           </w:p>
         </w:tc>
